--- a/backend/templates/complaint/CDOGS-ERS-COMPLAINT-TEMPLATE-v1.docx
+++ b/backend/templates/complaint/CDOGS-ERS-COMPLAINT-TEMPLATE-v1.docx
@@ -146,7 +146,6 @@
               </w:rPr>
               <w:t>{</w:t>
             </w:r>
-            <w:proofErr w:type="spellStart"/>
             <w:r>
               <w:rPr>
                 <w:rFonts w:ascii="BC Sans" w:eastAsia="Times New Roman" w:hAnsi="BC Sans" w:cs="Times New Roman"/>
@@ -177,7 +176,6 @@
               </w:rPr>
               <w:t>reportedOn</w:t>
             </w:r>
-            <w:proofErr w:type="spellEnd"/>
             <w:r>
               <w:rPr>
                 <w:rFonts w:ascii="BC Sans" w:eastAsia="Times New Roman" w:hAnsi="BC Sans" w:cs="Times New Roman"/>
@@ -216,7 +214,6 @@
               </w:rPr>
               <w:t>Created by: {</w:t>
             </w:r>
-            <w:proofErr w:type="spellStart"/>
             <w:r>
               <w:rPr>
                 <w:rFonts w:ascii="BC Sans" w:eastAsia="Times New Roman" w:hAnsi="BC Sans" w:cs="Times New Roman"/>
@@ -249,7 +246,6 @@
               </w:rPr>
               <w:t>createdBy</w:t>
             </w:r>
-            <w:proofErr w:type="spellEnd"/>
             <w:r>
               <w:rPr>
                 <w:rFonts w:ascii="BC Sans" w:eastAsia="Times New Roman" w:hAnsi="BC Sans" w:cs="Times New Roman"/>
@@ -282,7 +278,6 @@
               </w:rPr>
               <w:t>Status: {</w:t>
             </w:r>
-            <w:proofErr w:type="spellStart"/>
             <w:r>
               <w:rPr>
                 <w:rFonts w:ascii="BC Sans" w:eastAsia="Times New Roman" w:hAnsi="BC Sans" w:cs="Times New Roman"/>
@@ -315,7 +310,6 @@
               </w:rPr>
               <w:t>status</w:t>
             </w:r>
-            <w:proofErr w:type="spellEnd"/>
             <w:r>
               <w:rPr>
                 <w:rFonts w:ascii="BC Sans" w:eastAsia="Times New Roman" w:hAnsi="BC Sans" w:cs="Times New Roman"/>
@@ -383,7 +377,6 @@
               </w:rPr>
               <w:t>{</w:t>
             </w:r>
-            <w:proofErr w:type="spellStart"/>
             <w:r>
               <w:rPr>
                 <w:rFonts w:ascii="BC Sans" w:eastAsia="Times New Roman" w:hAnsi="BC Sans" w:cs="Times New Roman"/>
@@ -416,7 +409,6 @@
               </w:rPr>
               <w:t>updatedOn</w:t>
             </w:r>
-            <w:proofErr w:type="spellEnd"/>
             <w:r>
               <w:rPr>
                 <w:rFonts w:ascii="BC Sans" w:eastAsia="Times New Roman" w:hAnsi="BC Sans" w:cs="Times New Roman"/>
@@ -460,17 +452,7 @@
                 <w:sz w:val="20"/>
                 <w:szCs w:val="20"/>
               </w:rPr>
-              <w:t xml:space="preserve"> {</w:t>
-            </w:r>
-            <w:proofErr w:type="spellStart"/>
-            <w:r>
-              <w:rPr>
-                <w:rFonts w:ascii="BC Sans" w:eastAsia="Times New Roman" w:hAnsi="BC Sans" w:cs="Times New Roman"/>
-                <w:color w:val="000000" w:themeColor="text1"/>
-                <w:sz w:val="20"/>
-                <w:szCs w:val="20"/>
-              </w:rPr>
-              <w:t>d</w:t>
+              <w:t xml:space="preserve"> {d</w:t>
             </w:r>
             <w:r>
               <w:rPr>
@@ -489,17 +471,7 @@
                 <w:sz w:val="20"/>
                 <w:szCs w:val="20"/>
               </w:rPr>
-              <w:t>officerAssigned</w:t>
-            </w:r>
-            <w:proofErr w:type="spellEnd"/>
-            <w:r>
-              <w:rPr>
-                <w:rFonts w:ascii="BC Sans" w:eastAsia="Times New Roman" w:hAnsi="BC Sans" w:cs="Times New Roman"/>
-                <w:color w:val="000000" w:themeColor="text1"/>
-                <w:sz w:val="20"/>
-                <w:szCs w:val="20"/>
-              </w:rPr>
-              <w:t>}</w:t>
+              <w:t>officerAssigned}</w:t>
             </w:r>
           </w:p>
         </w:tc>
@@ -548,6 +520,10 @@
             <w:r>
               <w:rPr>
                 <w:rStyle w:val="CommentReference"/>
+                <w:rFonts w:ascii="BC Sans" w:eastAsia="Times New Roman" w:hAnsi="BC Sans" w:cs="Times New Roman"/>
+                <w:color w:val="000000" w:themeColor="text1"/>
+                <w:sz w:val="20"/>
+                <w:szCs w:val="20"/>
               </w:rPr>
               <w:commentReference w:id="0"/>
             </w:r>
@@ -622,20 +598,7 @@
           <w:lang w:eastAsia="en-CA"/>
           <w14:ligatures w14:val="none"/>
         </w:rPr>
-        <w:t>{</w:t>
-      </w:r>
-      <w:proofErr w:type="spellStart"/>
-      <w:r>
-        <w:rPr>
-          <w:rFonts w:ascii="BC Sans" w:eastAsia="Times New Roman" w:hAnsi="BC Sans" w:cs="Segoe UI"/>
-          <w:color w:val="000000"/>
-          <w:kern w:val="0"/>
-          <w:sz w:val="20"/>
-          <w:szCs w:val="20"/>
-          <w:lang w:eastAsia="en-CA"/>
-          <w14:ligatures w14:val="none"/>
-        </w:rPr>
-        <w:t>d.</w:t>
+        <w:t>{d.</w:t>
       </w:r>
       <w:r>
         <w:rPr>
@@ -683,46 +646,7 @@
           <w:lang w:eastAsia="en-CA"/>
           <w14:ligatures w14:val="none"/>
         </w:rPr>
-        <w:t>:ifEQ</w:t>
-      </w:r>
-      <w:proofErr w:type="spellEnd"/>
-      <w:r>
-        <w:rPr>
-          <w:rFonts w:ascii="BC Sans" w:eastAsia="Times New Roman" w:hAnsi="BC Sans" w:cs="Segoe UI"/>
-          <w:color w:val="000000"/>
-          <w:kern w:val="0"/>
-          <w:sz w:val="20"/>
-          <w:szCs w:val="20"/>
-          <w:lang w:eastAsia="en-CA"/>
-          <w14:ligatures w14:val="none"/>
-        </w:rPr>
-        <w:t>(true):</w:t>
-      </w:r>
-      <w:proofErr w:type="spellStart"/>
-      <w:r>
-        <w:rPr>
-          <w:rFonts w:ascii="BC Sans" w:eastAsia="Times New Roman" w:hAnsi="BC Sans" w:cs="Segoe UI"/>
-          <w:color w:val="000000"/>
-          <w:kern w:val="0"/>
-          <w:sz w:val="20"/>
-          <w:szCs w:val="20"/>
-          <w:lang w:eastAsia="en-CA"/>
-          <w14:ligatures w14:val="none"/>
-        </w:rPr>
-        <w:t>showBegin</w:t>
-      </w:r>
-      <w:proofErr w:type="spellEnd"/>
-      <w:r>
-        <w:rPr>
-          <w:rFonts w:ascii="BC Sans" w:eastAsia="Times New Roman" w:hAnsi="BC Sans" w:cs="Segoe UI"/>
-          <w:color w:val="000000"/>
-          <w:kern w:val="0"/>
-          <w:sz w:val="20"/>
-          <w:szCs w:val="20"/>
-          <w:lang w:eastAsia="en-CA"/>
-          <w14:ligatures w14:val="none"/>
-        </w:rPr>
-        <w:t>}</w:t>
+        <w:t>:ifEQ(true):showBegin}</w:t>
       </w:r>
     </w:p>
     <w:tbl>
@@ -787,9 +711,12 @@
             <w:r>
               <w:rPr>
                 <w:rStyle w:val="CommentReference"/>
-                <w:b w:val="0"/>
-                <w:bCs w:val="0"/>
-                <w:caps w:val="0"/>
+                <w:rFonts w:ascii="BC Sans" w:eastAsia="Times New Roman" w:hAnsi="BC Sans" w:cs="Times New Roman"/>
+                <w:color w:val="000000"/>
+                <w:kern w:val="0"/>
+                <w:sz w:val="20"/>
+                <w:szCs w:val="20"/>
+                <w14:ligatures w14:val="none"/>
               </w:rPr>
               <w:commentReference w:id="1"/>
             </w:r>
@@ -911,20 +838,7 @@
                 <w:sz w:val="20"/>
                 <w:szCs w:val="20"/>
               </w:rPr>
-              <w:t>{</w:t>
-            </w:r>
-            <w:proofErr w:type="spellStart"/>
-            <w:r>
-              <w:rPr>
-                <w:rFonts w:ascii="BC Sans" w:eastAsia="Times New Roman" w:hAnsi="BC Sans" w:cs="Times New Roman"/>
-                <w:b w:val="0"/>
-                <w:bCs w:val="0"/>
-                <w:caps w:val="0"/>
-                <w:color w:val="000000" w:themeColor="text1"/>
-                <w:sz w:val="20"/>
-                <w:szCs w:val="20"/>
-              </w:rPr>
-              <w:t>d.</w:t>
+              <w:t>{d.</w:t>
             </w:r>
             <w:r>
               <w:rPr>
@@ -948,46 +862,7 @@
                 <w:sz w:val="20"/>
                 <w:szCs w:val="20"/>
               </w:rPr>
-              <w:t>omplaints</w:t>
-            </w:r>
-            <w:proofErr w:type="spellEnd"/>
-            <w:r>
-              <w:rPr>
-                <w:rFonts w:ascii="BC Sans" w:eastAsia="Times New Roman" w:hAnsi="BC Sans" w:cs="Times New Roman"/>
-                <w:b w:val="0"/>
-                <w:bCs w:val="0"/>
-                <w:caps w:val="0"/>
-                <w:color w:val="000000" w:themeColor="text1"/>
-                <w:sz w:val="20"/>
-                <w:szCs w:val="20"/>
-              </w:rPr>
-              <w:t>[</w:t>
-            </w:r>
-            <w:proofErr w:type="spellStart"/>
-            <w:r>
-              <w:rPr>
-                <w:rFonts w:ascii="BC Sans" w:eastAsia="Times New Roman" w:hAnsi="BC Sans" w:cs="Times New Roman"/>
-                <w:b w:val="0"/>
-                <w:bCs w:val="0"/>
-                <w:caps w:val="0"/>
-                <w:color w:val="000000" w:themeColor="text1"/>
-                <w:sz w:val="20"/>
-                <w:szCs w:val="20"/>
-              </w:rPr>
-              <w:t>i</w:t>
-            </w:r>
-            <w:proofErr w:type="spellEnd"/>
-            <w:r>
-              <w:rPr>
-                <w:rFonts w:ascii="BC Sans" w:eastAsia="Times New Roman" w:hAnsi="BC Sans" w:cs="Times New Roman"/>
-                <w:b w:val="0"/>
-                <w:bCs w:val="0"/>
-                <w:caps w:val="0"/>
-                <w:color w:val="000000" w:themeColor="text1"/>
-                <w:sz w:val="20"/>
-                <w:szCs w:val="20"/>
-              </w:rPr>
-              <w:t>].id}</w:t>
+              <w:t>omplaints[i].id}</w:t>
             </w:r>
             <w:r>
               <w:rPr>
@@ -1011,20 +886,7 @@
                 <w:sz w:val="20"/>
                 <w:szCs w:val="20"/>
               </w:rPr>
-              <w:t>{</w:t>
-            </w:r>
-            <w:proofErr w:type="spellStart"/>
-            <w:r>
-              <w:rPr>
-                <w:rFonts w:ascii="BC Sans" w:eastAsia="Times New Roman" w:hAnsi="BC Sans" w:cs="Times New Roman"/>
-                <w:b w:val="0"/>
-                <w:bCs w:val="0"/>
-                <w:caps w:val="0"/>
-                <w:color w:val="000000" w:themeColor="text1"/>
-                <w:sz w:val="20"/>
-                <w:szCs w:val="20"/>
-              </w:rPr>
-              <w:t>d</w:t>
+              <w:t>{d</w:t>
             </w:r>
             <w:r>
               <w:rPr>
@@ -1048,46 +910,7 @@
                 <w:sz w:val="20"/>
                 <w:szCs w:val="20"/>
               </w:rPr>
-              <w:t>omplaints</w:t>
-            </w:r>
-            <w:proofErr w:type="spellEnd"/>
-            <w:r>
-              <w:rPr>
-                <w:rFonts w:ascii="BC Sans" w:eastAsia="Times New Roman" w:hAnsi="BC Sans" w:cs="Times New Roman"/>
-                <w:b w:val="0"/>
-                <w:bCs w:val="0"/>
-                <w:caps w:val="0"/>
-                <w:color w:val="000000" w:themeColor="text1"/>
-                <w:sz w:val="20"/>
-                <w:szCs w:val="20"/>
-              </w:rPr>
-              <w:t>[</w:t>
-            </w:r>
-            <w:proofErr w:type="spellStart"/>
-            <w:r>
-              <w:rPr>
-                <w:rFonts w:ascii="BC Sans" w:eastAsia="Times New Roman" w:hAnsi="BC Sans" w:cs="Times New Roman"/>
-                <w:b w:val="0"/>
-                <w:bCs w:val="0"/>
-                <w:caps w:val="0"/>
-                <w:color w:val="000000" w:themeColor="text1"/>
-                <w:sz w:val="20"/>
-                <w:szCs w:val="20"/>
-              </w:rPr>
-              <w:t>i</w:t>
-            </w:r>
-            <w:proofErr w:type="spellEnd"/>
-            <w:r>
-              <w:rPr>
-                <w:rFonts w:ascii="BC Sans" w:eastAsia="Times New Roman" w:hAnsi="BC Sans" w:cs="Times New Roman"/>
-                <w:b w:val="0"/>
-                <w:bCs w:val="0"/>
-                <w:caps w:val="0"/>
-                <w:color w:val="000000" w:themeColor="text1"/>
-                <w:sz w:val="20"/>
-                <w:szCs w:val="20"/>
-              </w:rPr>
-              <w:t>].</w:t>
+              <w:t>omplaints[i].</w:t>
             </w:r>
             <w:r>
               <w:rPr>
@@ -1135,20 +958,7 @@
                 <w:sz w:val="20"/>
                 <w:szCs w:val="20"/>
               </w:rPr>
-              <w:t>{</w:t>
-            </w:r>
-            <w:proofErr w:type="spellStart"/>
-            <w:r>
-              <w:rPr>
-                <w:rFonts w:ascii="BC Sans" w:eastAsia="Times New Roman" w:hAnsi="BC Sans" w:cs="Times New Roman"/>
-                <w:b w:val="0"/>
-                <w:bCs w:val="0"/>
-                <w:caps w:val="0"/>
-                <w:color w:val="000000" w:themeColor="text1"/>
-                <w:sz w:val="20"/>
-                <w:szCs w:val="20"/>
-              </w:rPr>
-              <w:t>d</w:t>
+              <w:t>{d</w:t>
             </w:r>
             <w:r>
               <w:rPr>
@@ -1172,48 +982,8 @@
                 <w:sz w:val="20"/>
                 <w:szCs w:val="20"/>
               </w:rPr>
-              <w:t>omplaints</w:t>
-            </w:r>
-            <w:proofErr w:type="spellEnd"/>
-            <w:r>
-              <w:rPr>
-                <w:rFonts w:ascii="BC Sans" w:eastAsia="Times New Roman" w:hAnsi="BC Sans" w:cs="Times New Roman"/>
-                <w:b w:val="0"/>
-                <w:bCs w:val="0"/>
-                <w:caps w:val="0"/>
-                <w:color w:val="000000" w:themeColor="text1"/>
-                <w:sz w:val="20"/>
-                <w:szCs w:val="20"/>
-              </w:rPr>
-              <w:t>[</w:t>
-            </w:r>
-            <w:proofErr w:type="spellStart"/>
-            <w:r>
-              <w:rPr>
-                <w:rFonts w:ascii="BC Sans" w:eastAsia="Times New Roman" w:hAnsi="BC Sans" w:cs="Times New Roman"/>
-                <w:b w:val="0"/>
-                <w:bCs w:val="0"/>
-                <w:caps w:val="0"/>
-                <w:color w:val="000000" w:themeColor="text1"/>
-                <w:sz w:val="20"/>
-                <w:szCs w:val="20"/>
-              </w:rPr>
-              <w:t>i</w:t>
-            </w:r>
-            <w:proofErr w:type="spellEnd"/>
-            <w:r>
-              <w:rPr>
-                <w:rFonts w:ascii="BC Sans" w:eastAsia="Times New Roman" w:hAnsi="BC Sans" w:cs="Times New Roman"/>
-                <w:b w:val="0"/>
-                <w:bCs w:val="0"/>
-                <w:caps w:val="0"/>
-                <w:color w:val="000000" w:themeColor="text1"/>
-                <w:sz w:val="20"/>
-                <w:szCs w:val="20"/>
-              </w:rPr>
-              <w:t>].</w:t>
-            </w:r>
-            <w:proofErr w:type="spellStart"/>
+              <w:t>omplaints[i].</w:t>
+            </w:r>
             <w:r>
               <w:rPr>
                 <w:rFonts w:ascii="BC Sans" w:eastAsia="Times New Roman" w:hAnsi="BC Sans" w:cs="Times New Roman"/>
@@ -1226,7 +996,6 @@
               </w:rPr>
               <w:t>complaintTypeDescription</w:t>
             </w:r>
-            <w:proofErr w:type="spellEnd"/>
             <w:r>
               <w:rPr>
                 <w:rFonts w:ascii="BC Sans" w:eastAsia="Times New Roman" w:hAnsi="BC Sans" w:cs="Times New Roman"/>
@@ -1445,20 +1214,7 @@
                 <w:sz w:val="20"/>
                 <w:szCs w:val="20"/>
               </w:rPr>
-              <w:t>{</w:t>
-            </w:r>
-            <w:proofErr w:type="spellStart"/>
-            <w:r>
-              <w:rPr>
-                <w:rFonts w:ascii="BC Sans" w:eastAsia="Times New Roman" w:hAnsi="BC Sans" w:cs="Times New Roman"/>
-                <w:b w:val="0"/>
-                <w:bCs w:val="0"/>
-                <w:caps w:val="0"/>
-                <w:color w:val="000000" w:themeColor="text1"/>
-                <w:sz w:val="20"/>
-                <w:szCs w:val="20"/>
-              </w:rPr>
-              <w:t>d</w:t>
+              <w:t>{d</w:t>
             </w:r>
             <w:r>
               <w:rPr>
@@ -1482,20 +1238,7 @@
                 <w:sz w:val="20"/>
                 <w:szCs w:val="20"/>
               </w:rPr>
-              <w:t>omplaints</w:t>
-            </w:r>
-            <w:proofErr w:type="spellEnd"/>
-            <w:r>
-              <w:rPr>
-                <w:rFonts w:ascii="BC Sans" w:eastAsia="Times New Roman" w:hAnsi="BC Sans" w:cs="Times New Roman"/>
-                <w:b w:val="0"/>
-                <w:bCs w:val="0"/>
-                <w:caps w:val="0"/>
-                <w:color w:val="000000" w:themeColor="text1"/>
-                <w:sz w:val="20"/>
-                <w:szCs w:val="20"/>
-              </w:rPr>
-              <w:t>[i</w:t>
+              <w:t>omplaints[i</w:t>
             </w:r>
             <w:r>
               <w:rPr>
@@ -1543,20 +1286,7 @@
                 <w:sz w:val="20"/>
                 <w:szCs w:val="20"/>
               </w:rPr>
-              <w:t>{</w:t>
-            </w:r>
-            <w:proofErr w:type="spellStart"/>
-            <w:r>
-              <w:rPr>
-                <w:rFonts w:ascii="BC Sans" w:eastAsia="Times New Roman" w:hAnsi="BC Sans" w:cs="Times New Roman"/>
-                <w:b w:val="0"/>
-                <w:bCs w:val="0"/>
-                <w:caps w:val="0"/>
-                <w:color w:val="000000" w:themeColor="text1"/>
-                <w:sz w:val="20"/>
-                <w:szCs w:val="20"/>
-              </w:rPr>
-              <w:t>d.</w:t>
+              <w:t>{d.</w:t>
             </w:r>
             <w:r>
               <w:rPr>
@@ -1580,20 +1310,7 @@
                 <w:sz w:val="20"/>
                 <w:szCs w:val="20"/>
               </w:rPr>
-              <w:t>omplaints</w:t>
-            </w:r>
-            <w:proofErr w:type="spellEnd"/>
-            <w:r>
-              <w:rPr>
-                <w:rFonts w:ascii="BC Sans" w:eastAsia="Times New Roman" w:hAnsi="BC Sans" w:cs="Times New Roman"/>
-                <w:b w:val="0"/>
-                <w:bCs w:val="0"/>
-                <w:caps w:val="0"/>
-                <w:color w:val="000000" w:themeColor="text1"/>
-                <w:sz w:val="20"/>
-                <w:szCs w:val="20"/>
-              </w:rPr>
-              <w:t>[i</w:t>
+              <w:t>omplaints[i</w:t>
             </w:r>
             <w:r>
               <w:rPr>
@@ -1665,20 +1382,7 @@
                 <w:sz w:val="20"/>
                 <w:szCs w:val="20"/>
               </w:rPr>
-              <w:t>{</w:t>
-            </w:r>
-            <w:proofErr w:type="spellStart"/>
-            <w:r>
-              <w:rPr>
-                <w:rFonts w:ascii="BC Sans" w:eastAsia="Times New Roman" w:hAnsi="BC Sans" w:cs="Times New Roman"/>
-                <w:b w:val="0"/>
-                <w:bCs w:val="0"/>
-                <w:caps w:val="0"/>
-                <w:color w:val="000000" w:themeColor="text1"/>
-                <w:sz w:val="20"/>
-                <w:szCs w:val="20"/>
-              </w:rPr>
-              <w:t>d</w:t>
+              <w:t>{d</w:t>
             </w:r>
             <w:r>
               <w:rPr>
@@ -1702,20 +1406,7 @@
                 <w:sz w:val="20"/>
                 <w:szCs w:val="20"/>
               </w:rPr>
-              <w:t>omplaints</w:t>
-            </w:r>
-            <w:proofErr w:type="spellEnd"/>
-            <w:r>
-              <w:rPr>
-                <w:rFonts w:ascii="BC Sans" w:eastAsia="Times New Roman" w:hAnsi="BC Sans" w:cs="Times New Roman"/>
-                <w:b w:val="0"/>
-                <w:bCs w:val="0"/>
-                <w:caps w:val="0"/>
-                <w:color w:val="000000" w:themeColor="text1"/>
-                <w:sz w:val="20"/>
-                <w:szCs w:val="20"/>
-              </w:rPr>
-              <w:t>[i</w:t>
+              <w:t>omplaints[i</w:t>
             </w:r>
             <w:r>
               <w:rPr>
@@ -1741,7 +1432,6 @@
               </w:rPr>
               <w:t>].</w:t>
             </w:r>
-            <w:proofErr w:type="spellStart"/>
             <w:r>
               <w:rPr>
                 <w:rFonts w:ascii="BC Sans" w:eastAsia="Times New Roman" w:hAnsi="BC Sans" w:cs="Times New Roman"/>
@@ -1754,7 +1444,6 @@
               </w:rPr>
               <w:t>complaintTypeDescription</w:t>
             </w:r>
-            <w:proofErr w:type="spellEnd"/>
             <w:r>
               <w:rPr>
                 <w:rFonts w:ascii="BC Sans" w:eastAsia="Times New Roman" w:hAnsi="BC Sans" w:cs="Times New Roman"/>
@@ -2215,7 +1904,6 @@
               </w:rPr>
               <w:t>{</w:t>
             </w:r>
-            <w:proofErr w:type="spellStart"/>
             <w:r>
               <w:rPr>
                 <w:rFonts w:ascii="BC Sans" w:eastAsia="Times New Roman" w:hAnsi="BC Sans" w:cs="Times New Roman"/>
@@ -2243,7 +1931,6 @@
               </w:rPr>
               <w:t>incidentDateTime</w:t>
             </w:r>
-            <w:proofErr w:type="spellEnd"/>
             <w:r>
               <w:rPr>
                 <w:rFonts w:ascii="BC Sans" w:eastAsia="Times New Roman" w:hAnsi="BC Sans" w:cs="Times New Roman"/>
@@ -2356,7 +2043,6 @@
               </w:rPr>
               <w:t>.</w:t>
             </w:r>
-            <w:proofErr w:type="spellStart"/>
             <w:r>
               <w:rPr>
                 <w:rFonts w:ascii="BC Sans" w:eastAsia="Times New Roman" w:hAnsi="BC Sans" w:cs="Times New Roman"/>
@@ -2367,7 +2053,6 @@
               </w:rPr>
               <w:t>complaintMethodReceivedCode</w:t>
             </w:r>
-            <w:proofErr w:type="spellEnd"/>
             <w:r>
               <w:rPr>
                 <w:rFonts w:ascii="BC Sans" w:hAnsi="BC Sans"/>
@@ -2442,7 +2127,6 @@
               </w:rPr>
               <w:t>{</w:t>
             </w:r>
-            <w:proofErr w:type="spellStart"/>
             <w:r>
               <w:rPr>
                 <w:rFonts w:ascii="BC Sans" w:eastAsia="Times New Roman" w:hAnsi="BC Sans" w:cs="Times New Roman"/>
@@ -2470,7 +2154,6 @@
               </w:rPr>
               <w:t>violationType</w:t>
             </w:r>
-            <w:proofErr w:type="spellEnd"/>
             <w:r>
               <w:rPr>
                 <w:rFonts w:ascii="BC Sans" w:eastAsia="Times New Roman" w:hAnsi="BC Sans" w:cs="Times New Roman"/>
@@ -2545,7 +2228,6 @@
               </w:rPr>
               <w:t>{</w:t>
             </w:r>
-            <w:proofErr w:type="spellStart"/>
             <w:r>
               <w:rPr>
                 <w:rFonts w:ascii="BC Sans" w:eastAsia="Times New Roman" w:hAnsi="BC Sans" w:cs="Times New Roman"/>
@@ -2573,7 +2255,6 @@
               </w:rPr>
               <w:t>inProgress</w:t>
             </w:r>
-            <w:proofErr w:type="spellEnd"/>
             <w:r>
               <w:rPr>
                 <w:rFonts w:ascii="BC Sans" w:eastAsia="Times New Roman" w:hAnsi="BC Sans" w:cs="Times New Roman"/>
@@ -2649,7 +2330,6 @@
               </w:rPr>
               <w:t>{</w:t>
             </w:r>
-            <w:proofErr w:type="spellStart"/>
             <w:r>
               <w:rPr>
                 <w:rFonts w:ascii="BC Sans" w:eastAsia="Times New Roman" w:hAnsi="BC Sans" w:cs="Times New Roman"/>
@@ -2677,7 +2357,6 @@
               </w:rPr>
               <w:t>wasObserved</w:t>
             </w:r>
-            <w:proofErr w:type="spellEnd"/>
             <w:r>
               <w:rPr>
                 <w:rFonts w:ascii="BC Sans" w:eastAsia="Times New Roman" w:hAnsi="BC Sans" w:cs="Times New Roman"/>
@@ -2746,7 +2425,6 @@
               </w:rPr>
               <w:t>{</w:t>
             </w:r>
-            <w:proofErr w:type="spellStart"/>
             <w:r>
               <w:rPr>
                 <w:rFonts w:ascii="BC Sans" w:eastAsia="Times New Roman" w:hAnsi="BC Sans" w:cs="Times New Roman"/>
@@ -2778,7 +2456,6 @@
               </w:rPr>
               <w:t>location</w:t>
             </w:r>
-            <w:proofErr w:type="spellEnd"/>
             <w:r>
               <w:rPr>
                 <w:rFonts w:ascii="BC Sans" w:eastAsia="Times New Roman" w:hAnsi="BC Sans" w:cs="Times New Roman"/>
@@ -2877,12 +2554,78 @@
                 <w:sz w:val="20"/>
                 <w:szCs w:val="20"/>
               </w:rPr>
+              <w:t>{d</w:t>
+            </w:r>
+            <w:r>
+              <w:rPr>
+                <w:rFonts w:ascii="BC Sans" w:eastAsia="Times New Roman" w:hAnsi="BC Sans" w:cs="Times New Roman"/>
+                <w:color w:val="000000" w:themeColor="text1"/>
+                <w:sz w:val="20"/>
+                <w:szCs w:val="20"/>
+              </w:rPr>
+              <w:t>.</w:t>
+            </w:r>
+            <w:r>
+              <w:rPr>
+                <w:rFonts w:ascii="BC Sans" w:hAnsi="BC Sans" w:cs="BC Sans Light"/>
+                <w:sz w:val="20"/>
+                <w:szCs w:val="20"/>
+              </w:rPr>
+              <w:t>latitude</w:t>
+            </w:r>
+            <w:r>
+              <w:rPr>
+                <w:rFonts w:ascii="BC Sans" w:hAnsi="BC Sans" w:cs="BC Sans Light"/>
+                <w:sz w:val="20"/>
+                <w:szCs w:val="20"/>
+              </w:rPr>
+              <w:t>:if</w:t>
+            </w:r>
+            <w:r>
+              <w:rPr>
+                <w:rFonts w:ascii="BC Sans" w:hAnsi="BC Sans" w:cs="BC Sans Light"/>
+                <w:sz w:val="20"/>
+                <w:szCs w:val="20"/>
+              </w:rPr>
+              <w:t>NE</w:t>
+            </w:r>
+            <w:r>
+              <w:rPr>
+                <w:rFonts w:ascii="BC Sans" w:hAnsi="BC Sans" w:cs="BC Sans Light"/>
+                <w:sz w:val="20"/>
+                <w:szCs w:val="20"/>
+              </w:rPr>
+              <w:t>(</w:t>
+            </w:r>
+            <w:r>
+              <w:rPr>
+                <w:rFonts w:ascii="BC Sans" w:hAnsi="BC Sans" w:cs="BC Sans Light"/>
+                <w:sz w:val="20"/>
+                <w:szCs w:val="20"/>
+              </w:rPr>
+              <w:t>0</w:t>
+            </w:r>
+            <w:r>
+              <w:rPr>
+                <w:rFonts w:ascii="BC Sans" w:hAnsi="BC Sans" w:cs="BC Sans Light"/>
+                <w:sz w:val="20"/>
+                <w:szCs w:val="20"/>
+              </w:rPr>
+              <w:t>):showBegin}</w:t>
+            </w:r>
+            <w:r>
+              <w:rPr>
+                <w:rFonts w:ascii="BC Sans" w:eastAsia="Times New Roman" w:hAnsi="BC Sans" w:cs="Times New Roman"/>
+                <w:color w:val="000000" w:themeColor="text1"/>
+                <w:sz w:val="20"/>
+                <w:szCs w:val="20"/>
+              </w:rPr>
               <w:t>{</w:t>
             </w:r>
-            <w:proofErr w:type="spellStart"/>
-            <w:r>
-              <w:rPr>
-                <w:rFonts w:ascii="BC Sans" w:hAnsi="BC Sans" w:cs="BC Sans Light"/>
+            <w:r>
+              <w:rPr>
+                <w:rFonts w:ascii="BC Sans" w:eastAsia="Times New Roman" w:hAnsi="BC Sans" w:cs="Times New Roman"/>
+                <w:color w:val="000000" w:themeColor="text1"/>
                 <w:sz w:val="20"/>
                 <w:szCs w:val="20"/>
               </w:rPr>
@@ -2899,7 +2642,8 @@
             </w:r>
             <w:r>
               <w:rPr>
-                <w:rFonts w:ascii="BC Sans" w:hAnsi="BC Sans" w:cs="BC Sans Light"/>
+                <w:rFonts w:ascii="BC Sans" w:eastAsia="Times New Roman" w:hAnsi="BC Sans" w:cs="Times New Roman"/>
+                <w:color w:val="000000" w:themeColor="text1"/>
                 <w:sz w:val="20"/>
                 <w:szCs w:val="20"/>
               </w:rPr>
@@ -2907,6 +2651,76 @@
             </w:r>
             <w:r>
               <w:rPr>
+                <w:rFonts w:ascii="BC Sans" w:eastAsia="Times New Roman" w:hAnsi="BC Sans" w:cs="Times New Roman"/>
+                <w:color w:val="000000" w:themeColor="text1"/>
+                <w:sz w:val="20"/>
+                <w:szCs w:val="20"/>
+              </w:rPr>
+              <w:t>}, {</w:t>
+            </w:r>
+            <w:r>
+              <w:rPr>
+                <w:rFonts w:ascii="BC Sans" w:eastAsia="Times New Roman" w:hAnsi="BC Sans" w:cs="Times New Roman"/>
+                <w:color w:val="000000" w:themeColor="text1"/>
+                <w:sz w:val="20"/>
+                <w:szCs w:val="20"/>
+              </w:rPr>
+              <w:t>d</w:t>
+            </w:r>
+            <w:r>
+              <w:rPr>
+                <w:rFonts w:ascii="BC Sans" w:eastAsia="Times New Roman" w:hAnsi="BC Sans" w:cs="Times New Roman"/>
+                <w:color w:val="000000" w:themeColor="text1"/>
+                <w:sz w:val="20"/>
+                <w:szCs w:val="20"/>
+              </w:rPr>
+              <w:t>.</w:t>
+            </w:r>
+            <w:r>
+              <w:rPr>
+                <w:rFonts w:ascii="BC Sans" w:eastAsia="Times New Roman" w:hAnsi="BC Sans" w:cs="Times New Roman"/>
+                <w:color w:val="000000" w:themeColor="text1"/>
+                <w:sz w:val="20"/>
+                <w:szCs w:val="20"/>
+              </w:rPr>
+              <w:t>longitude</w:t>
+            </w:r>
+            <w:r>
+              <w:rPr>
+                <w:rFonts w:ascii="BC Sans" w:eastAsia="Times New Roman" w:hAnsi="BC Sans" w:cs="Times New Roman"/>
+                <w:color w:val="000000" w:themeColor="text1"/>
+                <w:sz w:val="20"/>
+                <w:szCs w:val="20"/>
+              </w:rPr>
+              <w:t>}</w:t>
+            </w:r>
+            <w:r>
+              <w:rPr>
+                <w:rFonts w:ascii="BC Sans" w:hAnsi="BC Sans" w:cs="BC Sans Light"/>
+                <w:sz w:val="20"/>
+                <w:szCs w:val="20"/>
+              </w:rPr>
+              <w:t>{d</w:t>
+            </w:r>
+            <w:r>
+              <w:rPr>
+                <w:rFonts w:ascii="BC Sans" w:eastAsia="Times New Roman" w:hAnsi="BC Sans" w:cs="Times New Roman"/>
+                <w:color w:val="000000" w:themeColor="text1"/>
+                <w:sz w:val="20"/>
+                <w:szCs w:val="20"/>
+              </w:rPr>
+              <w:t>.</w:t>
+            </w:r>
+            <w:r>
+              <w:rPr>
+                <w:rFonts w:ascii="BC Sans" w:hAnsi="BC Sans" w:cs="BC Sans Light"/>
+                <w:sz w:val="20"/>
+                <w:szCs w:val="20"/>
+              </w:rPr>
+              <w:t>latitude</w:t>
+            </w:r>
+            <w:r>
+              <w:rPr>
                 <w:rFonts w:ascii="BC Sans" w:hAnsi="BC Sans" w:cs="BC Sans Light"/>
                 <w:sz w:val="20"/>
                 <w:szCs w:val="20"/>
@@ -2921,7 +2735,6 @@
               </w:rPr>
               <w:t>NE</w:t>
             </w:r>
-            <w:proofErr w:type="spellEnd"/>
             <w:r>
               <w:rPr>
                 <w:rFonts w:ascii="BC Sans" w:hAnsi="BC Sans" w:cs="BC Sans Light"/>
@@ -2944,194 +2757,7 @@
                 <w:sz w:val="20"/>
                 <w:szCs w:val="20"/>
               </w:rPr>
-              <w:t>):</w:t>
-            </w:r>
-            <w:proofErr w:type="spellStart"/>
-            <w:r>
-              <w:rPr>
-                <w:rFonts w:ascii="BC Sans" w:hAnsi="BC Sans" w:cs="BC Sans Light"/>
-                <w:sz w:val="20"/>
-                <w:szCs w:val="20"/>
-              </w:rPr>
-              <w:t>showBegin</w:t>
-            </w:r>
-            <w:proofErr w:type="spellEnd"/>
-            <w:r>
-              <w:rPr>
-                <w:rFonts w:ascii="BC Sans" w:hAnsi="BC Sans" w:cs="BC Sans Light"/>
-                <w:sz w:val="20"/>
-                <w:szCs w:val="20"/>
-              </w:rPr>
-              <w:t>}</w:t>
-            </w:r>
-            <w:r>
-              <w:rPr>
-                <w:rFonts w:ascii="BC Sans" w:eastAsia="Times New Roman" w:hAnsi="BC Sans" w:cs="Times New Roman"/>
-                <w:color w:val="000000" w:themeColor="text1"/>
-                <w:sz w:val="20"/>
-                <w:szCs w:val="20"/>
-              </w:rPr>
-              <w:t>{</w:t>
-            </w:r>
-            <w:proofErr w:type="spellStart"/>
-            <w:r>
-              <w:rPr>
-                <w:rFonts w:ascii="BC Sans" w:eastAsia="Times New Roman" w:hAnsi="BC Sans" w:cs="Times New Roman"/>
-                <w:color w:val="000000" w:themeColor="text1"/>
-                <w:sz w:val="20"/>
-                <w:szCs w:val="20"/>
-              </w:rPr>
-              <w:t>d</w:t>
-            </w:r>
-            <w:r>
-              <w:rPr>
-                <w:rFonts w:ascii="BC Sans" w:eastAsia="Times New Roman" w:hAnsi="BC Sans" w:cs="Times New Roman"/>
-                <w:color w:val="000000" w:themeColor="text1"/>
-                <w:sz w:val="20"/>
-                <w:szCs w:val="20"/>
-              </w:rPr>
-              <w:t>.</w:t>
-            </w:r>
-            <w:r>
-              <w:rPr>
-                <w:rFonts w:ascii="BC Sans" w:eastAsia="Times New Roman" w:hAnsi="BC Sans" w:cs="Times New Roman"/>
-                <w:color w:val="000000" w:themeColor="text1"/>
-                <w:sz w:val="20"/>
-                <w:szCs w:val="20"/>
-              </w:rPr>
-              <w:t>latitude</w:t>
-            </w:r>
-            <w:proofErr w:type="spellEnd"/>
-            <w:r>
-              <w:rPr>
-                <w:rFonts w:ascii="BC Sans" w:eastAsia="Times New Roman" w:hAnsi="BC Sans" w:cs="Times New Roman"/>
-                <w:color w:val="000000" w:themeColor="text1"/>
-                <w:sz w:val="20"/>
-                <w:szCs w:val="20"/>
-              </w:rPr>
-              <w:t>}, {</w:t>
-            </w:r>
-            <w:proofErr w:type="spellStart"/>
-            <w:r>
-              <w:rPr>
-                <w:rFonts w:ascii="BC Sans" w:eastAsia="Times New Roman" w:hAnsi="BC Sans" w:cs="Times New Roman"/>
-                <w:color w:val="000000" w:themeColor="text1"/>
-                <w:sz w:val="20"/>
-                <w:szCs w:val="20"/>
-              </w:rPr>
-              <w:t>d</w:t>
-            </w:r>
-            <w:r>
-              <w:rPr>
-                <w:rFonts w:ascii="BC Sans" w:eastAsia="Times New Roman" w:hAnsi="BC Sans" w:cs="Times New Roman"/>
-                <w:color w:val="000000" w:themeColor="text1"/>
-                <w:sz w:val="20"/>
-                <w:szCs w:val="20"/>
-              </w:rPr>
-              <w:t>.</w:t>
-            </w:r>
-            <w:r>
-              <w:rPr>
-                <w:rFonts w:ascii="BC Sans" w:eastAsia="Times New Roman" w:hAnsi="BC Sans" w:cs="Times New Roman"/>
-                <w:color w:val="000000" w:themeColor="text1"/>
-                <w:sz w:val="20"/>
-                <w:szCs w:val="20"/>
-              </w:rPr>
-              <w:t>longitude</w:t>
-            </w:r>
-            <w:proofErr w:type="spellEnd"/>
-            <w:r>
-              <w:rPr>
-                <w:rFonts w:ascii="BC Sans" w:eastAsia="Times New Roman" w:hAnsi="BC Sans" w:cs="Times New Roman"/>
-                <w:color w:val="000000" w:themeColor="text1"/>
-                <w:sz w:val="20"/>
-                <w:szCs w:val="20"/>
-              </w:rPr>
-              <w:t>}</w:t>
-            </w:r>
-            <w:r>
-              <w:rPr>
-                <w:rFonts w:ascii="BC Sans" w:hAnsi="BC Sans" w:cs="BC Sans Light"/>
-                <w:sz w:val="20"/>
-                <w:szCs w:val="20"/>
-              </w:rPr>
-              <w:t>{</w:t>
-            </w:r>
-            <w:proofErr w:type="spellStart"/>
-            <w:r>
-              <w:rPr>
-                <w:rFonts w:ascii="BC Sans" w:hAnsi="BC Sans" w:cs="BC Sans Light"/>
-                <w:sz w:val="20"/>
-                <w:szCs w:val="20"/>
-              </w:rPr>
-              <w:t>d</w:t>
-            </w:r>
-            <w:r>
-              <w:rPr>
-                <w:rFonts w:ascii="BC Sans" w:eastAsia="Times New Roman" w:hAnsi="BC Sans" w:cs="Times New Roman"/>
-                <w:color w:val="000000" w:themeColor="text1"/>
-                <w:sz w:val="20"/>
-                <w:szCs w:val="20"/>
-              </w:rPr>
-              <w:t>.</w:t>
-            </w:r>
-            <w:r>
-              <w:rPr>
-                <w:rFonts w:ascii="BC Sans" w:hAnsi="BC Sans" w:cs="BC Sans Light"/>
-                <w:sz w:val="20"/>
-                <w:szCs w:val="20"/>
-              </w:rPr>
-              <w:t>latitude</w:t>
-            </w:r>
-            <w:r>
-              <w:rPr>
-                <w:rFonts w:ascii="BC Sans" w:hAnsi="BC Sans" w:cs="BC Sans Light"/>
-                <w:sz w:val="20"/>
-                <w:szCs w:val="20"/>
-              </w:rPr>
-              <w:t>:if</w:t>
-            </w:r>
-            <w:r>
-              <w:rPr>
-                <w:rFonts w:ascii="BC Sans" w:hAnsi="BC Sans" w:cs="BC Sans Light"/>
-                <w:sz w:val="20"/>
-                <w:szCs w:val="20"/>
-              </w:rPr>
-              <w:t>NE</w:t>
-            </w:r>
-            <w:proofErr w:type="spellEnd"/>
-            <w:r>
-              <w:rPr>
-                <w:rFonts w:ascii="BC Sans" w:hAnsi="BC Sans" w:cs="BC Sans Light"/>
-                <w:sz w:val="20"/>
-                <w:szCs w:val="20"/>
-              </w:rPr>
-              <w:t>(</w:t>
-            </w:r>
-            <w:r>
-              <w:rPr>
-                <w:rFonts w:ascii="BC Sans" w:hAnsi="BC Sans" w:cs="BC Sans Light"/>
-                <w:sz w:val="20"/>
-                <w:szCs w:val="20"/>
-              </w:rPr>
-              <w:t>0</w:t>
-            </w:r>
-            <w:r>
-              <w:rPr>
-                <w:rFonts w:ascii="BC Sans" w:hAnsi="BC Sans" w:cs="BC Sans Light"/>
-                <w:sz w:val="20"/>
-                <w:szCs w:val="20"/>
-              </w:rPr>
-              <w:t>):</w:t>
-            </w:r>
-            <w:proofErr w:type="spellStart"/>
-            <w:r>
-              <w:rPr>
-                <w:rFonts w:ascii="BC Sans" w:hAnsi="BC Sans" w:cs="BC Sans Light"/>
-                <w:sz w:val="20"/>
-                <w:szCs w:val="20"/>
-              </w:rPr>
-              <w:t>show</w:t>
+              <w:t>):show</w:t>
             </w:r>
             <w:r>
               <w:rPr>
@@ -3141,7 +2767,6 @@
               </w:rPr>
               <w:t>End</w:t>
             </w:r>
-            <w:proofErr w:type="spellEnd"/>
             <w:r>
               <w:rPr>
                 <w:rFonts w:ascii="BC Sans" w:hAnsi="BC Sans" w:cs="BC Sans Light"/>
@@ -3382,7 +3007,6 @@
               </w:rPr>
               <w:t>{</w:t>
             </w:r>
-            <w:proofErr w:type="spellStart"/>
             <w:r>
               <w:rPr>
                 <w:rFonts w:ascii="BC Sans" w:eastAsia="BC Sans" w:hAnsi="BC Sans" w:cs="BC Sans"/>
@@ -3410,7 +3034,6 @@
               </w:rPr>
               <w:t>community</w:t>
             </w:r>
-            <w:proofErr w:type="spellEnd"/>
             <w:r>
               <w:rPr>
                 <w:rFonts w:ascii="BC Sans" w:eastAsia="BC Sans" w:hAnsi="BC Sans" w:cs="BC Sans"/>
@@ -3420,7 +3043,6 @@
               </w:rPr>
               <w:t>}, {</w:t>
             </w:r>
-            <w:proofErr w:type="spellStart"/>
             <w:r>
               <w:rPr>
                 <w:rFonts w:ascii="BC Sans" w:eastAsia="BC Sans" w:hAnsi="BC Sans" w:cs="BC Sans"/>
@@ -3448,7 +3070,6 @@
               </w:rPr>
               <w:t>office</w:t>
             </w:r>
-            <w:proofErr w:type="spellEnd"/>
             <w:r>
               <w:rPr>
                 <w:rFonts w:ascii="BC Sans" w:eastAsia="BC Sans" w:hAnsi="BC Sans" w:cs="BC Sans"/>
@@ -3458,7 +3079,6 @@
               </w:rPr>
               <w:t>}, {</w:t>
             </w:r>
-            <w:proofErr w:type="spellStart"/>
             <w:r>
               <w:rPr>
                 <w:rFonts w:ascii="BC Sans" w:eastAsia="BC Sans" w:hAnsi="BC Sans" w:cs="BC Sans"/>
@@ -3486,7 +3106,6 @@
               </w:rPr>
               <w:t>zone</w:t>
             </w:r>
-            <w:proofErr w:type="spellEnd"/>
             <w:r>
               <w:rPr>
                 <w:rFonts w:ascii="BC Sans" w:eastAsia="BC Sans" w:hAnsi="BC Sans" w:cs="BC Sans"/>
@@ -3496,7 +3115,6 @@
               </w:rPr>
               <w:t>}, {</w:t>
             </w:r>
-            <w:proofErr w:type="spellStart"/>
             <w:r>
               <w:rPr>
                 <w:rFonts w:ascii="BC Sans" w:eastAsia="BC Sans" w:hAnsi="BC Sans" w:cs="BC Sans"/>
@@ -3522,17 +3140,7 @@
                 <w:sz w:val="20"/>
                 <w:szCs w:val="20"/>
               </w:rPr>
-              <w:t>region</w:t>
-            </w:r>
-            <w:proofErr w:type="spellEnd"/>
-            <w:r>
-              <w:rPr>
-                <w:rFonts w:ascii="BC Sans" w:eastAsia="BC Sans" w:hAnsi="BC Sans" w:cs="BC Sans"/>
-                <w:color w:val="000000" w:themeColor="text1"/>
-                <w:sz w:val="20"/>
-                <w:szCs w:val="20"/>
-              </w:rPr>
-              <w:t>}</w:t>
+              <w:t>region}</w:t>
             </w:r>
           </w:p>
         </w:tc>
@@ -3598,7 +3206,6 @@
               </w:rPr>
               <w:t>{</w:t>
             </w:r>
-            <w:proofErr w:type="spellStart"/>
             <w:r>
               <w:rPr>
                 <w:rFonts w:ascii="BC Sans" w:eastAsia="Times New Roman" w:hAnsi="BC Sans" w:cs="Times New Roman"/>
@@ -3626,7 +3233,6 @@
               </w:rPr>
               <w:t>locationDescription</w:t>
             </w:r>
-            <w:proofErr w:type="spellEnd"/>
             <w:r>
               <w:rPr>
                 <w:rFonts w:ascii="BC Sans" w:eastAsia="Times New Roman" w:hAnsi="BC Sans" w:cs="Times New Roman"/>
@@ -3701,7 +3307,6 @@
               </w:rPr>
               <w:t>{</w:t>
             </w:r>
-            <w:proofErr w:type="spellStart"/>
             <w:r>
               <w:rPr>
                 <w:rFonts w:ascii="BC Sans" w:eastAsia="Times New Roman" w:hAnsi="BC Sans" w:cs="Times New Roman"/>
@@ -3729,7 +3334,6 @@
               </w:rPr>
               <w:t>description</w:t>
             </w:r>
-            <w:proofErr w:type="spellEnd"/>
             <w:r>
               <w:rPr>
                 <w:rFonts w:ascii="BC Sans" w:eastAsia="Times New Roman" w:hAnsi="BC Sans" w:cs="Times New Roman"/>
@@ -3777,7 +3381,7 @@
                 <w:sz w:val="20"/>
                 <w:szCs w:val="20"/>
               </w:rPr>
-              <w:t>Subject of complaint/</w:t>
+              <w:t>Party of interest</w:t>
             </w:r>
             <w:r>
               <w:rPr>
@@ -3789,19 +3393,7 @@
                 <w:sz w:val="20"/>
                 <w:szCs w:val="20"/>
               </w:rPr>
-              <w:t xml:space="preserve"> </w:t>
-            </w:r>
-            <w:r>
-              <w:rPr>
-                <w:rFonts w:ascii="BC Sans" w:eastAsia="BC Sans" w:hAnsi="BC Sans" w:cs="BC Sans"/>
-                <w:b w:val="0"/>
-                <w:bCs w:val="0"/>
-                <w:caps w:val="0"/>
-                <w:color w:val="000000" w:themeColor="text1"/>
-                <w:sz w:val="20"/>
-                <w:szCs w:val="20"/>
-              </w:rPr>
-              <w:t>witness details</w:t>
+              <w:t xml:space="preserve"> details</w:t>
             </w:r>
           </w:p>
         </w:tc>
@@ -3830,9 +3422,17 @@
                 <w:sz w:val="20"/>
                 <w:szCs w:val="20"/>
               </w:rPr>
-              <w:t>{</w:t>
-            </w:r>
-            <w:proofErr w:type="spellStart"/>
+              <w:t>{d</w:t>
+            </w:r>
+            <w:r>
+              <w:rPr>
+                <w:rFonts w:ascii="BC Sans" w:eastAsia="Times New Roman" w:hAnsi="BC Sans" w:cs="Times New Roman"/>
+                <w:color w:val="000000" w:themeColor="text1"/>
+                <w:sz w:val="20"/>
+                <w:szCs w:val="20"/>
+              </w:rPr>
+              <w:t>.</w:t>
+            </w:r>
             <w:r>
               <w:rPr>
                 <w:rFonts w:ascii="BC Sans" w:eastAsia="BC Sans" w:hAnsi="BC Sans" w:cs="BC Sans"/>
@@ -3840,35 +3440,7 @@
                 <w:sz w:val="20"/>
                 <w:szCs w:val="20"/>
               </w:rPr>
-              <w:t>d</w:t>
-            </w:r>
-            <w:r>
-              <w:rPr>
-                <w:rFonts w:ascii="BC Sans" w:eastAsia="Times New Roman" w:hAnsi="BC Sans" w:cs="Times New Roman"/>
-                <w:color w:val="000000" w:themeColor="text1"/>
-                <w:sz w:val="20"/>
-                <w:szCs w:val="20"/>
-              </w:rPr>
-              <w:t>.</w:t>
-            </w:r>
-            <w:r>
-              <w:rPr>
-                <w:rFonts w:ascii="BC Sans" w:eastAsia="BC Sans" w:hAnsi="BC Sans" w:cs="BC Sans"/>
-                <w:color w:val="000000" w:themeColor="text1"/>
-                <w:sz w:val="20"/>
-                <w:szCs w:val="20"/>
-              </w:rPr>
-              <w:t>details</w:t>
-            </w:r>
-            <w:proofErr w:type="spellEnd"/>
-            <w:r>
-              <w:rPr>
-                <w:rFonts w:ascii="BC Sans" w:eastAsia="BC Sans" w:hAnsi="BC Sans" w:cs="BC Sans"/>
-                <w:color w:val="000000" w:themeColor="text1"/>
-                <w:sz w:val="20"/>
-                <w:szCs w:val="20"/>
-              </w:rPr>
-              <w:t>}</w:t>
+              <w:t>details}</w:t>
             </w:r>
           </w:p>
         </w:tc>
@@ -3928,7 +3500,19 @@
                 <w:szCs w:val="20"/>
                 <w14:ligatures w14:val="none"/>
               </w:rPr>
-              <w:t>Caller information</w:t>
+              <w:t>Complainant</w:t>
+            </w:r>
+            <w:r>
+              <w:rPr>
+                <w:rFonts w:ascii="BC Sans" w:eastAsia="Times New Roman" w:hAnsi="BC Sans" w:cs="Times New Roman"/>
+                <w:caps w:val="0"/>
+                <w:color w:val="000000"/>
+                <w:kern w:val="0"/>
+                <w:sz w:val="20"/>
+                <w:szCs w:val="20"/>
+                <w14:ligatures w14:val="none"/>
+              </w:rPr>
+              <w:t xml:space="preserve"> information</w:t>
             </w:r>
           </w:p>
         </w:tc>
@@ -3985,19 +3569,7 @@
                 <w:sz w:val="20"/>
                 <w:szCs w:val="20"/>
               </w:rPr>
-              <w:t>{</w:t>
-            </w:r>
-            <w:proofErr w:type="spellStart"/>
-            <w:r>
-              <w:rPr>
-                <w:rFonts w:ascii="BC Sans" w:hAnsi="BC Sans" w:cs="BC Sans Light"/>
-                <w:b w:val="0"/>
-                <w:bCs w:val="0"/>
-                <w:caps w:val="0"/>
-                <w:sz w:val="20"/>
-                <w:szCs w:val="20"/>
-              </w:rPr>
-              <w:t>d</w:t>
+              <w:t>{d</w:t>
             </w:r>
             <w:r>
               <w:rPr>
@@ -4021,41 +3593,16 @@
               </w:rPr>
               <w:t>privacy</w:t>
             </w:r>
-            <w:proofErr w:type="spellEnd"/>
-            <w:r>
-              <w:rPr>
-                <w:rFonts w:ascii="BC Sans" w:hAnsi="BC Sans" w:cs="BC Sans Light"/>
-                <w:b w:val="0"/>
-                <w:bCs w:val="0"/>
-                <w:caps w:val="0"/>
-                <w:sz w:val="20"/>
-                <w:szCs w:val="20"/>
-              </w:rPr>
-              <w:t>[</w:t>
-            </w:r>
-            <w:proofErr w:type="spellStart"/>
-            <w:r>
-              <w:rPr>
-                <w:rFonts w:ascii="BC Sans" w:hAnsi="BC Sans" w:cs="BC Sans Light"/>
-                <w:b w:val="0"/>
-                <w:bCs w:val="0"/>
-                <w:caps w:val="0"/>
-                <w:sz w:val="20"/>
-                <w:szCs w:val="20"/>
-              </w:rPr>
-              <w:t>i</w:t>
-            </w:r>
-            <w:proofErr w:type="spellEnd"/>
-            <w:r>
-              <w:rPr>
-                <w:rFonts w:ascii="BC Sans" w:hAnsi="BC Sans" w:cs="BC Sans Light"/>
-                <w:b w:val="0"/>
-                <w:bCs w:val="0"/>
-                <w:caps w:val="0"/>
-                <w:sz w:val="20"/>
-                <w:szCs w:val="20"/>
-              </w:rPr>
-              <w:t>]</w:t>
+            <w:r>
+              <w:rPr>
+                <w:rFonts w:ascii="BC Sans" w:hAnsi="BC Sans" w:cs="BC Sans Light"/>
+                <w:b w:val="0"/>
+                <w:bCs w:val="0"/>
+                <w:caps w:val="0"/>
+                <w:sz w:val="20"/>
+                <w:szCs w:val="20"/>
+              </w:rPr>
+              <w:t>[i]</w:t>
             </w:r>
             <w:r>
               <w:rPr>
@@ -4091,16 +3638,7 @@
                 <w:sz w:val="20"/>
                 <w:szCs w:val="20"/>
               </w:rPr>
-              <w:t>{</w:t>
-            </w:r>
-            <w:proofErr w:type="spellStart"/>
-            <w:r>
-              <w:rPr>
-                <w:rFonts w:ascii="BC Sans" w:hAnsi="BC Sans" w:cs="BC Sans Light"/>
-                <w:sz w:val="20"/>
-                <w:szCs w:val="20"/>
-              </w:rPr>
-              <w:t>d</w:t>
+              <w:t>{d</w:t>
             </w:r>
             <w:r>
               <w:rPr>
@@ -4119,32 +3657,13 @@
               </w:rPr>
               <w:t>privacy</w:t>
             </w:r>
-            <w:proofErr w:type="spellEnd"/>
-            <w:r>
-              <w:rPr>
-                <w:rFonts w:ascii="BC Sans" w:hAnsi="BC Sans" w:cs="BC Sans Light"/>
-                <w:sz w:val="20"/>
-                <w:szCs w:val="20"/>
-              </w:rPr>
-              <w:t>[</w:t>
-            </w:r>
-            <w:proofErr w:type="spellStart"/>
-            <w:r>
-              <w:rPr>
-                <w:rFonts w:ascii="BC Sans" w:hAnsi="BC Sans" w:cs="BC Sans Light"/>
-                <w:sz w:val="20"/>
-                <w:szCs w:val="20"/>
-              </w:rPr>
-              <w:t>i</w:t>
-            </w:r>
-            <w:proofErr w:type="spellEnd"/>
-            <w:r>
-              <w:rPr>
-                <w:rFonts w:ascii="BC Sans" w:hAnsi="BC Sans" w:cs="BC Sans Light"/>
-                <w:sz w:val="20"/>
-                <w:szCs w:val="20"/>
-              </w:rPr>
-              <w:t>].</w:t>
+            <w:r>
+              <w:rPr>
+                <w:rFonts w:ascii="BC Sans" w:hAnsi="BC Sans" w:cs="BC Sans Light"/>
+                <w:sz w:val="20"/>
+                <w:szCs w:val="20"/>
+              </w:rPr>
+              <w:t>[i].</w:t>
             </w:r>
             <w:commentRangeStart w:id="2"/>
             <w:r>
@@ -4159,6 +3678,9 @@
             <w:r>
               <w:rPr>
                 <w:rStyle w:val="CommentReference"/>
+                <w:rFonts w:ascii="BC Sans" w:hAnsi="BC Sans" w:cs="BC Sans Light"/>
+                <w:sz w:val="20"/>
+                <w:szCs w:val="20"/>
               </w:rPr>
               <w:commentReference w:id="2"/>
             </w:r>
@@ -4204,19 +3726,7 @@
                 <w:sz w:val="20"/>
                 <w:szCs w:val="20"/>
               </w:rPr>
-              <w:t>Privacy requested {</w:t>
-            </w:r>
-            <w:proofErr w:type="spellStart"/>
-            <w:r>
-              <w:rPr>
-                <w:rFonts w:ascii="BC Sans" w:hAnsi="BC Sans" w:cs="BC Sans Light"/>
-                <w:b w:val="0"/>
-                <w:bCs w:val="0"/>
-                <w:caps w:val="0"/>
-                <w:sz w:val="20"/>
-                <w:szCs w:val="20"/>
-              </w:rPr>
-              <w:t>d</w:t>
+              <w:t>Privacy requested {d</w:t>
             </w:r>
             <w:r>
               <w:rPr>
@@ -4240,7 +3750,6 @@
               </w:rPr>
               <w:t>privacy</w:t>
             </w:r>
-            <w:proofErr w:type="spellEnd"/>
             <w:r>
               <w:rPr>
                 <w:rFonts w:ascii="BC Sans" w:hAnsi="BC Sans" w:cs="BC Sans Light"/>
@@ -4297,16 +3806,7 @@
                 <w:sz w:val="20"/>
                 <w:szCs w:val="20"/>
               </w:rPr>
-              <w:t>{</w:t>
-            </w:r>
-            <w:proofErr w:type="spellStart"/>
-            <w:r>
-              <w:rPr>
-                <w:rFonts w:ascii="BC Sans" w:hAnsi="BC Sans" w:cs="BC Sans Light"/>
-                <w:sz w:val="20"/>
-                <w:szCs w:val="20"/>
-              </w:rPr>
-              <w:t>d</w:t>
+              <w:t>{d</w:t>
             </w:r>
             <w:r>
               <w:rPr>
@@ -4323,16 +3823,7 @@
                 <w:sz w:val="20"/>
                 <w:szCs w:val="20"/>
               </w:rPr>
-              <w:t>privacy</w:t>
-            </w:r>
-            <w:proofErr w:type="spellEnd"/>
-            <w:r>
-              <w:rPr>
-                <w:rFonts w:ascii="BC Sans" w:hAnsi="BC Sans" w:cs="BC Sans Light"/>
-                <w:sz w:val="20"/>
-                <w:szCs w:val="20"/>
-              </w:rPr>
-              <w:t>[i</w:t>
+              <w:t>privacy[i</w:t>
             </w:r>
             <w:r>
               <w:rPr>
@@ -4775,7 +4266,6 @@
                 <w:sz w:val="20"/>
                 <w:szCs w:val="20"/>
               </w:rPr>
-              <w:lastRenderedPageBreak/>
               <w:t>Address</w:t>
             </w:r>
           </w:p>
@@ -4803,7 +4293,6 @@
               </w:rPr>
               <w:t>{</w:t>
             </w:r>
-            <w:proofErr w:type="spellStart"/>
             <w:r>
               <w:rPr>
                 <w:rFonts w:ascii="BC Sans" w:hAnsi="BC Sans" w:cs="BC Sans Light"/>
@@ -4826,16 +4315,7 @@
                 <w:sz w:val="20"/>
                 <w:szCs w:val="20"/>
               </w:rPr>
-              <w:t>address</w:t>
-            </w:r>
-            <w:proofErr w:type="spellEnd"/>
-            <w:r>
-              <w:rPr>
-                <w:rFonts w:ascii="BC Sans" w:hAnsi="BC Sans" w:cs="BC Sans Light"/>
-                <w:sz w:val="20"/>
-                <w:szCs w:val="20"/>
-              </w:rPr>
-              <w:t>}</w:t>
+              <w:t>address}</w:t>
             </w:r>
           </w:p>
         </w:tc>
@@ -4871,6 +4351,7 @@
                 <w:sz w:val="20"/>
                 <w:szCs w:val="20"/>
               </w:rPr>
+              <w:lastRenderedPageBreak/>
               <w:t>Email</w:t>
             </w:r>
           </w:p>
@@ -4898,7 +4379,6 @@
               </w:rPr>
               <w:t>{</w:t>
             </w:r>
-            <w:proofErr w:type="spellStart"/>
             <w:r>
               <w:rPr>
                 <w:rFonts w:ascii="BC Sans" w:hAnsi="BC Sans" w:cs="BC Sans Light"/>
@@ -4921,16 +4401,7 @@
                 <w:sz w:val="20"/>
                 <w:szCs w:val="20"/>
               </w:rPr>
-              <w:t>email</w:t>
-            </w:r>
-            <w:proofErr w:type="spellEnd"/>
-            <w:r>
-              <w:rPr>
-                <w:rFonts w:ascii="BC Sans" w:hAnsi="BC Sans" w:cs="BC Sans Light"/>
-                <w:sz w:val="20"/>
-                <w:szCs w:val="20"/>
-              </w:rPr>
-              <w:t>}</w:t>
+              <w:t>email}</w:t>
             </w:r>
           </w:p>
         </w:tc>
@@ -4994,7 +4465,6 @@
               </w:rPr>
               <w:t>{</w:t>
             </w:r>
-            <w:proofErr w:type="spellStart"/>
             <w:r>
               <w:rPr>
                 <w:rFonts w:ascii="BC Sans" w:hAnsi="BC Sans" w:cs="BC Sans Light"/>
@@ -5019,7 +4489,6 @@
               </w:rPr>
               <w:t>reportedBy</w:t>
             </w:r>
-            <w:proofErr w:type="spellEnd"/>
             <w:r>
               <w:rPr>
                 <w:rFonts w:ascii="BC Sans" w:hAnsi="BC Sans" w:cs="BC Sans Light"/>
@@ -5040,39 +4509,7 @@
         <w:br/>
       </w:r>
       <w:r>
-        <w:t>{</w:t>
-      </w:r>
-      <w:proofErr w:type="spellStart"/>
-      <w:r>
-        <w:t>d.updates</w:t>
-      </w:r>
-      <w:proofErr w:type="spellEnd"/>
-      <w:r>
-        <w:t>[</w:t>
-      </w:r>
-      <w:proofErr w:type="spellStart"/>
-      <w:r>
-        <w:t>i</w:t>
-      </w:r>
-      <w:proofErr w:type="spellEnd"/>
-      <w:r>
-        <w:t>].</w:t>
-      </w:r>
-      <w:proofErr w:type="spellStart"/>
-      <w:r>
-        <w:t>updateType:ifEQ</w:t>
-      </w:r>
-      <w:proofErr w:type="spellEnd"/>
-      <w:r>
-        <w:t>(UPDATE):</w:t>
-      </w:r>
-      <w:proofErr w:type="spellStart"/>
-      <w:r>
-        <w:t>showBegin</w:t>
-      </w:r>
-      <w:proofErr w:type="spellEnd"/>
-      <w:r>
-        <w:t>}</w:t>
+        <w:t>{d.updates[i].updateType:ifEQ(UPDATE):showBegin}</w:t>
       </w:r>
     </w:p>
     <w:tbl>
@@ -5185,9 +4622,18 @@
                 <w:szCs w:val="20"/>
                 <w14:ligatures w14:val="none"/>
               </w:rPr>
-              <w:t>: {</w:t>
-            </w:r>
-            <w:proofErr w:type="spellStart"/>
+              <w:t>: {d</w:t>
+            </w:r>
+            <w:r>
+              <w:rPr>
+                <w:rFonts w:ascii="BC Sans" w:hAnsi="BC Sans" w:cs="BC Sans Light"/>
+                <w:b w:val="0"/>
+                <w:bCs w:val="0"/>
+                <w:sz w:val="20"/>
+                <w:szCs w:val="20"/>
+              </w:rPr>
+              <w:t>.</w:t>
+            </w:r>
             <w:r>
               <w:rPr>
                 <w:rFonts w:ascii="BC Sans" w:eastAsia="Times New Roman" w:hAnsi="BC Sans" w:cs="Times New Roman"/>
@@ -5200,106 +4646,7 @@
                 <w:szCs w:val="20"/>
                 <w14:ligatures w14:val="none"/>
               </w:rPr>
-              <w:t>d</w:t>
-            </w:r>
-            <w:r>
-              <w:rPr>
-                <w:rFonts w:ascii="BC Sans" w:hAnsi="BC Sans" w:cs="BC Sans Light"/>
-                <w:b w:val="0"/>
-                <w:bCs w:val="0"/>
-                <w:sz w:val="20"/>
-                <w:szCs w:val="20"/>
-              </w:rPr>
-              <w:t>.</w:t>
-            </w:r>
-            <w:r>
-              <w:rPr>
-                <w:rFonts w:ascii="BC Sans" w:eastAsia="Times New Roman" w:hAnsi="BC Sans" w:cs="Times New Roman"/>
-                <w:b w:val="0"/>
-                <w:bCs w:val="0"/>
-                <w:caps w:val="0"/>
-                <w:color w:val="000000"/>
-                <w:kern w:val="0"/>
-                <w:sz w:val="20"/>
-                <w:szCs w:val="20"/>
-                <w14:ligatures w14:val="none"/>
-              </w:rPr>
-              <w:t>updates</w:t>
-            </w:r>
-            <w:proofErr w:type="spellEnd"/>
-            <w:r>
-              <w:rPr>
-                <w:rFonts w:ascii="BC Sans" w:eastAsia="Times New Roman" w:hAnsi="BC Sans" w:cs="Times New Roman"/>
-                <w:b w:val="0"/>
-                <w:bCs w:val="0"/>
-                <w:caps w:val="0"/>
-                <w:color w:val="000000"/>
-                <w:kern w:val="0"/>
-                <w:sz w:val="20"/>
-                <w:szCs w:val="20"/>
-                <w14:ligatures w14:val="none"/>
-              </w:rPr>
-              <w:t>[</w:t>
-            </w:r>
-            <w:proofErr w:type="spellStart"/>
-            <w:r>
-              <w:rPr>
-                <w:rFonts w:ascii="BC Sans" w:eastAsia="Times New Roman" w:hAnsi="BC Sans" w:cs="Times New Roman"/>
-                <w:b w:val="0"/>
-                <w:bCs w:val="0"/>
-                <w:caps w:val="0"/>
-                <w:color w:val="000000"/>
-                <w:kern w:val="0"/>
-                <w:sz w:val="20"/>
-                <w:szCs w:val="20"/>
-                <w14:ligatures w14:val="none"/>
-              </w:rPr>
-              <w:t>i</w:t>
-            </w:r>
-            <w:proofErr w:type="spellEnd"/>
-            <w:r>
-              <w:rPr>
-                <w:rFonts w:ascii="BC Sans" w:eastAsia="Times New Roman" w:hAnsi="BC Sans" w:cs="Times New Roman"/>
-                <w:b w:val="0"/>
-                <w:bCs w:val="0"/>
-                <w:caps w:val="0"/>
-                <w:color w:val="000000"/>
-                <w:kern w:val="0"/>
-                <w:sz w:val="20"/>
-                <w:szCs w:val="20"/>
-                <w14:ligatures w14:val="none"/>
-              </w:rPr>
-              <w:t>].</w:t>
-            </w:r>
-            <w:proofErr w:type="spellStart"/>
-            <w:r>
-              <w:rPr>
-                <w:rFonts w:ascii="BC Sans" w:eastAsia="Times New Roman" w:hAnsi="BC Sans" w:cs="Times New Roman"/>
-                <w:b w:val="0"/>
-                <w:bCs w:val="0"/>
-                <w:caps w:val="0"/>
-                <w:color w:val="000000"/>
-                <w:kern w:val="0"/>
-                <w:sz w:val="20"/>
-                <w:szCs w:val="20"/>
-                <w14:ligatures w14:val="none"/>
-              </w:rPr>
-              <w:t>updateOn</w:t>
-            </w:r>
-            <w:proofErr w:type="spellEnd"/>
-            <w:r>
-              <w:rPr>
-                <w:rFonts w:ascii="BC Sans" w:eastAsia="Times New Roman" w:hAnsi="BC Sans" w:cs="Times New Roman"/>
-                <w:b w:val="0"/>
-                <w:bCs w:val="0"/>
-                <w:caps w:val="0"/>
-                <w:color w:val="000000"/>
-                <w:kern w:val="0"/>
-                <w:sz w:val="20"/>
-                <w:szCs w:val="20"/>
-                <w14:ligatures w14:val="none"/>
-              </w:rPr>
-              <w:t>}</w:t>
+              <w:t>updates[i].updateOn}</w:t>
             </w:r>
             <w:r>
               <w:rPr>
@@ -5375,7 +4722,6 @@
               </w:rPr>
               <w:t>{</w:t>
             </w:r>
-            <w:proofErr w:type="spellStart"/>
             <w:r>
               <w:rPr>
                 <w:rFonts w:ascii="BC Sans" w:hAnsi="BC Sans" w:cs="BC Sans Light"/>
@@ -5398,34 +4744,7 @@
                 <w:sz w:val="20"/>
                 <w:szCs w:val="20"/>
               </w:rPr>
-              <w:t>updates</w:t>
-            </w:r>
-            <w:proofErr w:type="spellEnd"/>
-            <w:r>
-              <w:rPr>
-                <w:rFonts w:ascii="BC Sans" w:hAnsi="BC Sans" w:cs="BC Sans Light"/>
-                <w:sz w:val="20"/>
-                <w:szCs w:val="20"/>
-              </w:rPr>
-              <w:t>[</w:t>
-            </w:r>
-            <w:proofErr w:type="spellStart"/>
-            <w:r>
-              <w:rPr>
-                <w:rFonts w:ascii="BC Sans" w:hAnsi="BC Sans" w:cs="BC Sans Light"/>
-                <w:sz w:val="20"/>
-                <w:szCs w:val="20"/>
-              </w:rPr>
-              <w:t>i</w:t>
-            </w:r>
-            <w:proofErr w:type="spellEnd"/>
-            <w:r>
-              <w:rPr>
-                <w:rFonts w:ascii="BC Sans" w:hAnsi="BC Sans" w:cs="BC Sans Light"/>
-                <w:sz w:val="20"/>
-                <w:szCs w:val="20"/>
-              </w:rPr>
-              <w:t>].description</w:t>
+              <w:t>updates[i].description</w:t>
             </w:r>
             <w:r>
               <w:rPr>
@@ -5496,7 +4815,6 @@
               </w:rPr>
               <w:t>{</w:t>
             </w:r>
-            <w:proofErr w:type="spellStart"/>
             <w:r>
               <w:rPr>
                 <w:rFonts w:ascii="BC Sans" w:hAnsi="BC Sans" w:cs="BC Sans Light"/>
@@ -5519,45 +4837,8 @@
                 <w:sz w:val="20"/>
                 <w:szCs w:val="20"/>
               </w:rPr>
-              <w:t>updates</w:t>
-            </w:r>
-            <w:proofErr w:type="spellEnd"/>
-            <w:r>
-              <w:rPr>
-                <w:rFonts w:ascii="BC Sans" w:hAnsi="BC Sans" w:cs="BC Sans Light"/>
-                <w:sz w:val="20"/>
-                <w:szCs w:val="20"/>
-              </w:rPr>
-              <w:t>[</w:t>
-            </w:r>
-            <w:proofErr w:type="spellStart"/>
-            <w:r>
-              <w:rPr>
-                <w:rFonts w:ascii="BC Sans" w:hAnsi="BC Sans" w:cs="BC Sans Light"/>
-                <w:sz w:val="20"/>
-                <w:szCs w:val="20"/>
-              </w:rPr>
-              <w:t>i</w:t>
-            </w:r>
-            <w:proofErr w:type="spellEnd"/>
-            <w:r>
-              <w:rPr>
-                <w:rFonts w:ascii="BC Sans" w:hAnsi="BC Sans" w:cs="BC Sans Light"/>
-                <w:sz w:val="20"/>
-                <w:szCs w:val="20"/>
-              </w:rPr>
-              <w:t>].</w:t>
-            </w:r>
-            <w:proofErr w:type="spellStart"/>
-            <w:r>
-              <w:rPr>
-                <w:rFonts w:ascii="BC Sans" w:hAnsi="BC Sans" w:cs="BC Sans Light"/>
-                <w:sz w:val="20"/>
-                <w:szCs w:val="20"/>
-              </w:rPr>
-              <w:t>location.summary</w:t>
-            </w:r>
-            <w:proofErr w:type="spellEnd"/>
+              <w:t>updates[i].location.summary</w:t>
+            </w:r>
             <w:r>
               <w:rPr>
                 <w:rFonts w:ascii="BC Sans" w:hAnsi="BC Sans" w:cs="BC Sans Light"/>
@@ -5628,7 +4909,6 @@
               </w:rPr>
               <w:t>{</w:t>
             </w:r>
-            <w:proofErr w:type="spellStart"/>
             <w:r>
               <w:rPr>
                 <w:rFonts w:ascii="BC Sans" w:hAnsi="BC Sans" w:cs="BC Sans Light"/>
@@ -5651,45 +4931,8 @@
                 <w:sz w:val="20"/>
                 <w:szCs w:val="20"/>
               </w:rPr>
-              <w:t>updates</w:t>
-            </w:r>
-            <w:proofErr w:type="spellEnd"/>
-            <w:r>
-              <w:rPr>
-                <w:rFonts w:ascii="BC Sans" w:hAnsi="BC Sans" w:cs="BC Sans Light"/>
-                <w:sz w:val="20"/>
-                <w:szCs w:val="20"/>
-              </w:rPr>
-              <w:t>[</w:t>
-            </w:r>
-            <w:proofErr w:type="spellStart"/>
-            <w:r>
-              <w:rPr>
-                <w:rFonts w:ascii="BC Sans" w:hAnsi="BC Sans" w:cs="BC Sans Light"/>
-                <w:sz w:val="20"/>
-                <w:szCs w:val="20"/>
-              </w:rPr>
-              <w:t>i</w:t>
-            </w:r>
-            <w:proofErr w:type="spellEnd"/>
-            <w:r>
-              <w:rPr>
-                <w:rFonts w:ascii="BC Sans" w:hAnsi="BC Sans" w:cs="BC Sans Light"/>
-                <w:sz w:val="20"/>
-                <w:szCs w:val="20"/>
-              </w:rPr>
-              <w:t>].</w:t>
-            </w:r>
-            <w:proofErr w:type="spellStart"/>
-            <w:r>
-              <w:rPr>
-                <w:rFonts w:ascii="BC Sans" w:hAnsi="BC Sans" w:cs="BC Sans Light"/>
-                <w:sz w:val="20"/>
-                <w:szCs w:val="20"/>
-              </w:rPr>
-              <w:t>location.details</w:t>
-            </w:r>
-            <w:proofErr w:type="spellEnd"/>
+              <w:t>updates[i].location.details</w:t>
+            </w:r>
             <w:r>
               <w:rPr>
                 <w:rFonts w:ascii="BC Sans" w:hAnsi="BC Sans" w:cs="BC Sans Light"/>
@@ -6041,16 +5284,7 @@
                 <w:sz w:val="20"/>
                 <w:szCs w:val="20"/>
               </w:rPr>
-              <w:t>{</w:t>
-            </w:r>
-            <w:proofErr w:type="spellStart"/>
-            <w:r>
-              <w:rPr>
-                <w:rFonts w:ascii="BC Sans" w:hAnsi="BC Sans" w:cs="BC Sans Light"/>
-                <w:sz w:val="20"/>
-                <w:szCs w:val="20"/>
-              </w:rPr>
-              <w:t>d</w:t>
+              <w:t>{d</w:t>
             </w:r>
             <w:r>
               <w:rPr>
@@ -6067,34 +5301,7 @@
                 <w:sz w:val="20"/>
                 <w:szCs w:val="20"/>
               </w:rPr>
-              <w:t>updates</w:t>
-            </w:r>
-            <w:proofErr w:type="spellEnd"/>
-            <w:r>
-              <w:rPr>
-                <w:rFonts w:ascii="BC Sans" w:hAnsi="BC Sans" w:cs="BC Sans Light"/>
-                <w:sz w:val="20"/>
-                <w:szCs w:val="20"/>
-              </w:rPr>
-              <w:t>[</w:t>
-            </w:r>
-            <w:proofErr w:type="spellStart"/>
-            <w:r>
-              <w:rPr>
-                <w:rFonts w:ascii="BC Sans" w:hAnsi="BC Sans" w:cs="BC Sans Light"/>
-                <w:sz w:val="20"/>
-                <w:szCs w:val="20"/>
-              </w:rPr>
-              <w:t>i</w:t>
-            </w:r>
-            <w:proofErr w:type="spellEnd"/>
-            <w:r>
-              <w:rPr>
-                <w:rFonts w:ascii="BC Sans" w:hAnsi="BC Sans" w:cs="BC Sans Light"/>
-                <w:sz w:val="20"/>
-                <w:szCs w:val="20"/>
-              </w:rPr>
-              <w:t>].caller.name}</w:t>
+              <w:t>updates[i].caller.name}</w:t>
             </w:r>
           </w:p>
         </w:tc>
@@ -6153,16 +5360,7 @@
                 <w:sz w:val="20"/>
                 <w:szCs w:val="20"/>
               </w:rPr>
-              <w:t>{</w:t>
-            </w:r>
-            <w:proofErr w:type="spellStart"/>
-            <w:r>
-              <w:rPr>
-                <w:rFonts w:ascii="BC Sans" w:hAnsi="BC Sans" w:cs="BC Sans Light"/>
-                <w:sz w:val="20"/>
-                <w:szCs w:val="20"/>
-              </w:rPr>
-              <w:t>d</w:t>
+              <w:t>{d</w:t>
             </w:r>
             <w:r>
               <w:rPr>
@@ -6179,52 +5377,7 @@
                 <w:sz w:val="20"/>
                 <w:szCs w:val="20"/>
               </w:rPr>
-              <w:t>updates</w:t>
-            </w:r>
-            <w:proofErr w:type="spellEnd"/>
-            <w:r>
-              <w:rPr>
-                <w:rFonts w:ascii="BC Sans" w:hAnsi="BC Sans" w:cs="BC Sans Light"/>
-                <w:sz w:val="20"/>
-                <w:szCs w:val="20"/>
-              </w:rPr>
-              <w:t>[</w:t>
-            </w:r>
-            <w:proofErr w:type="spellStart"/>
-            <w:r>
-              <w:rPr>
-                <w:rFonts w:ascii="BC Sans" w:hAnsi="BC Sans" w:cs="BC Sans Light"/>
-                <w:sz w:val="20"/>
-                <w:szCs w:val="20"/>
-              </w:rPr>
-              <w:t>i</w:t>
-            </w:r>
-            <w:proofErr w:type="spellEnd"/>
-            <w:r>
-              <w:rPr>
-                <w:rFonts w:ascii="BC Sans" w:hAnsi="BC Sans" w:cs="BC Sans Light"/>
-                <w:sz w:val="20"/>
-                <w:szCs w:val="20"/>
-              </w:rPr>
-              <w:t>].</w:t>
-            </w:r>
-            <w:proofErr w:type="spellStart"/>
-            <w:r>
-              <w:rPr>
-                <w:rFonts w:ascii="BC Sans" w:hAnsi="BC Sans" w:cs="BC Sans Light"/>
-                <w:sz w:val="20"/>
-                <w:szCs w:val="20"/>
-              </w:rPr>
-              <w:t>caller.primaryPhone</w:t>
-            </w:r>
-            <w:proofErr w:type="spellEnd"/>
-            <w:r>
-              <w:rPr>
-                <w:rFonts w:ascii="BC Sans" w:hAnsi="BC Sans" w:cs="BC Sans Light"/>
-                <w:sz w:val="20"/>
-                <w:szCs w:val="20"/>
-              </w:rPr>
-              <w:t>}</w:t>
+              <w:t>updates[i].caller.primaryPhone}</w:t>
             </w:r>
           </w:p>
         </w:tc>
@@ -6284,16 +5437,7 @@
                 <w:sz w:val="20"/>
                 <w:szCs w:val="20"/>
               </w:rPr>
-              <w:t>{</w:t>
-            </w:r>
-            <w:proofErr w:type="spellStart"/>
-            <w:r>
-              <w:rPr>
-                <w:rFonts w:ascii="BC Sans" w:hAnsi="BC Sans" w:cs="BC Sans Light"/>
-                <w:sz w:val="20"/>
-                <w:szCs w:val="20"/>
-              </w:rPr>
-              <w:t>d</w:t>
+              <w:t>{d</w:t>
             </w:r>
             <w:r>
               <w:rPr>
@@ -6310,34 +5454,7 @@
                 <w:sz w:val="20"/>
                 <w:szCs w:val="20"/>
               </w:rPr>
-              <w:t>updates</w:t>
-            </w:r>
-            <w:proofErr w:type="spellEnd"/>
-            <w:r>
-              <w:rPr>
-                <w:rFonts w:ascii="BC Sans" w:hAnsi="BC Sans" w:cs="BC Sans Light"/>
-                <w:sz w:val="20"/>
-                <w:szCs w:val="20"/>
-              </w:rPr>
-              <w:t>[</w:t>
-            </w:r>
-            <w:proofErr w:type="spellStart"/>
-            <w:r>
-              <w:rPr>
-                <w:rFonts w:ascii="BC Sans" w:hAnsi="BC Sans" w:cs="BC Sans Light"/>
-                <w:sz w:val="20"/>
-                <w:szCs w:val="20"/>
-              </w:rPr>
-              <w:t>i</w:t>
-            </w:r>
-            <w:proofErr w:type="spellEnd"/>
-            <w:r>
-              <w:rPr>
-                <w:rFonts w:ascii="BC Sans" w:hAnsi="BC Sans" w:cs="BC Sans Light"/>
-                <w:sz w:val="20"/>
-                <w:szCs w:val="20"/>
-              </w:rPr>
-              <w:t>].caller.alternativePhone1}</w:t>
+              <w:t>updates[i].caller.alternativePhone1}</w:t>
             </w:r>
           </w:p>
         </w:tc>
@@ -6396,16 +5513,7 @@
                 <w:sz w:val="20"/>
                 <w:szCs w:val="20"/>
               </w:rPr>
-              <w:t>{</w:t>
-            </w:r>
-            <w:proofErr w:type="spellStart"/>
-            <w:r>
-              <w:rPr>
-                <w:rFonts w:ascii="BC Sans" w:hAnsi="BC Sans" w:cs="BC Sans Light"/>
-                <w:sz w:val="20"/>
-                <w:szCs w:val="20"/>
-              </w:rPr>
-              <w:t>d</w:t>
+              <w:t>{d</w:t>
             </w:r>
             <w:r>
               <w:rPr>
@@ -6422,34 +5530,7 @@
                 <w:sz w:val="20"/>
                 <w:szCs w:val="20"/>
               </w:rPr>
-              <w:t>updates</w:t>
-            </w:r>
-            <w:proofErr w:type="spellEnd"/>
-            <w:r>
-              <w:rPr>
-                <w:rFonts w:ascii="BC Sans" w:hAnsi="BC Sans" w:cs="BC Sans Light"/>
-                <w:sz w:val="20"/>
-                <w:szCs w:val="20"/>
-              </w:rPr>
-              <w:t>[</w:t>
-            </w:r>
-            <w:proofErr w:type="spellStart"/>
-            <w:r>
-              <w:rPr>
-                <w:rFonts w:ascii="BC Sans" w:hAnsi="BC Sans" w:cs="BC Sans Light"/>
-                <w:sz w:val="20"/>
-                <w:szCs w:val="20"/>
-              </w:rPr>
-              <w:t>i</w:t>
-            </w:r>
-            <w:proofErr w:type="spellEnd"/>
-            <w:r>
-              <w:rPr>
-                <w:rFonts w:ascii="BC Sans" w:hAnsi="BC Sans" w:cs="BC Sans Light"/>
-                <w:sz w:val="20"/>
-                <w:szCs w:val="20"/>
-              </w:rPr>
-              <w:t>].caller.alternativePhone2}</w:t>
+              <w:t>updates[i].caller.alternativePhone2}</w:t>
             </w:r>
           </w:p>
         </w:tc>
@@ -6509,16 +5590,7 @@
                 <w:sz w:val="20"/>
                 <w:szCs w:val="20"/>
               </w:rPr>
-              <w:t>{</w:t>
-            </w:r>
-            <w:proofErr w:type="spellStart"/>
-            <w:r>
-              <w:rPr>
-                <w:rFonts w:ascii="BC Sans" w:hAnsi="BC Sans" w:cs="BC Sans Light"/>
-                <w:sz w:val="20"/>
-                <w:szCs w:val="20"/>
-              </w:rPr>
-              <w:t>d</w:t>
+              <w:t>{d</w:t>
             </w:r>
             <w:r>
               <w:rPr>
@@ -6535,52 +5607,7 @@
                 <w:sz w:val="20"/>
                 <w:szCs w:val="20"/>
               </w:rPr>
-              <w:t>updates</w:t>
-            </w:r>
-            <w:proofErr w:type="spellEnd"/>
-            <w:r>
-              <w:rPr>
-                <w:rFonts w:ascii="BC Sans" w:hAnsi="BC Sans" w:cs="BC Sans Light"/>
-                <w:sz w:val="20"/>
-                <w:szCs w:val="20"/>
-              </w:rPr>
-              <w:t>[</w:t>
-            </w:r>
-            <w:proofErr w:type="spellStart"/>
-            <w:r>
-              <w:rPr>
-                <w:rFonts w:ascii="BC Sans" w:hAnsi="BC Sans" w:cs="BC Sans Light"/>
-                <w:sz w:val="20"/>
-                <w:szCs w:val="20"/>
-              </w:rPr>
-              <w:t>i</w:t>
-            </w:r>
-            <w:proofErr w:type="spellEnd"/>
-            <w:r>
-              <w:rPr>
-                <w:rFonts w:ascii="BC Sans" w:hAnsi="BC Sans" w:cs="BC Sans Light"/>
-                <w:sz w:val="20"/>
-                <w:szCs w:val="20"/>
-              </w:rPr>
-              <w:t>].</w:t>
-            </w:r>
-            <w:proofErr w:type="spellStart"/>
-            <w:r>
-              <w:rPr>
-                <w:rFonts w:ascii="BC Sans" w:hAnsi="BC Sans" w:cs="BC Sans Light"/>
-                <w:sz w:val="20"/>
-                <w:szCs w:val="20"/>
-              </w:rPr>
-              <w:t>caller.address</w:t>
-            </w:r>
-            <w:proofErr w:type="spellEnd"/>
-            <w:r>
-              <w:rPr>
-                <w:rFonts w:ascii="BC Sans" w:hAnsi="BC Sans" w:cs="BC Sans Light"/>
-                <w:sz w:val="20"/>
-                <w:szCs w:val="20"/>
-              </w:rPr>
-              <w:t>}</w:t>
+              <w:t>updates[i].caller.address}</w:t>
             </w:r>
           </w:p>
         </w:tc>
@@ -6639,16 +5666,7 @@
                 <w:sz w:val="20"/>
                 <w:szCs w:val="20"/>
               </w:rPr>
-              <w:t>{</w:t>
-            </w:r>
-            <w:proofErr w:type="spellStart"/>
-            <w:r>
-              <w:rPr>
-                <w:rFonts w:ascii="BC Sans" w:hAnsi="BC Sans" w:cs="BC Sans Light"/>
-                <w:sz w:val="20"/>
-                <w:szCs w:val="20"/>
-              </w:rPr>
-              <w:t>d</w:t>
+              <w:t>{d</w:t>
             </w:r>
             <w:r>
               <w:rPr>
@@ -6665,52 +5683,7 @@
                 <w:sz w:val="20"/>
                 <w:szCs w:val="20"/>
               </w:rPr>
-              <w:t>updates</w:t>
-            </w:r>
-            <w:proofErr w:type="spellEnd"/>
-            <w:r>
-              <w:rPr>
-                <w:rFonts w:ascii="BC Sans" w:hAnsi="BC Sans" w:cs="BC Sans Light"/>
-                <w:sz w:val="20"/>
-                <w:szCs w:val="20"/>
-              </w:rPr>
-              <w:t>[</w:t>
-            </w:r>
-            <w:proofErr w:type="spellStart"/>
-            <w:r>
-              <w:rPr>
-                <w:rFonts w:ascii="BC Sans" w:hAnsi="BC Sans" w:cs="BC Sans Light"/>
-                <w:sz w:val="20"/>
-                <w:szCs w:val="20"/>
-              </w:rPr>
-              <w:t>i</w:t>
-            </w:r>
-            <w:proofErr w:type="spellEnd"/>
-            <w:r>
-              <w:rPr>
-                <w:rFonts w:ascii="BC Sans" w:hAnsi="BC Sans" w:cs="BC Sans Light"/>
-                <w:sz w:val="20"/>
-                <w:szCs w:val="20"/>
-              </w:rPr>
-              <w:t>].</w:t>
-            </w:r>
-            <w:proofErr w:type="spellStart"/>
-            <w:r>
-              <w:rPr>
-                <w:rFonts w:ascii="BC Sans" w:hAnsi="BC Sans" w:cs="BC Sans Light"/>
-                <w:sz w:val="20"/>
-                <w:szCs w:val="20"/>
-              </w:rPr>
-              <w:t>caller.email</w:t>
-            </w:r>
-            <w:proofErr w:type="spellEnd"/>
-            <w:r>
-              <w:rPr>
-                <w:rFonts w:ascii="BC Sans" w:hAnsi="BC Sans" w:cs="BC Sans Light"/>
-                <w:sz w:val="20"/>
-                <w:szCs w:val="20"/>
-              </w:rPr>
-              <w:t>}</w:t>
+              <w:t>updates[i].caller.email}</w:t>
             </w:r>
           </w:p>
         </w:tc>
@@ -6770,16 +5743,7 @@
                 <w:sz w:val="20"/>
                 <w:szCs w:val="20"/>
               </w:rPr>
-              <w:t>{</w:t>
-            </w:r>
-            <w:proofErr w:type="spellStart"/>
-            <w:r>
-              <w:rPr>
-                <w:rFonts w:ascii="BC Sans" w:hAnsi="BC Sans" w:cs="BC Sans Light"/>
-                <w:sz w:val="20"/>
-                <w:szCs w:val="20"/>
-              </w:rPr>
-              <w:t>d</w:t>
+              <w:t>{d</w:t>
             </w:r>
             <w:r>
               <w:rPr>
@@ -6796,52 +5760,7 @@
                 <w:sz w:val="20"/>
                 <w:szCs w:val="20"/>
               </w:rPr>
-              <w:t>updates</w:t>
-            </w:r>
-            <w:proofErr w:type="spellEnd"/>
-            <w:r>
-              <w:rPr>
-                <w:rFonts w:ascii="BC Sans" w:hAnsi="BC Sans" w:cs="BC Sans Light"/>
-                <w:sz w:val="20"/>
-                <w:szCs w:val="20"/>
-              </w:rPr>
-              <w:t>[</w:t>
-            </w:r>
-            <w:proofErr w:type="spellStart"/>
-            <w:r>
-              <w:rPr>
-                <w:rFonts w:ascii="BC Sans" w:hAnsi="BC Sans" w:cs="BC Sans Light"/>
-                <w:sz w:val="20"/>
-                <w:szCs w:val="20"/>
-              </w:rPr>
-              <w:t>i</w:t>
-            </w:r>
-            <w:proofErr w:type="spellEnd"/>
-            <w:r>
-              <w:rPr>
-                <w:rFonts w:ascii="BC Sans" w:hAnsi="BC Sans" w:cs="BC Sans Light"/>
-                <w:sz w:val="20"/>
-                <w:szCs w:val="20"/>
-              </w:rPr>
-              <w:t>].</w:t>
-            </w:r>
-            <w:proofErr w:type="spellStart"/>
-            <w:r>
-              <w:rPr>
-                <w:rFonts w:ascii="BC Sans" w:hAnsi="BC Sans" w:cs="BC Sans Light"/>
-                <w:sz w:val="20"/>
-                <w:szCs w:val="20"/>
-              </w:rPr>
-              <w:t>caller.organizationReportingComplaint</w:t>
-            </w:r>
-            <w:proofErr w:type="spellEnd"/>
-            <w:r>
-              <w:rPr>
-                <w:rFonts w:ascii="BC Sans" w:hAnsi="BC Sans" w:cs="BC Sans Light"/>
-                <w:sz w:val="20"/>
-                <w:szCs w:val="20"/>
-              </w:rPr>
-              <w:t>}</w:t>
+              <w:t>updates[i].caller.organizationReportingComplaint}</w:t>
             </w:r>
           </w:p>
         </w:tc>
@@ -6935,9 +5854,8 @@
                 <w:sz w:val="20"/>
                 <w:szCs w:val="20"/>
               </w:rPr>
-              <w:t>, complaint referred: {</w:t>
-            </w:r>
-            <w:proofErr w:type="spellStart"/>
+              <w:t>, complaint referred: {d.updates[i].updateOn}</w:t>
+            </w:r>
             <w:r>
               <w:rPr>
                 <w:rFonts w:ascii="BC Sans" w:eastAsia="BC Sans" w:hAnsi="BC Sans" w:cs="BC Sans"/>
@@ -6948,9 +5866,8 @@
                 <w:sz w:val="20"/>
                 <w:szCs w:val="20"/>
               </w:rPr>
-              <w:t>d.updates</w:t>
-            </w:r>
-            <w:proofErr w:type="spellEnd"/>
+              <w:t xml:space="preserve"> </w:t>
+            </w:r>
             <w:r>
               <w:rPr>
                 <w:rFonts w:ascii="BC Sans" w:eastAsia="BC Sans" w:hAnsi="BC Sans" w:cs="BC Sans"/>
@@ -6961,9 +5878,8 @@
                 <w:sz w:val="20"/>
                 <w:szCs w:val="20"/>
               </w:rPr>
-              <w:t>[</w:t>
-            </w:r>
-            <w:proofErr w:type="spellStart"/>
+              <w:t>by</w:t>
+            </w:r>
             <w:r>
               <w:rPr>
                 <w:rFonts w:ascii="BC Sans" w:eastAsia="BC Sans" w:hAnsi="BC Sans" w:cs="BC Sans"/>
@@ -6974,9 +5890,8 @@
                 <w:sz w:val="20"/>
                 <w:szCs w:val="20"/>
               </w:rPr>
-              <w:t>i</w:t>
-            </w:r>
-            <w:proofErr w:type="spellEnd"/>
+              <w:t xml:space="preserve"> </w:t>
+            </w:r>
             <w:r>
               <w:rPr>
                 <w:rFonts w:ascii="BC Sans" w:eastAsia="BC Sans" w:hAnsi="BC Sans" w:cs="BC Sans"/>
@@ -6987,9 +5902,8 @@
                 <w:sz w:val="20"/>
                 <w:szCs w:val="20"/>
               </w:rPr>
-              <w:t>].</w:t>
-            </w:r>
-            <w:proofErr w:type="spellStart"/>
+              <w:t>{d.updates[i].referral.referredBy.firstName}</w:t>
+            </w:r>
             <w:r>
               <w:rPr>
                 <w:rFonts w:ascii="BC Sans" w:eastAsia="BC Sans" w:hAnsi="BC Sans" w:cs="BC Sans"/>
@@ -7000,9 +5914,8 @@
                 <w:sz w:val="20"/>
                 <w:szCs w:val="20"/>
               </w:rPr>
-              <w:t>updateOn</w:t>
-            </w:r>
-            <w:proofErr w:type="spellEnd"/>
+              <w:t xml:space="preserve"> </w:t>
+            </w:r>
             <w:r>
               <w:rPr>
                 <w:rFonts w:ascii="BC Sans" w:eastAsia="BC Sans" w:hAnsi="BC Sans" w:cs="BC Sans"/>
@@ -7013,235 +5926,7 @@
                 <w:sz w:val="20"/>
                 <w:szCs w:val="20"/>
               </w:rPr>
-              <w:t>}</w:t>
-            </w:r>
-            <w:r>
-              <w:rPr>
-                <w:rFonts w:ascii="BC Sans" w:eastAsia="BC Sans" w:hAnsi="BC Sans" w:cs="BC Sans"/>
-                <w:b w:val="0"/>
-                <w:bCs w:val="0"/>
-                <w:caps w:val="0"/>
-                <w:color w:val="000000" w:themeColor="text1"/>
-                <w:sz w:val="20"/>
-                <w:szCs w:val="20"/>
-              </w:rPr>
-              <w:t xml:space="preserve"> </w:t>
-            </w:r>
-            <w:r>
-              <w:rPr>
-                <w:rFonts w:ascii="BC Sans" w:eastAsia="BC Sans" w:hAnsi="BC Sans" w:cs="BC Sans"/>
-                <w:b w:val="0"/>
-                <w:bCs w:val="0"/>
-                <w:caps w:val="0"/>
-                <w:color w:val="000000" w:themeColor="text1"/>
-                <w:sz w:val="20"/>
-                <w:szCs w:val="20"/>
-              </w:rPr>
-              <w:t>by</w:t>
-            </w:r>
-            <w:r>
-              <w:rPr>
-                <w:rFonts w:ascii="BC Sans" w:eastAsia="BC Sans" w:hAnsi="BC Sans" w:cs="BC Sans"/>
-                <w:b w:val="0"/>
-                <w:bCs w:val="0"/>
-                <w:caps w:val="0"/>
-                <w:color w:val="000000" w:themeColor="text1"/>
-                <w:sz w:val="20"/>
-                <w:szCs w:val="20"/>
-              </w:rPr>
-              <w:t xml:space="preserve"> </w:t>
-            </w:r>
-            <w:r>
-              <w:rPr>
-                <w:rFonts w:ascii="BC Sans" w:eastAsia="BC Sans" w:hAnsi="BC Sans" w:cs="BC Sans"/>
-                <w:b w:val="0"/>
-                <w:bCs w:val="0"/>
-                <w:caps w:val="0"/>
-                <w:color w:val="000000" w:themeColor="text1"/>
-                <w:sz w:val="20"/>
-                <w:szCs w:val="20"/>
-              </w:rPr>
-              <w:t>{</w:t>
-            </w:r>
-            <w:proofErr w:type="spellStart"/>
-            <w:r>
-              <w:rPr>
-                <w:rFonts w:ascii="BC Sans" w:eastAsia="BC Sans" w:hAnsi="BC Sans" w:cs="BC Sans"/>
-                <w:b w:val="0"/>
-                <w:bCs w:val="0"/>
-                <w:caps w:val="0"/>
-                <w:color w:val="000000" w:themeColor="text1"/>
-                <w:sz w:val="20"/>
-                <w:szCs w:val="20"/>
-              </w:rPr>
-              <w:t>d.updates</w:t>
-            </w:r>
-            <w:proofErr w:type="spellEnd"/>
-            <w:r>
-              <w:rPr>
-                <w:rFonts w:ascii="BC Sans" w:eastAsia="BC Sans" w:hAnsi="BC Sans" w:cs="BC Sans"/>
-                <w:b w:val="0"/>
-                <w:bCs w:val="0"/>
-                <w:caps w:val="0"/>
-                <w:color w:val="000000" w:themeColor="text1"/>
-                <w:sz w:val="20"/>
-                <w:szCs w:val="20"/>
-              </w:rPr>
-              <w:t>[</w:t>
-            </w:r>
-            <w:proofErr w:type="spellStart"/>
-            <w:r>
-              <w:rPr>
-                <w:rFonts w:ascii="BC Sans" w:eastAsia="BC Sans" w:hAnsi="BC Sans" w:cs="BC Sans"/>
-                <w:b w:val="0"/>
-                <w:bCs w:val="0"/>
-                <w:caps w:val="0"/>
-                <w:color w:val="000000" w:themeColor="text1"/>
-                <w:sz w:val="20"/>
-                <w:szCs w:val="20"/>
-              </w:rPr>
-              <w:t>i</w:t>
-            </w:r>
-            <w:proofErr w:type="spellEnd"/>
-            <w:r>
-              <w:rPr>
-                <w:rFonts w:ascii="BC Sans" w:eastAsia="BC Sans" w:hAnsi="BC Sans" w:cs="BC Sans"/>
-                <w:b w:val="0"/>
-                <w:bCs w:val="0"/>
-                <w:caps w:val="0"/>
-                <w:color w:val="000000" w:themeColor="text1"/>
-                <w:sz w:val="20"/>
-                <w:szCs w:val="20"/>
-              </w:rPr>
-              <w:t>].</w:t>
-            </w:r>
-            <w:proofErr w:type="spellStart"/>
-            <w:r>
-              <w:rPr>
-                <w:rFonts w:ascii="BC Sans" w:eastAsia="BC Sans" w:hAnsi="BC Sans" w:cs="BC Sans"/>
-                <w:b w:val="0"/>
-                <w:bCs w:val="0"/>
-                <w:caps w:val="0"/>
-                <w:color w:val="000000" w:themeColor="text1"/>
-                <w:sz w:val="20"/>
-                <w:szCs w:val="20"/>
-              </w:rPr>
-              <w:t>referral.referredBy.firstName</w:t>
-            </w:r>
-            <w:proofErr w:type="spellEnd"/>
-            <w:r>
-              <w:rPr>
-                <w:rFonts w:ascii="BC Sans" w:eastAsia="BC Sans" w:hAnsi="BC Sans" w:cs="BC Sans"/>
-                <w:b w:val="0"/>
-                <w:bCs w:val="0"/>
-                <w:caps w:val="0"/>
-                <w:color w:val="000000" w:themeColor="text1"/>
-                <w:sz w:val="20"/>
-                <w:szCs w:val="20"/>
-              </w:rPr>
-              <w:t>}</w:t>
-            </w:r>
-            <w:r>
-              <w:rPr>
-                <w:rFonts w:ascii="BC Sans" w:eastAsia="BC Sans" w:hAnsi="BC Sans" w:cs="BC Sans"/>
-                <w:b w:val="0"/>
-                <w:bCs w:val="0"/>
-                <w:caps w:val="0"/>
-                <w:color w:val="000000" w:themeColor="text1"/>
-                <w:sz w:val="20"/>
-                <w:szCs w:val="20"/>
-              </w:rPr>
-              <w:t xml:space="preserve"> </w:t>
-            </w:r>
-            <w:r>
-              <w:rPr>
-                <w:rFonts w:ascii="BC Sans" w:eastAsia="BC Sans" w:hAnsi="BC Sans" w:cs="BC Sans"/>
-                <w:b w:val="0"/>
-                <w:bCs w:val="0"/>
-                <w:caps w:val="0"/>
-                <w:color w:val="000000" w:themeColor="text1"/>
-                <w:sz w:val="20"/>
-                <w:szCs w:val="20"/>
-              </w:rPr>
-              <w:t>{</w:t>
-            </w:r>
-            <w:proofErr w:type="spellStart"/>
-            <w:r>
-              <w:rPr>
-                <w:rFonts w:ascii="BC Sans" w:eastAsia="BC Sans" w:hAnsi="BC Sans" w:cs="BC Sans"/>
-                <w:b w:val="0"/>
-                <w:bCs w:val="0"/>
-                <w:caps w:val="0"/>
-                <w:color w:val="000000" w:themeColor="text1"/>
-                <w:sz w:val="20"/>
-                <w:szCs w:val="20"/>
-              </w:rPr>
-              <w:t>d.updates</w:t>
-            </w:r>
-            <w:proofErr w:type="spellEnd"/>
-            <w:r>
-              <w:rPr>
-                <w:rFonts w:ascii="BC Sans" w:eastAsia="BC Sans" w:hAnsi="BC Sans" w:cs="BC Sans"/>
-                <w:b w:val="0"/>
-                <w:bCs w:val="0"/>
-                <w:caps w:val="0"/>
-                <w:color w:val="000000" w:themeColor="text1"/>
-                <w:sz w:val="20"/>
-                <w:szCs w:val="20"/>
-              </w:rPr>
-              <w:t>[</w:t>
-            </w:r>
-            <w:proofErr w:type="spellStart"/>
-            <w:r>
-              <w:rPr>
-                <w:rFonts w:ascii="BC Sans" w:eastAsia="BC Sans" w:hAnsi="BC Sans" w:cs="BC Sans"/>
-                <w:b w:val="0"/>
-                <w:bCs w:val="0"/>
-                <w:caps w:val="0"/>
-                <w:color w:val="000000" w:themeColor="text1"/>
-                <w:sz w:val="20"/>
-                <w:szCs w:val="20"/>
-              </w:rPr>
-              <w:t>i</w:t>
-            </w:r>
-            <w:proofErr w:type="spellEnd"/>
-            <w:r>
-              <w:rPr>
-                <w:rFonts w:ascii="BC Sans" w:eastAsia="BC Sans" w:hAnsi="BC Sans" w:cs="BC Sans"/>
-                <w:b w:val="0"/>
-                <w:bCs w:val="0"/>
-                <w:caps w:val="0"/>
-                <w:color w:val="000000" w:themeColor="text1"/>
-                <w:sz w:val="20"/>
-                <w:szCs w:val="20"/>
-              </w:rPr>
-              <w:t>].</w:t>
-            </w:r>
-            <w:proofErr w:type="spellStart"/>
-            <w:r>
-              <w:rPr>
-                <w:rFonts w:ascii="BC Sans" w:eastAsia="BC Sans" w:hAnsi="BC Sans" w:cs="BC Sans"/>
-                <w:b w:val="0"/>
-                <w:bCs w:val="0"/>
-                <w:caps w:val="0"/>
-                <w:color w:val="000000" w:themeColor="text1"/>
-                <w:sz w:val="20"/>
-                <w:szCs w:val="20"/>
-              </w:rPr>
-              <w:t>referral.referredBy.lastName</w:t>
-            </w:r>
-            <w:proofErr w:type="spellEnd"/>
-            <w:r>
-              <w:rPr>
-                <w:rFonts w:ascii="BC Sans" w:eastAsia="BC Sans" w:hAnsi="BC Sans" w:cs="BC Sans"/>
-                <w:b w:val="0"/>
-                <w:bCs w:val="0"/>
-                <w:caps w:val="0"/>
-                <w:color w:val="000000" w:themeColor="text1"/>
-                <w:sz w:val="20"/>
-                <w:szCs w:val="20"/>
-              </w:rPr>
-              <w:t>}</w:t>
+              <w:t>{d.updates[i].referral.referredBy.lastName}</w:t>
             </w:r>
           </w:p>
         </w:tc>
@@ -7301,61 +5986,7 @@
                 <w:sz w:val="20"/>
                 <w:szCs w:val="20"/>
               </w:rPr>
-              <w:t>{</w:t>
-            </w:r>
-            <w:proofErr w:type="spellStart"/>
-            <w:r>
-              <w:rPr>
-                <w:rFonts w:ascii="BC Sans" w:hAnsi="BC Sans" w:cs="BC Sans Light"/>
-                <w:sz w:val="20"/>
-                <w:szCs w:val="20"/>
-              </w:rPr>
-              <w:t>d.updates</w:t>
-            </w:r>
-            <w:proofErr w:type="spellEnd"/>
-            <w:r>
-              <w:rPr>
-                <w:rFonts w:ascii="BC Sans" w:hAnsi="BC Sans" w:cs="BC Sans Light"/>
-                <w:sz w:val="20"/>
-                <w:szCs w:val="20"/>
-              </w:rPr>
-              <w:t>[</w:t>
-            </w:r>
-            <w:proofErr w:type="spellStart"/>
-            <w:r>
-              <w:rPr>
-                <w:rFonts w:ascii="BC Sans" w:hAnsi="BC Sans" w:cs="BC Sans Light"/>
-                <w:sz w:val="20"/>
-                <w:szCs w:val="20"/>
-              </w:rPr>
-              <w:t>i</w:t>
-            </w:r>
-            <w:proofErr w:type="spellEnd"/>
-            <w:r>
-              <w:rPr>
-                <w:rFonts w:ascii="BC Sans" w:hAnsi="BC Sans" w:cs="BC Sans Light"/>
-                <w:sz w:val="20"/>
-                <w:szCs w:val="20"/>
-              </w:rPr>
-              <w:t>].</w:t>
-            </w:r>
-            <w:proofErr w:type="spellStart"/>
-            <w:r>
-              <w:rPr>
-                <w:rFonts w:ascii="BC Sans" w:hAnsi="BC Sans" w:cs="BC Sans Light"/>
-                <w:sz w:val="20"/>
-                <w:szCs w:val="20"/>
-              </w:rPr>
-              <w:t>referral.previousAgency</w:t>
-            </w:r>
-            <w:proofErr w:type="spellEnd"/>
-            <w:r>
-              <w:rPr>
-                <w:rFonts w:ascii="BC Sans" w:hAnsi="BC Sans" w:cs="BC Sans Light"/>
-                <w:sz w:val="20"/>
-                <w:szCs w:val="20"/>
-              </w:rPr>
-              <w:t>}</w:t>
+              <w:t>{d.updates[i].referral.previousAgency}</w:t>
             </w:r>
           </w:p>
         </w:tc>
@@ -7414,61 +6045,7 @@
                 <w:sz w:val="20"/>
                 <w:szCs w:val="20"/>
               </w:rPr>
-              <w:t>{</w:t>
-            </w:r>
-            <w:proofErr w:type="spellStart"/>
-            <w:r>
-              <w:rPr>
-                <w:rFonts w:ascii="BC Sans" w:hAnsi="BC Sans" w:cs="BC Sans Light"/>
-                <w:sz w:val="20"/>
-                <w:szCs w:val="20"/>
-              </w:rPr>
-              <w:t>d.updates</w:t>
-            </w:r>
-            <w:proofErr w:type="spellEnd"/>
-            <w:r>
-              <w:rPr>
-                <w:rFonts w:ascii="BC Sans" w:hAnsi="BC Sans" w:cs="BC Sans Light"/>
-                <w:sz w:val="20"/>
-                <w:szCs w:val="20"/>
-              </w:rPr>
-              <w:t>[</w:t>
-            </w:r>
-            <w:proofErr w:type="spellStart"/>
-            <w:r>
-              <w:rPr>
-                <w:rFonts w:ascii="BC Sans" w:hAnsi="BC Sans" w:cs="BC Sans Light"/>
-                <w:sz w:val="20"/>
-                <w:szCs w:val="20"/>
-              </w:rPr>
-              <w:t>i</w:t>
-            </w:r>
-            <w:proofErr w:type="spellEnd"/>
-            <w:r>
-              <w:rPr>
-                <w:rFonts w:ascii="BC Sans" w:hAnsi="BC Sans" w:cs="BC Sans Light"/>
-                <w:sz w:val="20"/>
-                <w:szCs w:val="20"/>
-              </w:rPr>
-              <w:t>].</w:t>
-            </w:r>
-            <w:proofErr w:type="spellStart"/>
-            <w:r>
-              <w:rPr>
-                <w:rFonts w:ascii="BC Sans" w:hAnsi="BC Sans" w:cs="BC Sans Light"/>
-                <w:sz w:val="20"/>
-                <w:szCs w:val="20"/>
-              </w:rPr>
-              <w:t>referral.newAgency</w:t>
-            </w:r>
-            <w:proofErr w:type="spellEnd"/>
-            <w:r>
-              <w:rPr>
-                <w:rFonts w:ascii="BC Sans" w:hAnsi="BC Sans" w:cs="BC Sans Light"/>
-                <w:sz w:val="20"/>
-                <w:szCs w:val="20"/>
-              </w:rPr>
-              <w:t>}</w:t>
+              <w:t>{d.updates[i].referral.newAgency}</w:t>
             </w:r>
           </w:p>
         </w:tc>
@@ -7528,61 +6105,7 @@
                 <w:sz w:val="20"/>
                 <w:szCs w:val="20"/>
               </w:rPr>
-              <w:t>{</w:t>
-            </w:r>
-            <w:proofErr w:type="spellStart"/>
-            <w:r>
-              <w:rPr>
-                <w:rFonts w:ascii="BC Sans" w:hAnsi="BC Sans" w:cs="BC Sans Light"/>
-                <w:sz w:val="20"/>
-                <w:szCs w:val="20"/>
-              </w:rPr>
-              <w:t>d.updates</w:t>
-            </w:r>
-            <w:proofErr w:type="spellEnd"/>
-            <w:r>
-              <w:rPr>
-                <w:rFonts w:ascii="BC Sans" w:hAnsi="BC Sans" w:cs="BC Sans Light"/>
-                <w:sz w:val="20"/>
-                <w:szCs w:val="20"/>
-              </w:rPr>
-              <w:t>[</w:t>
-            </w:r>
-            <w:proofErr w:type="spellStart"/>
-            <w:r>
-              <w:rPr>
-                <w:rFonts w:ascii="BC Sans" w:hAnsi="BC Sans" w:cs="BC Sans Light"/>
-                <w:sz w:val="20"/>
-                <w:szCs w:val="20"/>
-              </w:rPr>
-              <w:t>i</w:t>
-            </w:r>
-            <w:proofErr w:type="spellEnd"/>
-            <w:r>
-              <w:rPr>
-                <w:rFonts w:ascii="BC Sans" w:hAnsi="BC Sans" w:cs="BC Sans Light"/>
-                <w:sz w:val="20"/>
-                <w:szCs w:val="20"/>
-              </w:rPr>
-              <w:t>].</w:t>
-            </w:r>
-            <w:proofErr w:type="spellStart"/>
-            <w:r>
-              <w:rPr>
-                <w:rFonts w:ascii="BC Sans" w:hAnsi="BC Sans" w:cs="BC Sans Light"/>
-                <w:sz w:val="20"/>
-                <w:szCs w:val="20"/>
-              </w:rPr>
-              <w:t>referral.referralReason</w:t>
-            </w:r>
-            <w:proofErr w:type="spellEnd"/>
-            <w:r>
-              <w:rPr>
-                <w:rFonts w:ascii="BC Sans" w:hAnsi="BC Sans" w:cs="BC Sans Light"/>
-                <w:sz w:val="20"/>
-                <w:szCs w:val="20"/>
-              </w:rPr>
-              <w:t>}</w:t>
+              <w:t>{d.updates[i].referral.referralReason}</w:t>
             </w:r>
           </w:p>
         </w:tc>
@@ -7706,85 +6229,7 @@
                 <w:sz w:val="20"/>
                 <w:szCs w:val="20"/>
               </w:rPr>
-              <w:t>: {</w:t>
-            </w:r>
-            <w:proofErr w:type="spellStart"/>
-            <w:r>
-              <w:rPr>
-                <w:rFonts w:ascii="BC Sans" w:eastAsia="Times New Roman" w:hAnsi="BC Sans" w:cs="Times New Roman"/>
-                <w:b w:val="0"/>
-                <w:bCs w:val="0"/>
-                <w:caps w:val="0"/>
-                <w:color w:val="000000" w:themeColor="text1"/>
-                <w:sz w:val="20"/>
-                <w:szCs w:val="20"/>
-              </w:rPr>
-              <w:t>d.updates</w:t>
-            </w:r>
-            <w:proofErr w:type="spellEnd"/>
-            <w:r>
-              <w:rPr>
-                <w:rFonts w:ascii="BC Sans" w:eastAsia="Times New Roman" w:hAnsi="BC Sans" w:cs="Times New Roman"/>
-                <w:b w:val="0"/>
-                <w:bCs w:val="0"/>
-                <w:caps w:val="0"/>
-                <w:color w:val="000000" w:themeColor="text1"/>
-                <w:sz w:val="20"/>
-                <w:szCs w:val="20"/>
-              </w:rPr>
-              <w:t>[</w:t>
-            </w:r>
-            <w:proofErr w:type="spellStart"/>
-            <w:r>
-              <w:rPr>
-                <w:rFonts w:ascii="BC Sans" w:eastAsia="Times New Roman" w:hAnsi="BC Sans" w:cs="Times New Roman"/>
-                <w:b w:val="0"/>
-                <w:bCs w:val="0"/>
-                <w:caps w:val="0"/>
-                <w:color w:val="000000" w:themeColor="text1"/>
-                <w:sz w:val="20"/>
-                <w:szCs w:val="20"/>
-              </w:rPr>
-              <w:t>i</w:t>
-            </w:r>
-            <w:proofErr w:type="spellEnd"/>
-            <w:r>
-              <w:rPr>
-                <w:rFonts w:ascii="BC Sans" w:eastAsia="Times New Roman" w:hAnsi="BC Sans" w:cs="Times New Roman"/>
-                <w:b w:val="0"/>
-                <w:bCs w:val="0"/>
-                <w:caps w:val="0"/>
-                <w:color w:val="000000" w:themeColor="text1"/>
-                <w:sz w:val="20"/>
-                <w:szCs w:val="20"/>
-              </w:rPr>
-              <w:t>].</w:t>
-            </w:r>
-            <w:proofErr w:type="spellStart"/>
-            <w:r>
-              <w:rPr>
-                <w:rFonts w:ascii="BC Sans" w:eastAsia="Times New Roman" w:hAnsi="BC Sans" w:cs="Times New Roman"/>
-                <w:b w:val="0"/>
-                <w:bCs w:val="0"/>
-                <w:caps w:val="0"/>
-                <w:color w:val="000000" w:themeColor="text1"/>
-                <w:sz w:val="20"/>
-                <w:szCs w:val="20"/>
-              </w:rPr>
-              <w:t>updateOn</w:t>
-            </w:r>
-            <w:proofErr w:type="spellEnd"/>
-            <w:r>
-              <w:rPr>
-                <w:rFonts w:ascii="BC Sans" w:eastAsia="Times New Roman" w:hAnsi="BC Sans" w:cs="Times New Roman"/>
-                <w:b w:val="0"/>
-                <w:bCs w:val="0"/>
-                <w:caps w:val="0"/>
-                <w:color w:val="000000" w:themeColor="text1"/>
-                <w:sz w:val="20"/>
-                <w:szCs w:val="20"/>
-              </w:rPr>
-              <w:t>}</w:t>
+              <w:t>: {d.updates[i].updateOn}</w:t>
             </w:r>
           </w:p>
         </w:tc>
@@ -7844,16 +6289,7 @@
                 <w:sz w:val="20"/>
                 <w:szCs w:val="20"/>
               </w:rPr>
-              <w:t>{</w:t>
-            </w:r>
-            <w:proofErr w:type="spellStart"/>
-            <w:r>
-              <w:rPr>
-                <w:rFonts w:ascii="BC Sans" w:hAnsi="BC Sans" w:cs="BC Sans Light"/>
-                <w:sz w:val="20"/>
-                <w:szCs w:val="20"/>
-              </w:rPr>
-              <w:t>d</w:t>
+              <w:t>{d</w:t>
             </w:r>
             <w:r>
               <w:rPr>
@@ -7873,66 +6309,29 @@
               </w:rPr>
               <w:t>updates</w:t>
             </w:r>
-            <w:proofErr w:type="spellEnd"/>
-            <w:r>
-              <w:rPr>
-                <w:rFonts w:ascii="BC Sans" w:hAnsi="BC Sans" w:cs="BC Sans Light"/>
-                <w:sz w:val="20"/>
-                <w:szCs w:val="20"/>
-              </w:rPr>
-              <w:t>[</w:t>
-            </w:r>
-            <w:proofErr w:type="spellStart"/>
-            <w:r>
-              <w:rPr>
-                <w:rFonts w:ascii="BC Sans" w:hAnsi="BC Sans" w:cs="BC Sans Light"/>
-                <w:sz w:val="20"/>
-                <w:szCs w:val="20"/>
-              </w:rPr>
-              <w:t>i</w:t>
-            </w:r>
-            <w:proofErr w:type="spellEnd"/>
-            <w:r>
-              <w:rPr>
-                <w:rFonts w:ascii="BC Sans" w:hAnsi="BC Sans" w:cs="BC Sans Light"/>
-                <w:sz w:val="20"/>
-                <w:szCs w:val="20"/>
-              </w:rPr>
-              <w:t>]</w:t>
-            </w:r>
-            <w:r>
-              <w:rPr>
-                <w:rFonts w:ascii="BC Sans" w:hAnsi="BC Sans" w:cs="BC Sans Light"/>
-                <w:sz w:val="20"/>
-                <w:szCs w:val="20"/>
-              </w:rPr>
-              <w:t>.</w:t>
-            </w:r>
-            <w:proofErr w:type="spellStart"/>
-            <w:r>
-              <w:rPr>
-                <w:rFonts w:ascii="BC Sans" w:hAnsi="BC Sans" w:cs="BC Sans Light"/>
-                <w:sz w:val="20"/>
-                <w:szCs w:val="20"/>
-              </w:rPr>
-              <w:t>actionTaken</w:t>
-            </w:r>
-            <w:r>
-              <w:rPr>
-                <w:rFonts w:ascii="BC Sans" w:hAnsi="BC Sans" w:cs="BC Sans Light"/>
-                <w:sz w:val="20"/>
-                <w:szCs w:val="20"/>
-              </w:rPr>
-              <w:t>.actionDetailsTxt</w:t>
-            </w:r>
-            <w:proofErr w:type="spellEnd"/>
-            <w:r>
-              <w:rPr>
-                <w:rFonts w:ascii="BC Sans" w:hAnsi="BC Sans" w:cs="BC Sans Light"/>
-                <w:sz w:val="20"/>
-                <w:szCs w:val="20"/>
-              </w:rPr>
-              <w:t>}</w:t>
+            <w:r>
+              <w:rPr>
+                <w:rFonts w:ascii="BC Sans" w:hAnsi="BC Sans" w:cs="BC Sans Light"/>
+                <w:sz w:val="20"/>
+                <w:szCs w:val="20"/>
+              </w:rPr>
+              <w:t>[i]</w:t>
+            </w:r>
+            <w:r>
+              <w:rPr>
+                <w:rFonts w:ascii="BC Sans" w:hAnsi="BC Sans" w:cs="BC Sans Light"/>
+                <w:sz w:val="20"/>
+                <w:szCs w:val="20"/>
+              </w:rPr>
+              <w:t>.actionTaken</w:t>
+            </w:r>
+            <w:r>
+              <w:rPr>
+                <w:rFonts w:ascii="BC Sans" w:hAnsi="BC Sans" w:cs="BC Sans Light"/>
+                <w:sz w:val="20"/>
+                <w:szCs w:val="20"/>
+              </w:rPr>
+              <w:t>.actionDetailsTxt}</w:t>
             </w:r>
           </w:p>
         </w:tc>
@@ -7991,16 +6390,7 @@
                 <w:sz w:val="20"/>
                 <w:szCs w:val="20"/>
               </w:rPr>
-              <w:t>{</w:t>
-            </w:r>
-            <w:proofErr w:type="spellStart"/>
-            <w:r>
-              <w:rPr>
-                <w:rFonts w:ascii="BC Sans" w:hAnsi="BC Sans" w:cs="BC Sans Light"/>
-                <w:sz w:val="20"/>
-                <w:szCs w:val="20"/>
-              </w:rPr>
-              <w:t>d</w:t>
+              <w:t>{d</w:t>
             </w:r>
             <w:r>
               <w:rPr>
@@ -8020,34 +6410,14 @@
               </w:rPr>
               <w:t>updates</w:t>
             </w:r>
-            <w:proofErr w:type="spellEnd"/>
-            <w:r>
-              <w:rPr>
-                <w:rFonts w:ascii="BC Sans" w:hAnsi="BC Sans" w:cs="BC Sans Light"/>
-                <w:sz w:val="20"/>
-                <w:szCs w:val="20"/>
-              </w:rPr>
-              <w:t>[</w:t>
-            </w:r>
-            <w:proofErr w:type="spellStart"/>
-            <w:r>
-              <w:rPr>
-                <w:rFonts w:ascii="BC Sans" w:hAnsi="BC Sans" w:cs="BC Sans Light"/>
-                <w:sz w:val="20"/>
-                <w:szCs w:val="20"/>
-              </w:rPr>
-              <w:t>i</w:t>
-            </w:r>
-            <w:proofErr w:type="spellEnd"/>
-            <w:r>
-              <w:rPr>
-                <w:rFonts w:ascii="BC Sans" w:hAnsi="BC Sans" w:cs="BC Sans Light"/>
-                <w:sz w:val="20"/>
-                <w:szCs w:val="20"/>
-              </w:rPr>
-              <w:t>].</w:t>
-            </w:r>
-            <w:proofErr w:type="spellStart"/>
+            <w:r>
+              <w:rPr>
+                <w:rFonts w:ascii="BC Sans" w:hAnsi="BC Sans" w:cs="BC Sans Light"/>
+                <w:sz w:val="20"/>
+                <w:szCs w:val="20"/>
+              </w:rPr>
+              <w:t>[i].</w:t>
+            </w:r>
             <w:r>
               <w:rPr>
                 <w:rFonts w:ascii="BC Sans" w:hAnsi="BC Sans" w:cs="BC Sans Light"/>
@@ -8062,16 +6432,7 @@
                 <w:sz w:val="20"/>
                 <w:szCs w:val="20"/>
               </w:rPr>
-              <w:t>loggedByTxt</w:t>
-            </w:r>
-            <w:proofErr w:type="spellEnd"/>
-            <w:r>
-              <w:rPr>
-                <w:rFonts w:ascii="BC Sans" w:hAnsi="BC Sans" w:cs="BC Sans Light"/>
-                <w:sz w:val="20"/>
-                <w:szCs w:val="20"/>
-              </w:rPr>
-              <w:t>}</w:t>
+              <w:t>loggedByTxt}</w:t>
             </w:r>
           </w:p>
         </w:tc>
@@ -8095,87 +6456,7 @@
           <w:rFonts w:ascii="Aptos" w:eastAsia="Aptos" w:hAnsi="Aptos" w:cs="Aptos"/>
           <w:color w:val="000000" w:themeColor="text1"/>
         </w:rPr>
-        <w:t>{</w:t>
-      </w:r>
-      <w:proofErr w:type="spellStart"/>
-      <w:r>
-        <w:rPr>
-          <w:rFonts w:ascii="Aptos" w:eastAsia="Aptos" w:hAnsi="Aptos" w:cs="Aptos"/>
-          <w:color w:val="000000" w:themeColor="text1"/>
-        </w:rPr>
-        <w:t>d.updates</w:t>
-      </w:r>
-      <w:proofErr w:type="spellEnd"/>
-      <w:r>
-        <w:rPr>
-          <w:rFonts w:ascii="Aptos" w:eastAsia="Aptos" w:hAnsi="Aptos" w:cs="Aptos"/>
-          <w:color w:val="000000" w:themeColor="text1"/>
-        </w:rPr>
-        <w:t>[</w:t>
-      </w:r>
-      <w:proofErr w:type="spellStart"/>
-      <w:r>
-        <w:rPr>
-          <w:rFonts w:ascii="Aptos" w:eastAsia="Aptos" w:hAnsi="Aptos" w:cs="Aptos"/>
-          <w:color w:val="000000" w:themeColor="text1"/>
-        </w:rPr>
-        <w:t>i</w:t>
-      </w:r>
-      <w:proofErr w:type="spellEnd"/>
-      <w:r>
-        <w:rPr>
-          <w:rFonts w:ascii="Aptos" w:eastAsia="Aptos" w:hAnsi="Aptos" w:cs="Aptos"/>
-          <w:color w:val="000000" w:themeColor="text1"/>
-        </w:rPr>
-        <w:t>].</w:t>
-      </w:r>
-      <w:proofErr w:type="spellStart"/>
-      <w:r>
-        <w:rPr>
-          <w:rFonts w:ascii="Aptos" w:eastAsia="Aptos" w:hAnsi="Aptos" w:cs="Aptos"/>
-          <w:color w:val="000000" w:themeColor="text1"/>
-        </w:rPr>
-        <w:t>updateType:showEnd</w:t>
-      </w:r>
-      <w:proofErr w:type="spellEnd"/>
-      <w:r>
-        <w:rPr>
-          <w:rFonts w:ascii="Aptos" w:eastAsia="Aptos" w:hAnsi="Aptos" w:cs="Aptos"/>
-          <w:color w:val="000000" w:themeColor="text1"/>
-        </w:rPr>
-        <w:t>}{</w:t>
-      </w:r>
-      <w:proofErr w:type="spellStart"/>
-      <w:r>
-        <w:rPr>
-          <w:rFonts w:ascii="Aptos" w:eastAsia="Aptos" w:hAnsi="Aptos" w:cs="Aptos"/>
-          <w:color w:val="000000" w:themeColor="text1"/>
-        </w:rPr>
-        <w:t>d.updates</w:t>
-      </w:r>
-      <w:proofErr w:type="spellEnd"/>
-      <w:r>
-        <w:rPr>
-          <w:rFonts w:ascii="Aptos" w:eastAsia="Aptos" w:hAnsi="Aptos" w:cs="Aptos"/>
-          <w:color w:val="000000" w:themeColor="text1"/>
-        </w:rPr>
-        <w:t>[i+1].</w:t>
-      </w:r>
-      <w:proofErr w:type="spellStart"/>
-      <w:r>
-        <w:rPr>
-          <w:rFonts w:ascii="Aptos" w:eastAsia="Aptos" w:hAnsi="Aptos" w:cs="Aptos"/>
-          <w:color w:val="000000" w:themeColor="text1"/>
-        </w:rPr>
-        <w:t>sequenceId</w:t>
-      </w:r>
-      <w:proofErr w:type="spellEnd"/>
-      <w:r>
-        <w:rPr>
-          <w:rFonts w:ascii="Aptos" w:eastAsia="Aptos" w:hAnsi="Aptos" w:cs="Aptos"/>
-          <w:color w:val="000000" w:themeColor="text1"/>
-        </w:rPr>
-        <w:t>}</w:t>
+        <w:t>{d.updates[i].updateType:showEnd}{d.updates[i+1].sequenceId}</w:t>
       </w:r>
       <w:r>
         <w:br/>
@@ -8190,20 +6471,7 @@
           <w:lang w:eastAsia="en-CA"/>
           <w14:ligatures w14:val="none"/>
         </w:rPr>
-        <w:t>{</w:t>
-      </w:r>
-      <w:proofErr w:type="spellStart"/>
-      <w:r>
-        <w:rPr>
-          <w:rFonts w:ascii="BC Sans" w:eastAsia="Times New Roman" w:hAnsi="BC Sans" w:cs="Segoe UI"/>
-          <w:color w:val="000000"/>
-          <w:kern w:val="0"/>
-          <w:sz w:val="20"/>
-          <w:szCs w:val="20"/>
-          <w:lang w:eastAsia="en-CA"/>
-          <w14:ligatures w14:val="none"/>
-        </w:rPr>
-        <w:t>d.</w:t>
+        <w:t>{d.</w:t>
       </w:r>
       <w:r>
         <w:rPr>
@@ -8227,46 +6495,7 @@
           <w:lang w:eastAsia="en-CA"/>
           <w14:ligatures w14:val="none"/>
         </w:rPr>
-        <w:t>ComplaintAttachments:ifEQ</w:t>
-      </w:r>
-      <w:proofErr w:type="spellEnd"/>
-      <w:r>
-        <w:rPr>
-          <w:rFonts w:ascii="BC Sans" w:eastAsia="Times New Roman" w:hAnsi="BC Sans" w:cs="Segoe UI"/>
-          <w:color w:val="000000"/>
-          <w:kern w:val="0"/>
-          <w:sz w:val="20"/>
-          <w:szCs w:val="20"/>
-          <w:lang w:eastAsia="en-CA"/>
-          <w14:ligatures w14:val="none"/>
-        </w:rPr>
-        <w:t>(true):</w:t>
-      </w:r>
-      <w:proofErr w:type="spellStart"/>
-      <w:r>
-        <w:rPr>
-          <w:rFonts w:ascii="BC Sans" w:eastAsia="Times New Roman" w:hAnsi="BC Sans" w:cs="Segoe UI"/>
-          <w:color w:val="000000"/>
-          <w:kern w:val="0"/>
-          <w:sz w:val="20"/>
-          <w:szCs w:val="20"/>
-          <w:lang w:eastAsia="en-CA"/>
-          <w14:ligatures w14:val="none"/>
-        </w:rPr>
-        <w:t>showBegin</w:t>
-      </w:r>
-      <w:proofErr w:type="spellEnd"/>
-      <w:r>
-        <w:rPr>
-          <w:rFonts w:ascii="BC Sans" w:eastAsia="Times New Roman" w:hAnsi="BC Sans" w:cs="Segoe UI"/>
-          <w:color w:val="000000"/>
-          <w:kern w:val="0"/>
-          <w:sz w:val="20"/>
-          <w:szCs w:val="20"/>
-          <w:lang w:eastAsia="en-CA"/>
-          <w14:ligatures w14:val="none"/>
-        </w:rPr>
-        <w:t>}</w:t>
+        <w:t>ComplaintAttachments:ifEQ(true):showBegin}</w:t>
       </w:r>
     </w:p>
     <w:p>
@@ -8435,7 +6664,6 @@
               </w:rPr>
               <w:t>{</w:t>
             </w:r>
-            <w:proofErr w:type="spellStart"/>
             <w:r>
               <w:rPr>
                 <w:rFonts w:ascii="BC Sans" w:eastAsia="Times New Roman" w:hAnsi="BC Sans" w:cs="Times New Roman"/>
@@ -8460,46 +6688,18 @@
               </w:rPr>
               <w:t>cAtts</w:t>
             </w:r>
-            <w:proofErr w:type="spellEnd"/>
-            <w:r>
-              <w:rPr>
-                <w:rFonts w:ascii="BC Sans" w:eastAsia="Times New Roman" w:hAnsi="BC Sans" w:cs="Times New Roman"/>
-                <w:b w:val="0"/>
-                <w:bCs w:val="0"/>
-                <w:caps w:val="0"/>
-                <w:color w:val="000000" w:themeColor="text1"/>
-                <w:sz w:val="20"/>
-                <w:szCs w:val="20"/>
-              </w:rPr>
-              <w:t>[</w:t>
-            </w:r>
-            <w:proofErr w:type="spellStart"/>
-            <w:r>
-              <w:rPr>
-                <w:rFonts w:ascii="BC Sans" w:eastAsia="Times New Roman" w:hAnsi="BC Sans" w:cs="Times New Roman"/>
-                <w:b w:val="0"/>
-                <w:bCs w:val="0"/>
-                <w:caps w:val="0"/>
-                <w:color w:val="000000" w:themeColor="text1"/>
-                <w:sz w:val="20"/>
-                <w:szCs w:val="20"/>
-              </w:rPr>
-              <w:t>i</w:t>
-            </w:r>
-            <w:proofErr w:type="spellEnd"/>
-            <w:r>
-              <w:rPr>
-                <w:rFonts w:ascii="BC Sans" w:eastAsia="Times New Roman" w:hAnsi="BC Sans" w:cs="Times New Roman"/>
-                <w:b w:val="0"/>
-                <w:bCs w:val="0"/>
-                <w:caps w:val="0"/>
-                <w:color w:val="000000" w:themeColor="text1"/>
-                <w:sz w:val="20"/>
-                <w:szCs w:val="20"/>
-              </w:rPr>
-              <w:t>].</w:t>
-            </w:r>
-            <w:proofErr w:type="spellStart"/>
+            <w:r>
+              <w:rPr>
+                <w:rFonts w:ascii="BC Sans" w:eastAsia="Times New Roman" w:hAnsi="BC Sans" w:cs="Times New Roman"/>
+                <w:b w:val="0"/>
+                <w:bCs w:val="0"/>
+                <w:caps w:val="0"/>
+                <w:color w:val="000000" w:themeColor="text1"/>
+                <w:sz w:val="20"/>
+                <w:szCs w:val="20"/>
+              </w:rPr>
+              <w:t>[i].</w:t>
+            </w:r>
             <w:r>
               <w:rPr>
                 <w:rFonts w:ascii="BC Sans" w:eastAsia="Times New Roman" w:hAnsi="BC Sans" w:cs="Times New Roman"/>
@@ -8512,7 +6712,6 @@
               </w:rPr>
               <w:t>fileType</w:t>
             </w:r>
-            <w:proofErr w:type="spellEnd"/>
             <w:r>
               <w:rPr>
                 <w:rFonts w:ascii="BC Sans" w:eastAsia="Times New Roman" w:hAnsi="BC Sans" w:cs="Times New Roman"/>
@@ -8552,17 +6751,7 @@
                 <w:sz w:val="20"/>
                 <w:szCs w:val="20"/>
               </w:rPr>
-              <w:t>{</w:t>
-            </w:r>
-            <w:proofErr w:type="spellStart"/>
-            <w:r>
-              <w:rPr>
-                <w:rFonts w:ascii="BC Sans" w:eastAsia="Times New Roman" w:hAnsi="BC Sans" w:cs="Times New Roman"/>
-                <w:color w:val="000000" w:themeColor="text1"/>
-                <w:sz w:val="20"/>
-                <w:szCs w:val="20"/>
-              </w:rPr>
-              <w:t>d.</w:t>
+              <w:t>{d.</w:t>
             </w:r>
             <w:r>
               <w:rPr>
@@ -8573,35 +6762,14 @@
               </w:rPr>
               <w:t>cAtts</w:t>
             </w:r>
-            <w:proofErr w:type="spellEnd"/>
-            <w:r>
-              <w:rPr>
-                <w:rFonts w:ascii="BC Sans" w:eastAsia="Times New Roman" w:hAnsi="BC Sans" w:cs="Times New Roman"/>
-                <w:color w:val="000000" w:themeColor="text1"/>
-                <w:sz w:val="20"/>
-                <w:szCs w:val="20"/>
-              </w:rPr>
-              <w:t>[</w:t>
-            </w:r>
-            <w:proofErr w:type="spellStart"/>
-            <w:r>
-              <w:rPr>
-                <w:rFonts w:ascii="BC Sans" w:eastAsia="Times New Roman" w:hAnsi="BC Sans" w:cs="Times New Roman"/>
-                <w:color w:val="000000" w:themeColor="text1"/>
-                <w:sz w:val="20"/>
-                <w:szCs w:val="20"/>
-              </w:rPr>
-              <w:t>i</w:t>
-            </w:r>
-            <w:proofErr w:type="spellEnd"/>
-            <w:r>
-              <w:rPr>
-                <w:rFonts w:ascii="BC Sans" w:eastAsia="Times New Roman" w:hAnsi="BC Sans" w:cs="Times New Roman"/>
-                <w:color w:val="000000" w:themeColor="text1"/>
-                <w:sz w:val="20"/>
-                <w:szCs w:val="20"/>
-              </w:rPr>
-              <w:t>].</w:t>
+            <w:r>
+              <w:rPr>
+                <w:rFonts w:ascii="BC Sans" w:eastAsia="Times New Roman" w:hAnsi="BC Sans" w:cs="Times New Roman"/>
+                <w:color w:val="000000" w:themeColor="text1"/>
+                <w:sz w:val="20"/>
+                <w:szCs w:val="20"/>
+              </w:rPr>
+              <w:t>[i].</w:t>
             </w:r>
             <w:r>
               <w:rPr>
@@ -8660,7 +6828,6 @@
               </w:rPr>
               <w:t>{</w:t>
             </w:r>
-            <w:proofErr w:type="spellStart"/>
             <w:r>
               <w:rPr>
                 <w:rFonts w:ascii="BC Sans" w:eastAsia="Times New Roman" w:hAnsi="BC Sans" w:cs="Times New Roman"/>
@@ -8685,7 +6852,6 @@
               </w:rPr>
               <w:t>cAtts</w:t>
             </w:r>
-            <w:proofErr w:type="spellEnd"/>
             <w:r>
               <w:rPr>
                 <w:rFonts w:ascii="BC Sans" w:eastAsia="Times New Roman" w:hAnsi="BC Sans" w:cs="Times New Roman"/>
@@ -8722,7 +6888,6 @@
               </w:rPr>
               <w:t>].</w:t>
             </w:r>
-            <w:proofErr w:type="spellStart"/>
             <w:r>
               <w:rPr>
                 <w:rFonts w:ascii="BC Sans" w:eastAsia="Times New Roman" w:hAnsi="BC Sans" w:cs="Times New Roman"/>
@@ -8735,7 +6900,6 @@
               </w:rPr>
               <w:t>fileType</w:t>
             </w:r>
-            <w:proofErr w:type="spellEnd"/>
             <w:r>
               <w:rPr>
                 <w:rFonts w:ascii="BC Sans" w:eastAsia="Times New Roman" w:hAnsi="BC Sans" w:cs="Times New Roman"/>
@@ -8772,17 +6936,7 @@
                 <w:sz w:val="20"/>
                 <w:szCs w:val="20"/>
               </w:rPr>
-              <w:t>{</w:t>
-            </w:r>
-            <w:proofErr w:type="spellStart"/>
-            <w:r>
-              <w:rPr>
-                <w:rFonts w:ascii="BC Sans" w:eastAsia="Times New Roman" w:hAnsi="BC Sans" w:cs="Times New Roman"/>
-                <w:color w:val="000000" w:themeColor="text1"/>
-                <w:sz w:val="20"/>
-                <w:szCs w:val="20"/>
-              </w:rPr>
-              <w:t>d.</w:t>
+              <w:t>{d.</w:t>
             </w:r>
             <w:r>
               <w:rPr>
@@ -8793,7 +6947,6 @@
               </w:rPr>
               <w:t>cAtts</w:t>
             </w:r>
-            <w:proofErr w:type="spellEnd"/>
             <w:r>
               <w:rPr>
                 <w:rFonts w:ascii="BC Sans" w:eastAsia="Times New Roman" w:hAnsi="BC Sans" w:cs="Times New Roman"/>
@@ -8867,20 +7020,7 @@
           <w:lang w:eastAsia="en-CA"/>
           <w14:ligatures w14:val="none"/>
         </w:rPr>
-        <w:t>{</w:t>
-      </w:r>
-      <w:proofErr w:type="spellStart"/>
-      <w:r>
-        <w:rPr>
-          <w:rFonts w:ascii="BC Sans" w:eastAsia="Times New Roman" w:hAnsi="BC Sans" w:cs="Segoe UI"/>
-          <w:color w:val="000000"/>
-          <w:kern w:val="0"/>
-          <w:sz w:val="20"/>
-          <w:szCs w:val="20"/>
-          <w:lang w:eastAsia="en-CA"/>
-          <w14:ligatures w14:val="none"/>
-        </w:rPr>
-        <w:t>d.</w:t>
+        <w:t>{d.</w:t>
       </w:r>
       <w:r>
         <w:rPr>
@@ -8904,20 +7044,7 @@
           <w:lang w:eastAsia="en-CA"/>
           <w14:ligatures w14:val="none"/>
         </w:rPr>
-        <w:t>ComplaintAttachments:showEnd</w:t>
-      </w:r>
-      <w:proofErr w:type="spellEnd"/>
-      <w:r>
-        <w:rPr>
-          <w:rFonts w:ascii="BC Sans" w:eastAsia="Times New Roman" w:hAnsi="BC Sans" w:cs="Segoe UI"/>
-          <w:color w:val="000000"/>
-          <w:kern w:val="0"/>
-          <w:sz w:val="20"/>
-          <w:szCs w:val="20"/>
-          <w:lang w:eastAsia="en-CA"/>
-          <w14:ligatures w14:val="none"/>
-        </w:rPr>
-        <w:t>}</w:t>
+        <w:t>ComplaintAttachments:showEnd}</w:t>
       </w:r>
     </w:p>
     <w:p>
@@ -8936,59 +7063,7 @@
           <w:sz w:val="20"/>
           <w:szCs w:val="20"/>
         </w:rPr>
-        <w:t>{</w:t>
-      </w:r>
-      <w:proofErr w:type="spellStart"/>
-      <w:r>
-        <w:rPr>
-          <w:rFonts w:ascii="BC Sans" w:hAnsi="BC Sans"/>
-          <w:sz w:val="20"/>
-          <w:szCs w:val="20"/>
-        </w:rPr>
-        <w:t>d.outcome.hasOutcome:</w:t>
-      </w:r>
-      <w:r>
-        <w:rPr>
-          <w:rFonts w:ascii="BC Sans" w:hAnsi="BC Sans"/>
-          <w:sz w:val="20"/>
-          <w:szCs w:val="20"/>
-        </w:rPr>
-        <w:t>ifE</w:t>
-      </w:r>
-      <w:r>
-        <w:rPr>
-          <w:rFonts w:ascii="BC Sans" w:hAnsi="BC Sans"/>
-          <w:sz w:val="20"/>
-          <w:szCs w:val="20"/>
-        </w:rPr>
-        <w:t>Q</w:t>
-      </w:r>
-      <w:proofErr w:type="spellEnd"/>
-      <w:r>
-        <w:rPr>
-          <w:rFonts w:ascii="BC Sans" w:hAnsi="BC Sans"/>
-          <w:sz w:val="20"/>
-          <w:szCs w:val="20"/>
-        </w:rPr>
-        <w:t>(true):</w:t>
-      </w:r>
-      <w:proofErr w:type="spellStart"/>
-      <w:r>
-        <w:rPr>
-          <w:rFonts w:ascii="BC Sans" w:hAnsi="BC Sans"/>
-          <w:sz w:val="20"/>
-          <w:szCs w:val="20"/>
-        </w:rPr>
-        <w:t>showBegin</w:t>
-      </w:r>
-      <w:proofErr w:type="spellEnd"/>
-      <w:r>
-        <w:rPr>
-          <w:rFonts w:ascii="BC Sans" w:hAnsi="BC Sans"/>
-          <w:sz w:val="20"/>
-          <w:szCs w:val="20"/>
-        </w:rPr>
-        <w:t>}</w:t>
+        <w:t>{d.outcome.hasOutcome:ifEQ(true):showBegin}</w:t>
       </w:r>
     </w:p>
     <w:p>
@@ -9010,27 +7085,7 @@
           <w:sz w:val="20"/>
           <w:szCs w:val="20"/>
         </w:rPr>
-        <w:t>Outcome</w:t>
-      </w:r>
-      <w:r>
-        <w:rPr>
-          <w:rFonts w:ascii="BC Sans" w:hAnsi="BC Sans"/>
-          <w:b/>
-          <w:bCs/>
-          <w:sz w:val="20"/>
-          <w:szCs w:val="20"/>
-        </w:rPr>
-        <w:t xml:space="preserve"> </w:t>
-      </w:r>
-      <w:r>
-        <w:rPr>
-          <w:rFonts w:ascii="BC Sans" w:hAnsi="BC Sans"/>
-          <w:b/>
-          <w:bCs/>
-          <w:sz w:val="20"/>
-          <w:szCs w:val="20"/>
-        </w:rPr>
-        <w:t>report</w:t>
+        <w:t>Outcome report</w:t>
       </w:r>
       <w:r>
         <w:rPr>
@@ -9047,40 +7102,15 @@
           <w:sz w:val="20"/>
           <w:szCs w:val="20"/>
         </w:rPr>
-        <w:t>{</w:t>
-      </w:r>
-      <w:proofErr w:type="spellStart"/>
-      <w:r>
-        <w:rPr>
-          <w:rFonts w:ascii="BC Sans" w:hAnsi="BC Sans"/>
-          <w:sz w:val="20"/>
-          <w:szCs w:val="20"/>
-        </w:rPr>
-        <w:t>d.outcome.hasOutcome:showEnd</w:t>
-      </w:r>
-      <w:proofErr w:type="spellEnd"/>
-      <w:r>
-        <w:rPr>
-          <w:rFonts w:ascii="BC Sans" w:hAnsi="BC Sans"/>
-          <w:sz w:val="20"/>
-          <w:szCs w:val="20"/>
-        </w:rPr>
-        <w:t>}</w:t>
+        <w:t>{d.outcome.hasOutcome:showEnd}</w:t>
       </w:r>
     </w:p>
     <w:p>
       <w:pPr>
         <w:spacing w:after="0" w:line="240" w:lineRule="auto"/>
         <w:rPr>
-          <w:rFonts w:ascii="Segoe UI" w:hAnsi="Segoe UI" w:eastAsia="Segoe UI" w:cs="Segoe UI"/>
-          <w:b w:val="0"/>
-          <w:bCs w:val="0"/>
-          <w:i w:val="0"/>
-          <w:iCs w:val="0"/>
-          <w:caps w:val="0"/>
-          <w:smallCaps w:val="0"/>
-          <w:noProof w:val="0"/>
-          <w:color w:val="000000" w:themeColor="text1" w:themeTint="FF" w:themeShade="FF"/>
+          <w:rFonts w:ascii="Segoe UI" w:eastAsia="Segoe UI" w:hAnsi="Segoe UI" w:cs="Segoe UI"/>
+          <w:color w:val="000000" w:themeColor="text1"/>
           <w:sz w:val="20"/>
           <w:szCs w:val="20"/>
           <w:lang w:val="en-CA"/>
@@ -9088,15 +7118,8 @@
       </w:pPr>
       <w:r>
         <w:rPr>
-          <w:rFonts w:ascii="Segoe UI" w:hAnsi="Segoe UI" w:eastAsia="Segoe UI" w:cs="Segoe UI"/>
-          <w:b w:val="0"/>
-          <w:bCs w:val="0"/>
-          <w:i w:val="0"/>
-          <w:iCs w:val="0"/>
-          <w:caps w:val="0"/>
-          <w:smallCaps w:val="0"/>
-          <w:noProof w:val="0"/>
-          <w:color w:val="000000" w:themeColor="text1" w:themeTint="FF" w:themeShade="FF"/>
+          <w:rFonts w:ascii="Segoe UI" w:eastAsia="Segoe UI" w:hAnsi="Segoe UI" w:cs="Segoe UI"/>
+          <w:color w:val="000000" w:themeColor="text1"/>
           <w:sz w:val="20"/>
           <w:szCs w:val="20"/>
           <w:lang w:val="en-CA"/>
@@ -9106,14 +7129,12 @@
     </w:p>
     <w:tbl>
       <w:tblPr>
-        <w:tblStyle w:val="TableNormal"/>
-        <w:bidiVisual w:val="0"/>
         <w:tblW w:w="0" w:type="auto"/>
         <w:tblBorders>
-          <w:top w:val="single" w:sz="6"/>
-          <w:left w:val="single" w:sz="6"/>
-          <w:bottom w:val="single" w:sz="6"/>
-          <w:right w:val="single" w:sz="6"/>
+          <w:top w:val="single" w:sz="6" w:space="0" w:color="auto"/>
+          <w:left w:val="single" w:sz="6" w:space="0" w:color="auto"/>
+          <w:bottom w:val="single" w:sz="6" w:space="0" w:color="auto"/>
+          <w:right w:val="single" w:sz="6" w:space="0" w:color="auto"/>
         </w:tblBorders>
         <w:tblLook w:val="04A0" w:firstRow="1" w:lastRow="0" w:firstColumn="1" w:lastColumn="0" w:noHBand="0" w:noVBand="1"/>
       </w:tblPr>
@@ -9132,45 +7153,33 @@
             <w:tcBorders>
               <w:top w:val="nil"/>
               <w:left w:val="nil"/>
-              <w:bottom w:val="single" w:color="7F7F7F" w:themeColor="text1" w:themeTint="80" w:sz="6"/>
+              <w:bottom w:val="single" w:sz="6" w:space="0" w:color="7F7F7F" w:themeColor="text1" w:themeTint="80"/>
               <w:right w:val="nil"/>
             </w:tcBorders>
             <w:tcMar>
               <w:left w:w="105" w:type="dxa"/>
               <w:right w:w="105" w:type="dxa"/>
             </w:tcMar>
-            <w:vAlign w:val="top"/>
           </w:tcPr>
           <w:p>
             <w:pPr>
               <w:spacing w:after="0"/>
               <w:rPr>
-                <w:b w:val="0"/>
-                <w:bCs w:val="0"/>
-                <w:i w:val="0"/>
-                <w:iCs w:val="0"/>
-                <w:sz w:val="20"/>
-                <w:szCs w:val="20"/>
-              </w:rPr>
-            </w:pPr>
-            <w:r>
-              <w:rPr>
-                <w:b w:val="1"/>
-                <w:bCs w:val="1"/>
-                <w:i w:val="0"/>
-                <w:iCs w:val="0"/>
-                <w:sz w:val="20"/>
-                <w:szCs w:val="20"/>
-                <w:lang w:val="en-US"/>
+                <w:sz w:val="20"/>
+                <w:szCs w:val="20"/>
+              </w:rPr>
+            </w:pPr>
+            <w:r>
+              <w:rPr>
+                <w:b/>
+                <w:bCs/>
+                <w:sz w:val="20"/>
+                <w:szCs w:val="20"/>
               </w:rPr>
               <w:t>Complaint assessment #{</w:t>
             </w:r>
             <w:r>
               <w:rPr>
-                <w:b w:val="0"/>
-                <w:bCs w:val="0"/>
-                <w:i w:val="0"/>
-                <w:iCs w:val="0"/>
                 <w:sz w:val="20"/>
                 <w:szCs w:val="20"/>
                 <w:lang w:val="en-CA"/>
@@ -9179,13 +7188,10 @@
             </w:r>
             <w:r>
               <w:rPr>
-                <w:b w:val="1"/>
-                <w:bCs w:val="1"/>
-                <w:i w:val="0"/>
-                <w:iCs w:val="0"/>
-                <w:sz w:val="20"/>
-                <w:szCs w:val="20"/>
-                <w:lang w:val="en-US"/>
+                <w:b/>
+                <w:bCs/>
+                <w:sz w:val="20"/>
+                <w:szCs w:val="20"/>
               </w:rPr>
               <w:t>.order}</w:t>
             </w:r>
@@ -9200,48 +7206,37 @@
           <w:tcPr>
             <w:tcW w:w="5392" w:type="dxa"/>
             <w:tcBorders>
-              <w:top w:val="single" w:color="7F7F7F" w:themeColor="text1" w:themeTint="80" w:sz="6"/>
+              <w:top w:val="single" w:sz="6" w:space="0" w:color="7F7F7F" w:themeColor="text1" w:themeTint="80"/>
               <w:left w:val="nil"/>
-              <w:bottom w:val="nil" w:color="7F7F7F" w:themeColor="text1" w:themeTint="80" w:sz="6"/>
-              <w:right w:val="single" w:color="7F7F7F" w:themeColor="text1" w:themeTint="80" w:sz="6"/>
+              <w:bottom w:val="nil"/>
+              <w:right w:val="single" w:sz="6" w:space="0" w:color="7F7F7F" w:themeColor="text1" w:themeTint="80"/>
             </w:tcBorders>
             <w:shd w:val="clear" w:color="auto" w:fill="F2F2F2" w:themeFill="background1" w:themeFillShade="F2"/>
             <w:tcMar>
               <w:left w:w="105" w:type="dxa"/>
               <w:right w:w="105" w:type="dxa"/>
             </w:tcMar>
-            <w:vAlign w:val="top"/>
           </w:tcPr>
           <w:p>
             <w:pPr>
               <w:spacing w:after="0"/>
               <w:rPr>
-                <w:b w:val="0"/>
-                <w:bCs w:val="0"/>
-                <w:i w:val="0"/>
-                <w:iCs w:val="0"/>
-                <w:sz w:val="20"/>
-                <w:szCs w:val="20"/>
-              </w:rPr>
-            </w:pPr>
-            <w:r>
-              <w:rPr>
-                <w:b w:val="0"/>
-                <w:bCs w:val="0"/>
-                <w:i w:val="0"/>
-                <w:iCs w:val="0"/>
-                <w:sz w:val="20"/>
-                <w:szCs w:val="20"/>
-                <w:lang w:val="en-US"/>
-              </w:rPr>
+                <w:sz w:val="20"/>
+                <w:szCs w:val="20"/>
+              </w:rPr>
+            </w:pPr>
+            <w:r>
+              <w:rPr>
+                <w:sz w:val="20"/>
+                <w:szCs w:val="20"/>
+              </w:rPr>
+              <w:lastRenderedPageBreak/>
               <w:t>Action required?</w:t>
             </w:r>
             <w:r>
               <w:rPr>
-                <w:b w:val="1"/>
-                <w:bCs w:val="1"/>
-                <w:i w:val="0"/>
-                <w:iCs w:val="0"/>
+                <w:b/>
+                <w:bCs/>
                 <w:sz w:val="20"/>
                 <w:szCs w:val="20"/>
                 <w:lang w:val="en-CA"/>
@@ -9255,207 +7250,7 @@
             <w:tcW w:w="5392" w:type="dxa"/>
             <w:tcBorders>
               <w:top w:val="nil"/>
-              <w:left w:val="single" w:color="7F7F7F" w:themeColor="text1" w:themeTint="80" w:sz="6"/>
-              <w:bottom w:val="nil" w:color="7F7F7F" w:themeColor="text1" w:themeTint="80" w:sz="6"/>
-              <w:right w:val="nil"/>
-            </w:tcBorders>
-            <w:shd w:val="clear" w:color="auto" w:fill="F2F2F2" w:themeFill="background1" w:themeFillShade="F2"/>
-            <w:tcMar>
-              <w:left w:w="105" w:type="dxa"/>
-              <w:right w:w="105" w:type="dxa"/>
-            </w:tcMar>
-            <w:vAlign w:val="top"/>
-          </w:tcPr>
-          <w:p>
-            <w:pPr>
-              <w:spacing w:after="0"/>
-              <w:rPr>
-                <w:b w:val="0"/>
-                <w:bCs w:val="0"/>
-                <w:i w:val="0"/>
-                <w:iCs w:val="0"/>
-                <w:sz w:val="20"/>
-                <w:szCs w:val="20"/>
-              </w:rPr>
-            </w:pPr>
-            <w:r>
-              <w:rPr>
-                <w:b w:val="0"/>
-                <w:bCs w:val="0"/>
-                <w:i w:val="0"/>
-                <w:iCs w:val="0"/>
-                <w:sz w:val="20"/>
-                <w:szCs w:val="20"/>
-                <w:lang w:val="en-CA"/>
-              </w:rPr>
-              <w:t>{d.outcome.assessment[i].actionNotRequired}</w:t>
-            </w:r>
-          </w:p>
-        </w:tc>
-      </w:tr>
-      <w:tr>
-        <w:trPr>
-          <w:trHeight w:val="300"/>
-        </w:trPr>
-        <w:tc>
-          <w:tcPr>
-            <w:tcW w:w="5392" w:type="dxa"/>
-            <w:tcBorders>
-              <w:top w:val="nil"/>
-              <w:left w:val="nil"/>
-              <w:bottom w:val="nil"/>
-              <w:right w:val="single" w:color="7F7F7F" w:themeColor="text1" w:themeTint="80" w:sz="6"/>
-            </w:tcBorders>
-            <w:tcMar>
-              <w:left w:w="105" w:type="dxa"/>
-              <w:right w:w="105" w:type="dxa"/>
-            </w:tcMar>
-            <w:vAlign w:val="top"/>
-          </w:tcPr>
-          <w:p>
-            <w:pPr>
-              <w:spacing w:after="0"/>
-              <w:rPr>
-                <w:b w:val="0"/>
-                <w:bCs w:val="0"/>
-                <w:i w:val="0"/>
-                <w:iCs w:val="0"/>
-                <w:sz w:val="20"/>
-                <w:szCs w:val="20"/>
-              </w:rPr>
-            </w:pPr>
-            <w:r>
-              <w:rPr>
-                <w:b w:val="0"/>
-                <w:bCs w:val="0"/>
-                <w:i w:val="0"/>
-                <w:iCs w:val="0"/>
-                <w:sz w:val="20"/>
-                <w:szCs w:val="20"/>
-                <w:lang w:val="en-US"/>
-              </w:rPr>
-              <w:t>Contacted complainant</w:t>
-            </w:r>
-            <w:r>
-              <w:rPr>
-                <w:b w:val="1"/>
-                <w:bCs w:val="1"/>
-                <w:i w:val="0"/>
-                <w:iCs w:val="0"/>
-                <w:sz w:val="20"/>
-                <w:szCs w:val="20"/>
-                <w:lang w:val="en-CA"/>
-              </w:rPr>
-              <w:t> </w:t>
-            </w:r>
-          </w:p>
-        </w:tc>
-        <w:tc>
-          <w:tcPr>
-            <w:tcW w:w="5392" w:type="dxa"/>
-            <w:tcBorders>
-              <w:top w:val="nil"/>
-              <w:left w:val="single" w:color="7F7F7F" w:themeColor="text1" w:themeTint="80" w:sz="6"/>
-              <w:bottom w:val="nil"/>
-              <w:right w:val="nil"/>
-            </w:tcBorders>
-            <w:tcMar>
-              <w:left w:w="105" w:type="dxa"/>
-              <w:right w:w="105" w:type="dxa"/>
-            </w:tcMar>
-            <w:vAlign w:val="top"/>
-          </w:tcPr>
-          <w:p>
-            <w:pPr>
-              <w:spacing w:after="0"/>
-              <w:rPr>
-                <w:b w:val="0"/>
-                <w:bCs w:val="0"/>
-                <w:i w:val="0"/>
-                <w:iCs w:val="0"/>
-                <w:sz w:val="20"/>
-                <w:szCs w:val="20"/>
-              </w:rPr>
-            </w:pPr>
-            <w:r>
-              <w:rPr>
-                <w:b w:val="0"/>
-                <w:bCs w:val="0"/>
-                <w:i w:val="0"/>
-                <w:iCs w:val="0"/>
-                <w:sz w:val="20"/>
-                <w:szCs w:val="20"/>
-                <w:lang w:val="en-CA"/>
-              </w:rPr>
-              <w:t>{d.outcome.assessment[i].contactedComplainant}</w:t>
-            </w:r>
-          </w:p>
-        </w:tc>
-      </w:tr>
-      <w:tr>
-        <w:trPr>
-          <w:trHeight w:val="300"/>
-        </w:trPr>
-        <w:tc>
-          <w:tcPr>
-            <w:tcW w:w="5392" w:type="dxa"/>
-            <w:tcBorders>
-              <w:top w:val="nil"/>
-              <w:left w:val="nil"/>
-              <w:bottom w:val="nil"/>
-              <w:right w:val="single" w:color="7F7F7F" w:themeColor="text1" w:themeTint="80" w:sz="6"/>
-            </w:tcBorders>
-            <w:shd w:val="clear" w:color="auto" w:fill="F2F2F2" w:themeFill="background1" w:themeFillShade="F2"/>
-            <w:tcMar>
-              <w:left w:w="105" w:type="dxa"/>
-              <w:right w:w="105" w:type="dxa"/>
-            </w:tcMar>
-            <w:vAlign w:val="top"/>
-          </w:tcPr>
-          <w:p>
-            <w:pPr>
-              <w:spacing w:after="0"/>
-              <w:rPr>
-                <w:b w:val="0"/>
-                <w:bCs w:val="0"/>
-                <w:i w:val="0"/>
-                <w:iCs w:val="0"/>
-                <w:sz w:val="20"/>
-                <w:szCs w:val="20"/>
-              </w:rPr>
-            </w:pPr>
-            <w:r>
-              <w:rPr>
-                <w:b w:val="0"/>
-                <w:bCs w:val="0"/>
-                <w:i w:val="0"/>
-                <w:iCs w:val="0"/>
-                <w:sz w:val="20"/>
-                <w:szCs w:val="20"/>
-                <w:lang w:val="en-US"/>
-              </w:rPr>
-              <w:t>Attended</w:t>
-            </w:r>
-            <w:r>
-              <w:rPr>
-                <w:b w:val="1"/>
-                <w:bCs w:val="1"/>
-                <w:i w:val="0"/>
-                <w:iCs w:val="0"/>
-                <w:sz w:val="20"/>
-                <w:szCs w:val="20"/>
-                <w:lang w:val="en-CA"/>
-              </w:rPr>
-              <w:t> </w:t>
-            </w:r>
-          </w:p>
-        </w:tc>
-        <w:tc>
-          <w:tcPr>
-            <w:tcW w:w="5392" w:type="dxa"/>
-            <w:tcBorders>
-              <w:top w:val="nil"/>
-              <w:left w:val="single" w:color="7F7F7F" w:themeColor="text1" w:themeTint="80" w:sz="6"/>
+              <w:left w:val="single" w:sz="6" w:space="0" w:color="7F7F7F" w:themeColor="text1" w:themeTint="80"/>
               <w:bottom w:val="nil"/>
               <w:right w:val="nil"/>
             </w:tcBorders>
@@ -9464,31 +7259,22 @@
               <w:left w:w="105" w:type="dxa"/>
               <w:right w:w="105" w:type="dxa"/>
             </w:tcMar>
-            <w:vAlign w:val="top"/>
           </w:tcPr>
           <w:p>
             <w:pPr>
               <w:spacing w:after="0"/>
               <w:rPr>
-                <w:b w:val="0"/>
-                <w:bCs w:val="0"/>
-                <w:i w:val="0"/>
-                <w:iCs w:val="0"/>
-                <w:sz w:val="20"/>
-                <w:szCs w:val="20"/>
-              </w:rPr>
-            </w:pPr>
-            <w:r>
-              <w:rPr>
-                <w:b w:val="0"/>
-                <w:bCs w:val="0"/>
-                <w:i w:val="0"/>
-                <w:iCs w:val="0"/>
+                <w:sz w:val="20"/>
+                <w:szCs w:val="20"/>
+              </w:rPr>
+            </w:pPr>
+            <w:r>
+              <w:rPr>
                 <w:sz w:val="20"/>
                 <w:szCs w:val="20"/>
                 <w:lang w:val="en-CA"/>
               </w:rPr>
-              <w:t>{d.outcome.assessment[i].attended}</w:t>
+              <w:t>{d.outcome.assessment[i].actionNotRequired}</w:t>
             </w:r>
           </w:p>
         </w:tc>
@@ -9504,44 +7290,32 @@
               <w:top w:val="nil"/>
               <w:left w:val="nil"/>
               <w:bottom w:val="nil"/>
-              <w:right w:val="single" w:color="7F7F7F" w:themeColor="text1" w:themeTint="80" w:sz="6"/>
+              <w:right w:val="single" w:sz="6" w:space="0" w:color="7F7F7F" w:themeColor="text1" w:themeTint="80"/>
             </w:tcBorders>
             <w:tcMar>
               <w:left w:w="105" w:type="dxa"/>
               <w:right w:w="105" w:type="dxa"/>
             </w:tcMar>
-            <w:vAlign w:val="top"/>
           </w:tcPr>
           <w:p>
             <w:pPr>
               <w:spacing w:after="0"/>
               <w:rPr>
-                <w:b w:val="0"/>
-                <w:bCs w:val="0"/>
-                <w:i w:val="0"/>
-                <w:iCs w:val="0"/>
-                <w:sz w:val="20"/>
-                <w:szCs w:val="20"/>
-              </w:rPr>
-            </w:pPr>
-            <w:r>
-              <w:rPr>
-                <w:b w:val="0"/>
-                <w:bCs w:val="0"/>
-                <w:i w:val="0"/>
-                <w:iCs w:val="0"/>
-                <w:sz w:val="20"/>
-                <w:szCs w:val="20"/>
-                <w:lang w:val="en-US"/>
-              </w:rPr>
-              <w:t>Officer</w:t>
-            </w:r>
-            <w:r>
-              <w:rPr>
-                <w:b w:val="1"/>
-                <w:bCs w:val="1"/>
-                <w:i w:val="0"/>
-                <w:iCs w:val="0"/>
+                <w:sz w:val="20"/>
+                <w:szCs w:val="20"/>
+              </w:rPr>
+            </w:pPr>
+            <w:r>
+              <w:rPr>
+                <w:sz w:val="20"/>
+                <w:szCs w:val="20"/>
+              </w:rPr>
+              <w:t>Contacted complainant</w:t>
+            </w:r>
+            <w:r>
+              <w:rPr>
+                <w:b/>
+                <w:bCs/>
                 <w:sz w:val="20"/>
                 <w:szCs w:val="20"/>
                 <w:lang w:val="en-CA"/>
@@ -9555,7 +7329,7 @@
             <w:tcW w:w="5392" w:type="dxa"/>
             <w:tcBorders>
               <w:top w:val="nil"/>
-              <w:left w:val="single" w:color="7F7F7F" w:themeColor="text1" w:themeTint="80" w:sz="6"/>
+              <w:left w:val="single" w:sz="6" w:space="0" w:color="7F7F7F" w:themeColor="text1" w:themeTint="80"/>
               <w:bottom w:val="nil"/>
               <w:right w:val="nil"/>
             </w:tcBorders>
@@ -9563,31 +7337,22 @@
               <w:left w:w="105" w:type="dxa"/>
               <w:right w:w="105" w:type="dxa"/>
             </w:tcMar>
-            <w:vAlign w:val="top"/>
           </w:tcPr>
           <w:p>
             <w:pPr>
               <w:spacing w:after="0"/>
               <w:rPr>
-                <w:b w:val="0"/>
-                <w:bCs w:val="0"/>
-                <w:i w:val="0"/>
-                <w:iCs w:val="0"/>
-                <w:sz w:val="20"/>
-                <w:szCs w:val="20"/>
-              </w:rPr>
-            </w:pPr>
-            <w:r>
-              <w:rPr>
-                <w:b w:val="0"/>
-                <w:bCs w:val="0"/>
-                <w:i w:val="0"/>
-                <w:iCs w:val="0"/>
+                <w:sz w:val="20"/>
+                <w:szCs w:val="20"/>
+              </w:rPr>
+            </w:pPr>
+            <w:r>
+              <w:rPr>
                 <w:sz w:val="20"/>
                 <w:szCs w:val="20"/>
                 <w:lang w:val="en-CA"/>
               </w:rPr>
-              <w:t>{d.outcome.assessment[i].assessmentActor}</w:t>
+              <w:t>{d.outcome.assessment[i].contactedComplainant}</w:t>
             </w:r>
           </w:p>
         </w:tc>
@@ -9603,45 +7368,33 @@
               <w:top w:val="nil"/>
               <w:left w:val="nil"/>
               <w:bottom w:val="nil"/>
-              <w:right w:val="single" w:color="7F7F7F" w:themeColor="text1" w:themeTint="80" w:sz="6"/>
+              <w:right w:val="single" w:sz="6" w:space="0" w:color="7F7F7F" w:themeColor="text1" w:themeTint="80"/>
             </w:tcBorders>
             <w:shd w:val="clear" w:color="auto" w:fill="F2F2F2" w:themeFill="background1" w:themeFillShade="F2"/>
             <w:tcMar>
               <w:left w:w="105" w:type="dxa"/>
               <w:right w:w="105" w:type="dxa"/>
             </w:tcMar>
-            <w:vAlign w:val="top"/>
           </w:tcPr>
           <w:p>
             <w:pPr>
               <w:spacing w:after="0"/>
               <w:rPr>
-                <w:b w:val="0"/>
-                <w:bCs w:val="0"/>
-                <w:i w:val="0"/>
-                <w:iCs w:val="0"/>
-                <w:sz w:val="20"/>
-                <w:szCs w:val="20"/>
-              </w:rPr>
-            </w:pPr>
-            <w:r>
-              <w:rPr>
-                <w:b w:val="0"/>
-                <w:bCs w:val="0"/>
-                <w:i w:val="0"/>
-                <w:iCs w:val="0"/>
-                <w:sz w:val="20"/>
-                <w:szCs w:val="20"/>
-                <w:lang w:val="en-US"/>
-              </w:rPr>
-              <w:t>Assessment date</w:t>
-            </w:r>
-            <w:r>
-              <w:rPr>
-                <w:b w:val="1"/>
-                <w:bCs w:val="1"/>
-                <w:i w:val="0"/>
-                <w:iCs w:val="0"/>
+                <w:sz w:val="20"/>
+                <w:szCs w:val="20"/>
+              </w:rPr>
+            </w:pPr>
+            <w:r>
+              <w:rPr>
+                <w:sz w:val="20"/>
+                <w:szCs w:val="20"/>
+              </w:rPr>
+              <w:t>Attended</w:t>
+            </w:r>
+            <w:r>
+              <w:rPr>
+                <w:b/>
+                <w:bCs/>
                 <w:sz w:val="20"/>
                 <w:szCs w:val="20"/>
                 <w:lang w:val="en-CA"/>
@@ -9655,7 +7408,7 @@
             <w:tcW w:w="5392" w:type="dxa"/>
             <w:tcBorders>
               <w:top w:val="nil"/>
-              <w:left w:val="single" w:color="7F7F7F" w:themeColor="text1" w:themeTint="80" w:sz="6"/>
+              <w:left w:val="single" w:sz="6" w:space="0" w:color="7F7F7F" w:themeColor="text1" w:themeTint="80"/>
               <w:bottom w:val="nil"/>
               <w:right w:val="nil"/>
             </w:tcBorders>
@@ -9664,31 +7417,22 @@
               <w:left w:w="105" w:type="dxa"/>
               <w:right w:w="105" w:type="dxa"/>
             </w:tcMar>
-            <w:vAlign w:val="top"/>
           </w:tcPr>
           <w:p>
             <w:pPr>
               <w:spacing w:after="0"/>
               <w:rPr>
-                <w:b w:val="0"/>
-                <w:bCs w:val="0"/>
-                <w:i w:val="0"/>
-                <w:iCs w:val="0"/>
-                <w:sz w:val="20"/>
-                <w:szCs w:val="20"/>
-              </w:rPr>
-            </w:pPr>
-            <w:r>
-              <w:rPr>
-                <w:b w:val="0"/>
-                <w:bCs w:val="0"/>
-                <w:i w:val="0"/>
-                <w:iCs w:val="0"/>
+                <w:sz w:val="20"/>
+                <w:szCs w:val="20"/>
+              </w:rPr>
+            </w:pPr>
+            <w:r>
+              <w:rPr>
                 <w:sz w:val="20"/>
                 <w:szCs w:val="20"/>
                 <w:lang w:val="en-CA"/>
               </w:rPr>
-              <w:t>{d.outcome.assessment[i].assessmentDate}</w:t>
+              <w:t>{d.outcome.assessment[i].attended}</w:t>
             </w:r>
           </w:p>
         </w:tc>
@@ -9704,44 +7448,32 @@
               <w:top w:val="nil"/>
               <w:left w:val="nil"/>
               <w:bottom w:val="nil"/>
-              <w:right w:val="single" w:color="7F7F7F" w:themeColor="text1" w:themeTint="80" w:sz="6"/>
+              <w:right w:val="single" w:sz="6" w:space="0" w:color="7F7F7F" w:themeColor="text1" w:themeTint="80"/>
             </w:tcBorders>
             <w:tcMar>
               <w:left w:w="105" w:type="dxa"/>
               <w:right w:w="105" w:type="dxa"/>
             </w:tcMar>
-            <w:vAlign w:val="top"/>
           </w:tcPr>
           <w:p>
             <w:pPr>
               <w:spacing w:after="0"/>
               <w:rPr>
-                <w:b w:val="0"/>
-                <w:bCs w:val="0"/>
-                <w:i w:val="0"/>
-                <w:iCs w:val="0"/>
-                <w:sz w:val="20"/>
-                <w:szCs w:val="20"/>
-              </w:rPr>
-            </w:pPr>
-            <w:r>
-              <w:rPr>
-                <w:b w:val="0"/>
-                <w:bCs w:val="0"/>
-                <w:i w:val="0"/>
-                <w:iCs w:val="0"/>
-                <w:sz w:val="20"/>
-                <w:szCs w:val="20"/>
-                <w:lang w:val="en-US"/>
-              </w:rPr>
-              <w:t>Comments</w:t>
-            </w:r>
-            <w:r>
-              <w:rPr>
-                <w:b w:val="1"/>
-                <w:bCs w:val="1"/>
-                <w:i w:val="0"/>
-                <w:iCs w:val="0"/>
+                <w:sz w:val="20"/>
+                <w:szCs w:val="20"/>
+              </w:rPr>
+            </w:pPr>
+            <w:r>
+              <w:rPr>
+                <w:sz w:val="20"/>
+                <w:szCs w:val="20"/>
+              </w:rPr>
+              <w:t>Officer</w:t>
+            </w:r>
+            <w:r>
+              <w:rPr>
+                <w:b/>
+                <w:bCs/>
                 <w:sz w:val="20"/>
                 <w:szCs w:val="20"/>
                 <w:lang w:val="en-CA"/>
@@ -9755,7 +7487,7 @@
             <w:tcW w:w="5392" w:type="dxa"/>
             <w:tcBorders>
               <w:top w:val="nil"/>
-              <w:left w:val="single" w:color="7F7F7F" w:themeColor="text1" w:themeTint="80" w:sz="6"/>
+              <w:left w:val="single" w:sz="6" w:space="0" w:color="7F7F7F" w:themeColor="text1" w:themeTint="80"/>
               <w:bottom w:val="nil"/>
               <w:right w:val="nil"/>
             </w:tcBorders>
@@ -9763,16 +7495,169 @@
               <w:left w:w="105" w:type="dxa"/>
               <w:right w:w="105" w:type="dxa"/>
             </w:tcMar>
-            <w:vAlign w:val="top"/>
           </w:tcPr>
           <w:p>
             <w:pPr>
               <w:spacing w:after="0"/>
               <w:rPr>
-                <w:b w:val="0"/>
-                <w:bCs w:val="0"/>
-                <w:i w:val="0"/>
-                <w:iCs w:val="0"/>
+                <w:sz w:val="20"/>
+                <w:szCs w:val="20"/>
+              </w:rPr>
+            </w:pPr>
+            <w:r>
+              <w:rPr>
+                <w:sz w:val="20"/>
+                <w:szCs w:val="20"/>
+                <w:lang w:val="en-CA"/>
+              </w:rPr>
+              <w:t>{d.outcome.assessment[i].assessmentActor}</w:t>
+            </w:r>
+          </w:p>
+        </w:tc>
+      </w:tr>
+      <w:tr>
+        <w:trPr>
+          <w:trHeight w:val="300"/>
+        </w:trPr>
+        <w:tc>
+          <w:tcPr>
+            <w:tcW w:w="5392" w:type="dxa"/>
+            <w:tcBorders>
+              <w:top w:val="nil"/>
+              <w:left w:val="nil"/>
+              <w:bottom w:val="nil"/>
+              <w:right w:val="single" w:sz="6" w:space="0" w:color="7F7F7F" w:themeColor="text1" w:themeTint="80"/>
+            </w:tcBorders>
+            <w:shd w:val="clear" w:color="auto" w:fill="F2F2F2" w:themeFill="background1" w:themeFillShade="F2"/>
+            <w:tcMar>
+              <w:left w:w="105" w:type="dxa"/>
+              <w:right w:w="105" w:type="dxa"/>
+            </w:tcMar>
+          </w:tcPr>
+          <w:p>
+            <w:pPr>
+              <w:spacing w:after="0"/>
+              <w:rPr>
+                <w:sz w:val="20"/>
+                <w:szCs w:val="20"/>
+              </w:rPr>
+            </w:pPr>
+            <w:r>
+              <w:rPr>
+                <w:sz w:val="20"/>
+                <w:szCs w:val="20"/>
+              </w:rPr>
+              <w:t>Assessment date</w:t>
+            </w:r>
+            <w:r>
+              <w:rPr>
+                <w:b/>
+                <w:bCs/>
+                <w:sz w:val="20"/>
+                <w:szCs w:val="20"/>
+                <w:lang w:val="en-CA"/>
+              </w:rPr>
+              <w:t> </w:t>
+            </w:r>
+          </w:p>
+        </w:tc>
+        <w:tc>
+          <w:tcPr>
+            <w:tcW w:w="5392" w:type="dxa"/>
+            <w:tcBorders>
+              <w:top w:val="nil"/>
+              <w:left w:val="single" w:sz="6" w:space="0" w:color="7F7F7F" w:themeColor="text1" w:themeTint="80"/>
+              <w:bottom w:val="nil"/>
+              <w:right w:val="nil"/>
+            </w:tcBorders>
+            <w:shd w:val="clear" w:color="auto" w:fill="F2F2F2" w:themeFill="background1" w:themeFillShade="F2"/>
+            <w:tcMar>
+              <w:left w:w="105" w:type="dxa"/>
+              <w:right w:w="105" w:type="dxa"/>
+            </w:tcMar>
+          </w:tcPr>
+          <w:p>
+            <w:pPr>
+              <w:spacing w:after="0"/>
+              <w:rPr>
+                <w:sz w:val="20"/>
+                <w:szCs w:val="20"/>
+              </w:rPr>
+            </w:pPr>
+            <w:r>
+              <w:rPr>
+                <w:sz w:val="20"/>
+                <w:szCs w:val="20"/>
+                <w:lang w:val="en-CA"/>
+              </w:rPr>
+              <w:t>{d.outcome.assessment[i].assessmentDate}</w:t>
+            </w:r>
+          </w:p>
+        </w:tc>
+      </w:tr>
+      <w:tr>
+        <w:trPr>
+          <w:trHeight w:val="300"/>
+        </w:trPr>
+        <w:tc>
+          <w:tcPr>
+            <w:tcW w:w="5392" w:type="dxa"/>
+            <w:tcBorders>
+              <w:top w:val="nil"/>
+              <w:left w:val="nil"/>
+              <w:bottom w:val="nil"/>
+              <w:right w:val="single" w:sz="6" w:space="0" w:color="7F7F7F" w:themeColor="text1" w:themeTint="80"/>
+            </w:tcBorders>
+            <w:tcMar>
+              <w:left w:w="105" w:type="dxa"/>
+              <w:right w:w="105" w:type="dxa"/>
+            </w:tcMar>
+          </w:tcPr>
+          <w:p>
+            <w:pPr>
+              <w:spacing w:after="0"/>
+              <w:rPr>
+                <w:sz w:val="20"/>
+                <w:szCs w:val="20"/>
+              </w:rPr>
+            </w:pPr>
+            <w:r>
+              <w:rPr>
+                <w:sz w:val="20"/>
+                <w:szCs w:val="20"/>
+              </w:rPr>
+              <w:t>Comments</w:t>
+            </w:r>
+            <w:r>
+              <w:rPr>
+                <w:b/>
+                <w:bCs/>
+                <w:sz w:val="20"/>
+                <w:szCs w:val="20"/>
+                <w:lang w:val="en-CA"/>
+              </w:rPr>
+              <w:t> </w:t>
+            </w:r>
+          </w:p>
+        </w:tc>
+        <w:tc>
+          <w:tcPr>
+            <w:tcW w:w="5392" w:type="dxa"/>
+            <w:tcBorders>
+              <w:top w:val="nil"/>
+              <w:left w:val="single" w:sz="6" w:space="0" w:color="7F7F7F" w:themeColor="text1" w:themeTint="80"/>
+              <w:bottom w:val="nil"/>
+              <w:right w:val="nil"/>
+            </w:tcBorders>
+            <w:tcMar>
+              <w:left w:w="105" w:type="dxa"/>
+              <w:right w:w="105" w:type="dxa"/>
+            </w:tcMar>
+          </w:tcPr>
+          <w:p>
+            <w:pPr>
+              <w:spacing w:after="0"/>
+              <w:rPr>
                 <w:sz w:val="20"/>
                 <w:szCs w:val="20"/>
               </w:rPr>
@@ -9792,18 +7677,10 @@
     </w:tbl>
     <w:p>
       <w:pPr>
-        <w:bidi w:val="0"/>
         <w:spacing w:after="0" w:line="240" w:lineRule="auto"/>
         <w:rPr>
-          <w:rFonts w:ascii="Segoe UI" w:hAnsi="Segoe UI" w:eastAsia="Segoe UI" w:cs="Segoe UI"/>
-          <w:b w:val="0"/>
-          <w:bCs w:val="0"/>
-          <w:i w:val="0"/>
-          <w:iCs w:val="0"/>
-          <w:caps w:val="0"/>
-          <w:smallCaps w:val="0"/>
-          <w:noProof w:val="0"/>
-          <w:color w:val="000000" w:themeColor="text1" w:themeTint="FF" w:themeShade="FF"/>
+          <w:rFonts w:ascii="Segoe UI" w:eastAsia="Segoe UI" w:hAnsi="Segoe UI" w:cs="Segoe UI"/>
+          <w:color w:val="000000" w:themeColor="text1"/>
           <w:sz w:val="20"/>
           <w:szCs w:val="20"/>
           <w:lang w:val="en-CA"/>
@@ -9811,32 +7688,17 @@
       </w:pPr>
       <w:r>
         <w:rPr>
-          <w:rFonts w:ascii="Segoe UI" w:hAnsi="Segoe UI" w:eastAsia="Segoe UI" w:cs="Segoe UI"/>
-          <w:b w:val="0"/>
-          <w:bCs w:val="0"/>
-          <w:i w:val="0"/>
-          <w:iCs w:val="0"/>
-          <w:caps w:val="0"/>
-          <w:smallCaps w:val="0"/>
-          <w:noProof w:val="0"/>
-          <w:color w:val="000000" w:themeColor="text1" w:themeTint="FF" w:themeShade="FF"/>
+          <w:rFonts w:ascii="Segoe UI" w:eastAsia="Segoe UI" w:hAnsi="Segoe UI" w:cs="Segoe UI"/>
+          <w:color w:val="000000" w:themeColor="text1"/>
           <w:sz w:val="20"/>
           <w:szCs w:val="20"/>
-          <w:lang w:val="en-US"/>
         </w:rPr>
         <w:t>{d.</w:t>
       </w:r>
       <w:r>
         <w:rPr>
-          <w:rFonts w:ascii="Segoe UI" w:hAnsi="Segoe UI" w:eastAsia="Segoe UI" w:cs="Segoe UI"/>
-          <w:b w:val="0"/>
-          <w:bCs w:val="0"/>
-          <w:i w:val="0"/>
-          <w:iCs w:val="0"/>
-          <w:caps w:val="0"/>
-          <w:smallCaps w:val="0"/>
-          <w:noProof w:val="0"/>
-          <w:color w:val="000000" w:themeColor="text1" w:themeTint="FF" w:themeShade="FF"/>
+          <w:rFonts w:ascii="Segoe UI" w:eastAsia="Segoe UI" w:hAnsi="Segoe UI" w:cs="Segoe UI"/>
+          <w:color w:val="000000" w:themeColor="text1"/>
           <w:sz w:val="20"/>
           <w:szCs w:val="20"/>
           <w:lang w:val="en-CA"/>
@@ -9845,32 +7707,17 @@
       </w:r>
       <w:r>
         <w:rPr>
-          <w:rFonts w:ascii="Segoe UI" w:hAnsi="Segoe UI" w:eastAsia="Segoe UI" w:cs="Segoe UI"/>
-          <w:b w:val="0"/>
-          <w:bCs w:val="0"/>
-          <w:i w:val="0"/>
-          <w:iCs w:val="0"/>
-          <w:caps w:val="0"/>
-          <w:smallCaps w:val="0"/>
-          <w:noProof w:val="0"/>
-          <w:color w:val="000000" w:themeColor="text1" w:themeTint="FF" w:themeShade="FF"/>
+          <w:rFonts w:ascii="Segoe UI" w:eastAsia="Segoe UI" w:hAnsi="Segoe UI" w:cs="Segoe UI"/>
+          <w:color w:val="000000" w:themeColor="text1"/>
           <w:sz w:val="20"/>
           <w:szCs w:val="20"/>
-          <w:lang w:val="en-US"/>
         </w:rPr>
         <w:t>.actionNotRequired:showEnd}{d.</w:t>
       </w:r>
       <w:r>
         <w:rPr>
-          <w:rFonts w:ascii="Segoe UI" w:hAnsi="Segoe UI" w:eastAsia="Segoe UI" w:cs="Segoe UI"/>
-          <w:b w:val="0"/>
-          <w:bCs w:val="0"/>
-          <w:i w:val="0"/>
-          <w:iCs w:val="0"/>
-          <w:caps w:val="0"/>
-          <w:smallCaps w:val="0"/>
-          <w:noProof w:val="0"/>
-          <w:color w:val="000000" w:themeColor="text1" w:themeTint="FF" w:themeShade="FF"/>
+          <w:rFonts w:ascii="Segoe UI" w:eastAsia="Segoe UI" w:hAnsi="Segoe UI" w:cs="Segoe UI"/>
+          <w:color w:val="000000" w:themeColor="text1"/>
           <w:sz w:val="20"/>
           <w:szCs w:val="20"/>
           <w:lang w:val="en-CA"/>
@@ -9879,38 +7726,28 @@
       </w:r>
       <w:r>
         <w:rPr>
-          <w:rFonts w:ascii="Segoe UI" w:hAnsi="Segoe UI" w:eastAsia="Segoe UI" w:cs="Segoe UI"/>
-          <w:b w:val="0"/>
-          <w:bCs w:val="0"/>
-          <w:i w:val="0"/>
-          <w:iCs w:val="0"/>
-          <w:caps w:val="0"/>
-          <w:smallCaps w:val="0"/>
-          <w:noProof w:val="0"/>
-          <w:color w:val="000000" w:themeColor="text1" w:themeTint="FF" w:themeShade="FF"/>
+          <w:rFonts w:ascii="Segoe UI" w:eastAsia="Segoe UI" w:hAnsi="Segoe UI" w:cs="Segoe UI"/>
+          <w:color w:val="000000" w:themeColor="text1"/>
           <w:sz w:val="20"/>
           <w:szCs w:val="20"/>
-          <w:lang w:val="en-US"/>
         </w:rPr>
         <w:t>:ifEQ(No):showBegin}</w:t>
       </w:r>
     </w:p>
     <w:tbl>
       <w:tblPr>
-        <w:tblStyle w:val="TableNormal"/>
-        <w:bidiVisual w:val="0"/>
         <w:tblW w:w="0" w:type="auto"/>
         <w:tblBorders>
-          <w:top w:val="single" w:sz="6"/>
-          <w:left w:val="single" w:sz="6"/>
-          <w:bottom w:val="single" w:sz="6"/>
-          <w:right w:val="single" w:sz="6"/>
+          <w:top w:val="single" w:sz="6" w:space="0" w:color="auto"/>
+          <w:left w:val="single" w:sz="6" w:space="0" w:color="auto"/>
+          <w:bottom w:val="single" w:sz="6" w:space="0" w:color="auto"/>
+          <w:right w:val="single" w:sz="6" w:space="0" w:color="auto"/>
         </w:tblBorders>
         <w:tblLook w:val="04A0" w:firstRow="1" w:lastRow="0" w:firstColumn="1" w:lastColumn="0" w:noHBand="0" w:noVBand="1"/>
       </w:tblPr>
       <w:tblGrid>
-        <w:gridCol w:w="5392"/>
-        <w:gridCol w:w="5392"/>
+        <w:gridCol w:w="5169"/>
+        <w:gridCol w:w="5631"/>
       </w:tblGrid>
       <w:tr>
         <w:trPr>
@@ -9923,46 +7760,33 @@
             <w:tcBorders>
               <w:top w:val="nil"/>
               <w:left w:val="nil"/>
-              <w:bottom w:val="single" w:color="7F7F7F" w:themeColor="text1" w:themeTint="80" w:sz="6"/>
+              <w:bottom w:val="single" w:sz="6" w:space="0" w:color="7F7F7F" w:themeColor="text1" w:themeTint="80"/>
               <w:right w:val="nil"/>
             </w:tcBorders>
             <w:tcMar>
               <w:left w:w="105" w:type="dxa"/>
               <w:right w:w="105" w:type="dxa"/>
             </w:tcMar>
-            <w:vAlign w:val="top"/>
-          </w:tcPr>
-          <w:p>
-            <w:pPr>
-              <w:bidi w:val="0"/>
+          </w:tcPr>
+          <w:p>
+            <w:pPr>
               <w:spacing w:after="0"/>
               <w:rPr>
-                <w:b w:val="0"/>
-                <w:bCs w:val="0"/>
-                <w:i w:val="0"/>
-                <w:iCs w:val="0"/>
-                <w:sz w:val="20"/>
-                <w:szCs w:val="20"/>
-              </w:rPr>
-            </w:pPr>
-            <w:r>
-              <w:rPr>
-                <w:b w:val="1"/>
-                <w:bCs w:val="1"/>
-                <w:i w:val="0"/>
-                <w:iCs w:val="0"/>
-                <w:sz w:val="20"/>
-                <w:szCs w:val="20"/>
-                <w:lang w:val="en-US"/>
+                <w:sz w:val="20"/>
+                <w:szCs w:val="20"/>
+              </w:rPr>
+            </w:pPr>
+            <w:r>
+              <w:rPr>
+                <w:b/>
+                <w:bCs/>
+                <w:sz w:val="20"/>
+                <w:szCs w:val="20"/>
               </w:rPr>
               <w:t>Complaint assessment #{</w:t>
             </w:r>
             <w:r>
               <w:rPr>
-                <w:b w:val="0"/>
-                <w:bCs w:val="0"/>
-                <w:i w:val="0"/>
-                <w:iCs w:val="0"/>
                 <w:sz w:val="20"/>
                 <w:szCs w:val="20"/>
                 <w:lang w:val="en-CA"/>
@@ -9971,13 +7795,10 @@
             </w:r>
             <w:r>
               <w:rPr>
-                <w:b w:val="1"/>
-                <w:bCs w:val="1"/>
-                <w:i w:val="0"/>
-                <w:iCs w:val="0"/>
-                <w:sz w:val="20"/>
-                <w:szCs w:val="20"/>
-                <w:lang w:val="en-US"/>
+                <w:b/>
+                <w:bCs/>
+                <w:sz w:val="20"/>
+                <w:szCs w:val="20"/>
               </w:rPr>
               <w:t>}</w:t>
             </w:r>
@@ -9992,49 +7813,36 @@
           <w:tcPr>
             <w:tcW w:w="5392" w:type="dxa"/>
             <w:tcBorders>
-              <w:top w:val="single" w:color="7F7F7F" w:themeColor="text1" w:themeTint="80" w:sz="6"/>
+              <w:top w:val="single" w:sz="6" w:space="0" w:color="7F7F7F" w:themeColor="text1" w:themeTint="80"/>
               <w:left w:val="nil"/>
-              <w:bottom w:val="nil" w:color="7F7F7F" w:themeColor="text1" w:themeTint="80" w:sz="6"/>
-              <w:right w:val="single" w:color="7F7F7F" w:themeColor="text1" w:themeTint="80" w:sz="6"/>
+              <w:bottom w:val="nil"/>
+              <w:right w:val="single" w:sz="6" w:space="0" w:color="7F7F7F" w:themeColor="text1" w:themeTint="80"/>
             </w:tcBorders>
             <w:shd w:val="clear" w:color="auto" w:fill="F2F2F2" w:themeFill="background1" w:themeFillShade="F2"/>
             <w:tcMar>
               <w:left w:w="105" w:type="dxa"/>
               <w:right w:w="105" w:type="dxa"/>
             </w:tcMar>
-            <w:vAlign w:val="top"/>
-          </w:tcPr>
-          <w:p>
-            <w:pPr>
-              <w:bidi w:val="0"/>
+          </w:tcPr>
+          <w:p>
+            <w:pPr>
               <w:spacing w:after="0"/>
               <w:rPr>
-                <w:b w:val="0"/>
-                <w:bCs w:val="0"/>
-                <w:i w:val="0"/>
-                <w:iCs w:val="0"/>
-                <w:sz w:val="20"/>
-                <w:szCs w:val="20"/>
-              </w:rPr>
-            </w:pPr>
-            <w:r>
-              <w:rPr>
-                <w:b w:val="0"/>
-                <w:bCs w:val="0"/>
-                <w:i w:val="0"/>
-                <w:iCs w:val="0"/>
-                <w:sz w:val="20"/>
-                <w:szCs w:val="20"/>
-                <w:lang w:val="en-US"/>
+                <w:sz w:val="20"/>
+                <w:szCs w:val="20"/>
+              </w:rPr>
+            </w:pPr>
+            <w:r>
+              <w:rPr>
+                <w:sz w:val="20"/>
+                <w:szCs w:val="20"/>
               </w:rPr>
               <w:t>Action required?</w:t>
             </w:r>
             <w:r>
               <w:rPr>
-                <w:b w:val="1"/>
-                <w:bCs w:val="1"/>
-                <w:i w:val="0"/>
-                <w:iCs w:val="0"/>
+                <w:b/>
+                <w:bCs/>
                 <w:sz w:val="20"/>
                 <w:szCs w:val="20"/>
                 <w:lang w:val="en-CA"/>
@@ -10048,312 +7856,7 @@
             <w:tcW w:w="5392" w:type="dxa"/>
             <w:tcBorders>
               <w:top w:val="nil"/>
-              <w:left w:val="single" w:color="7F7F7F" w:themeColor="text1" w:themeTint="80" w:sz="6"/>
-              <w:bottom w:val="nil" w:color="7F7F7F" w:themeColor="text1" w:themeTint="80" w:sz="6"/>
-              <w:right w:val="nil"/>
-            </w:tcBorders>
-            <w:shd w:val="clear" w:color="auto" w:fill="F2F2F2" w:themeFill="background1" w:themeFillShade="F2"/>
-            <w:tcMar>
-              <w:left w:w="105" w:type="dxa"/>
-              <w:right w:w="105" w:type="dxa"/>
-            </w:tcMar>
-            <w:vAlign w:val="top"/>
-          </w:tcPr>
-          <w:p>
-            <w:pPr>
-              <w:bidi w:val="0"/>
-              <w:spacing w:after="0"/>
-              <w:rPr>
-                <w:b w:val="0"/>
-                <w:bCs w:val="0"/>
-                <w:i w:val="0"/>
-                <w:iCs w:val="0"/>
-                <w:sz w:val="20"/>
-                <w:szCs w:val="20"/>
-              </w:rPr>
-            </w:pPr>
-            <w:r>
-              <w:rPr>
-                <w:b w:val="0"/>
-                <w:bCs w:val="0"/>
-                <w:i w:val="0"/>
-                <w:iCs w:val="0"/>
-                <w:sz w:val="20"/>
-                <w:szCs w:val="20"/>
-                <w:lang w:val="en-CA"/>
-              </w:rPr>
-              <w:t>{d.outcome.assessment[i].actionNotRequired}</w:t>
-            </w:r>
-          </w:p>
-        </w:tc>
-      </w:tr>
-      <w:tr>
-        <w:trPr>
-          <w:trHeight w:val="300"/>
-        </w:trPr>
-        <w:tc>
-          <w:tcPr>
-            <w:tcW w:w="5392" w:type="dxa"/>
-            <w:tcBorders>
-              <w:top w:val="nil"/>
-              <w:left w:val="nil"/>
-              <w:bottom w:val="nil"/>
-              <w:right w:val="single" w:color="7F7F7F" w:themeColor="text1" w:themeTint="80" w:sz="6"/>
-            </w:tcBorders>
-            <w:tcMar>
-              <w:left w:w="105" w:type="dxa"/>
-              <w:right w:w="105" w:type="dxa"/>
-            </w:tcMar>
-            <w:vAlign w:val="top"/>
-          </w:tcPr>
-          <w:p>
-            <w:pPr>
-              <w:bidi w:val="0"/>
-              <w:spacing w:after="0"/>
-              <w:rPr>
-                <w:b w:val="0"/>
-                <w:bCs w:val="0"/>
-                <w:i w:val="0"/>
-                <w:iCs w:val="0"/>
-                <w:sz w:val="20"/>
-                <w:szCs w:val="20"/>
-              </w:rPr>
-            </w:pPr>
-            <w:r>
-              <w:rPr>
-                <w:b w:val="0"/>
-                <w:bCs w:val="0"/>
-                <w:i w:val="0"/>
-                <w:iCs w:val="0"/>
-                <w:sz w:val="20"/>
-                <w:szCs w:val="20"/>
-                <w:lang w:val="en-US"/>
-              </w:rPr>
-              <w:t>Justification</w:t>
-            </w:r>
-            <w:r>
-              <w:rPr>
-                <w:b w:val="1"/>
-                <w:bCs w:val="1"/>
-                <w:i w:val="0"/>
-                <w:iCs w:val="0"/>
-                <w:sz w:val="20"/>
-                <w:szCs w:val="20"/>
-                <w:lang w:val="en-CA"/>
-              </w:rPr>
-              <w:t> </w:t>
-            </w:r>
-          </w:p>
-        </w:tc>
-        <w:tc>
-          <w:tcPr>
-            <w:tcW w:w="5392" w:type="dxa"/>
-            <w:tcBorders>
-              <w:top w:val="nil"/>
-              <w:left w:val="single" w:color="7F7F7F" w:themeColor="text1" w:themeTint="80" w:sz="6"/>
-              <w:bottom w:val="nil"/>
-              <w:right w:val="nil"/>
-            </w:tcBorders>
-            <w:tcMar>
-              <w:left w:w="105" w:type="dxa"/>
-              <w:right w:w="105" w:type="dxa"/>
-            </w:tcMar>
-            <w:vAlign w:val="top"/>
-          </w:tcPr>
-          <w:p>
-            <w:pPr>
-              <w:bidi w:val="0"/>
-              <w:spacing w:after="0"/>
-              <w:rPr>
-                <w:b w:val="0"/>
-                <w:bCs w:val="0"/>
-                <w:i w:val="0"/>
-                <w:iCs w:val="0"/>
-                <w:sz w:val="20"/>
-                <w:szCs w:val="20"/>
-              </w:rPr>
-            </w:pPr>
-            <w:r>
-              <w:rPr>
-                <w:b w:val="0"/>
-                <w:bCs w:val="0"/>
-                <w:i w:val="0"/>
-                <w:iCs w:val="0"/>
-                <w:sz w:val="20"/>
-                <w:szCs w:val="20"/>
-                <w:lang w:val="en-CA"/>
-              </w:rPr>
-              <w:t>{d.outcome.assessment[i].actionJustificationShortDescription}</w:t>
-            </w:r>
-          </w:p>
-        </w:tc>
-      </w:tr>
-      <w:tr>
-        <w:trPr>
-          <w:trHeight w:val="300"/>
-        </w:trPr>
-        <w:tc>
-          <w:tcPr>
-            <w:tcW w:w="5392" w:type="dxa"/>
-            <w:tcBorders>
-              <w:top w:val="nil"/>
-              <w:left w:val="nil"/>
-              <w:bottom w:val="nil"/>
-              <w:right w:val="single" w:color="7F7F7F" w:themeColor="text1" w:themeTint="80" w:sz="6"/>
-            </w:tcBorders>
-            <w:tcMar>
-              <w:left w:w="105" w:type="dxa"/>
-              <w:right w:w="105" w:type="dxa"/>
-            </w:tcMar>
-            <w:vAlign w:val="top"/>
-          </w:tcPr>
-          <w:p>
-            <w:pPr>
-              <w:bidi w:val="0"/>
-              <w:spacing w:after="0"/>
-              <w:rPr>
-                <w:b w:val="0"/>
-                <w:bCs w:val="0"/>
-                <w:i w:val="0"/>
-                <w:iCs w:val="0"/>
-                <w:sz w:val="20"/>
-                <w:szCs w:val="20"/>
-              </w:rPr>
-            </w:pPr>
-            <w:r>
-              <w:rPr>
-                <w:b w:val="0"/>
-                <w:bCs w:val="0"/>
-                <w:i w:val="0"/>
-                <w:iCs w:val="0"/>
-                <w:sz w:val="20"/>
-                <w:szCs w:val="20"/>
-                <w:lang w:val="en-US"/>
-              </w:rPr>
-              <w:t>Officer</w:t>
-            </w:r>
-            <w:r>
-              <w:rPr>
-                <w:b w:val="1"/>
-                <w:bCs w:val="1"/>
-                <w:i w:val="0"/>
-                <w:iCs w:val="0"/>
-                <w:sz w:val="20"/>
-                <w:szCs w:val="20"/>
-                <w:lang w:val="en-CA"/>
-              </w:rPr>
-              <w:t> </w:t>
-            </w:r>
-          </w:p>
-        </w:tc>
-        <w:tc>
-          <w:tcPr>
-            <w:tcW w:w="5392" w:type="dxa"/>
-            <w:tcBorders>
-              <w:top w:val="nil"/>
-              <w:left w:val="single" w:color="7F7F7F" w:themeColor="text1" w:themeTint="80" w:sz="6"/>
-              <w:bottom w:val="nil"/>
-              <w:right w:val="nil"/>
-            </w:tcBorders>
-            <w:tcMar>
-              <w:left w:w="105" w:type="dxa"/>
-              <w:right w:w="105" w:type="dxa"/>
-            </w:tcMar>
-            <w:vAlign w:val="top"/>
-          </w:tcPr>
-          <w:p>
-            <w:pPr>
-              <w:bidi w:val="0"/>
-              <w:spacing w:after="0"/>
-              <w:rPr>
-                <w:b w:val="0"/>
-                <w:bCs w:val="0"/>
-                <w:i w:val="0"/>
-                <w:iCs w:val="0"/>
-                <w:sz w:val="20"/>
-                <w:szCs w:val="20"/>
-              </w:rPr>
-            </w:pPr>
-            <w:r>
-              <w:rPr>
-                <w:b w:val="0"/>
-                <w:bCs w:val="0"/>
-                <w:i w:val="0"/>
-                <w:iCs w:val="0"/>
-                <w:sz w:val="20"/>
-                <w:szCs w:val="20"/>
-                <w:lang w:val="en-CA"/>
-              </w:rPr>
-              <w:t>{d.outcome.assessment[i].assessmentActor}</w:t>
-            </w:r>
-          </w:p>
-        </w:tc>
-      </w:tr>
-      <w:tr>
-        <w:trPr>
-          <w:trHeight w:val="300"/>
-        </w:trPr>
-        <w:tc>
-          <w:tcPr>
-            <w:tcW w:w="5392" w:type="dxa"/>
-            <w:tcBorders>
-              <w:top w:val="nil"/>
-              <w:left w:val="nil"/>
-              <w:bottom w:val="nil"/>
-              <w:right w:val="single" w:color="7F7F7F" w:themeColor="text1" w:themeTint="80" w:sz="6"/>
-            </w:tcBorders>
-            <w:shd w:val="clear" w:color="auto" w:fill="F2F2F2" w:themeFill="background1" w:themeFillShade="F2"/>
-            <w:tcMar>
-              <w:left w:w="105" w:type="dxa"/>
-              <w:right w:w="105" w:type="dxa"/>
-            </w:tcMar>
-            <w:vAlign w:val="top"/>
-          </w:tcPr>
-          <w:p>
-            <w:pPr>
-              <w:bidi w:val="0"/>
-              <w:spacing w:after="0"/>
-              <w:rPr>
-                <w:b w:val="0"/>
-                <w:bCs w:val="0"/>
-                <w:i w:val="0"/>
-                <w:iCs w:val="0"/>
-                <w:sz w:val="20"/>
-                <w:szCs w:val="20"/>
-              </w:rPr>
-            </w:pPr>
-            <w:r>
-              <w:rPr>
-                <w:b w:val="0"/>
-                <w:bCs w:val="0"/>
-                <w:i w:val="0"/>
-                <w:iCs w:val="0"/>
-                <w:sz w:val="20"/>
-                <w:szCs w:val="20"/>
-                <w:lang w:val="en-US"/>
-              </w:rPr>
-              <w:t>Assessment date</w:t>
-            </w:r>
-            <w:r>
-              <w:rPr>
-                <w:b w:val="1"/>
-                <w:bCs w:val="1"/>
-                <w:i w:val="0"/>
-                <w:iCs w:val="0"/>
-                <w:sz w:val="20"/>
-                <w:szCs w:val="20"/>
-                <w:lang w:val="en-CA"/>
-              </w:rPr>
-              <w:t> </w:t>
-            </w:r>
-          </w:p>
-        </w:tc>
-        <w:tc>
-          <w:tcPr>
-            <w:tcW w:w="5392" w:type="dxa"/>
-            <w:tcBorders>
-              <w:top w:val="nil"/>
-              <w:left w:val="single" w:color="7F7F7F" w:themeColor="text1" w:themeTint="80" w:sz="6"/>
+              <w:left w:val="single" w:sz="6" w:space="0" w:color="7F7F7F" w:themeColor="text1" w:themeTint="80"/>
               <w:bottom w:val="nil"/>
               <w:right w:val="nil"/>
             </w:tcBorders>
@@ -10362,32 +7865,22 @@
               <w:left w:w="105" w:type="dxa"/>
               <w:right w:w="105" w:type="dxa"/>
             </w:tcMar>
-            <w:vAlign w:val="top"/>
-          </w:tcPr>
-          <w:p>
-            <w:pPr>
-              <w:bidi w:val="0"/>
+          </w:tcPr>
+          <w:p>
+            <w:pPr>
               <w:spacing w:after="0"/>
               <w:rPr>
-                <w:b w:val="0"/>
-                <w:bCs w:val="0"/>
-                <w:i w:val="0"/>
-                <w:iCs w:val="0"/>
-                <w:sz w:val="20"/>
-                <w:szCs w:val="20"/>
-              </w:rPr>
-            </w:pPr>
-            <w:r>
-              <w:rPr>
-                <w:b w:val="0"/>
-                <w:bCs w:val="0"/>
-                <w:i w:val="0"/>
-                <w:iCs w:val="0"/>
+                <w:sz w:val="20"/>
+                <w:szCs w:val="20"/>
+              </w:rPr>
+            </w:pPr>
+            <w:r>
+              <w:rPr>
                 <w:sz w:val="20"/>
                 <w:szCs w:val="20"/>
                 <w:lang w:val="en-CA"/>
               </w:rPr>
-              <w:t>{d.outcome.assessment[i].assessmentDate}</w:t>
+              <w:t>{d.outcome.assessment[i].actionNotRequired}</w:t>
             </w:r>
           </w:p>
         </w:tc>
@@ -10403,45 +7896,32 @@
               <w:top w:val="nil"/>
               <w:left w:val="nil"/>
               <w:bottom w:val="nil"/>
-              <w:right w:val="single" w:color="7F7F7F" w:themeColor="text1" w:themeTint="80" w:sz="6"/>
+              <w:right w:val="single" w:sz="6" w:space="0" w:color="7F7F7F" w:themeColor="text1" w:themeTint="80"/>
             </w:tcBorders>
             <w:tcMar>
               <w:left w:w="105" w:type="dxa"/>
               <w:right w:w="105" w:type="dxa"/>
             </w:tcMar>
-            <w:vAlign w:val="top"/>
-          </w:tcPr>
-          <w:p>
-            <w:pPr>
-              <w:bidi w:val="0"/>
+          </w:tcPr>
+          <w:p>
+            <w:pPr>
               <w:spacing w:after="0"/>
               <w:rPr>
-                <w:b w:val="0"/>
-                <w:bCs w:val="0"/>
-                <w:i w:val="0"/>
-                <w:iCs w:val="0"/>
-                <w:sz w:val="20"/>
-                <w:szCs w:val="20"/>
-              </w:rPr>
-            </w:pPr>
-            <w:r>
-              <w:rPr>
-                <w:b w:val="0"/>
-                <w:bCs w:val="0"/>
-                <w:i w:val="0"/>
-                <w:iCs w:val="0"/>
-                <w:sz w:val="20"/>
-                <w:szCs w:val="20"/>
-                <w:lang w:val="en-US"/>
-              </w:rPr>
-              <w:t>Comments</w:t>
-            </w:r>
-            <w:r>
-              <w:rPr>
-                <w:b w:val="1"/>
-                <w:bCs w:val="1"/>
-                <w:i w:val="0"/>
-                <w:iCs w:val="0"/>
+                <w:sz w:val="20"/>
+                <w:szCs w:val="20"/>
+              </w:rPr>
+            </w:pPr>
+            <w:r>
+              <w:rPr>
+                <w:sz w:val="20"/>
+                <w:szCs w:val="20"/>
+              </w:rPr>
+              <w:t>Justification</w:t>
+            </w:r>
+            <w:r>
+              <w:rPr>
+                <w:b/>
+                <w:bCs/>
                 <w:sz w:val="20"/>
                 <w:szCs w:val="20"/>
                 <w:lang w:val="en-CA"/>
@@ -10455,7 +7935,7 @@
             <w:tcW w:w="5392" w:type="dxa"/>
             <w:tcBorders>
               <w:top w:val="nil"/>
-              <w:left w:val="single" w:color="7F7F7F" w:themeColor="text1" w:themeTint="80" w:sz="6"/>
+              <w:left w:val="single" w:sz="6" w:space="0" w:color="7F7F7F" w:themeColor="text1" w:themeTint="80"/>
               <w:bottom w:val="nil"/>
               <w:right w:val="nil"/>
             </w:tcBorders>
@@ -10463,17 +7943,247 @@
               <w:left w:w="105" w:type="dxa"/>
               <w:right w:w="105" w:type="dxa"/>
             </w:tcMar>
-            <w:vAlign w:val="top"/>
-          </w:tcPr>
-          <w:p>
-            <w:pPr>
-              <w:bidi w:val="0"/>
+          </w:tcPr>
+          <w:p>
+            <w:pPr>
               <w:spacing w:after="0"/>
               <w:rPr>
-                <w:b w:val="0"/>
-                <w:bCs w:val="0"/>
-                <w:i w:val="0"/>
-                <w:iCs w:val="0"/>
+                <w:sz w:val="20"/>
+                <w:szCs w:val="20"/>
+              </w:rPr>
+            </w:pPr>
+            <w:r>
+              <w:rPr>
+                <w:sz w:val="20"/>
+                <w:szCs w:val="20"/>
+                <w:lang w:val="en-CA"/>
+              </w:rPr>
+              <w:t>{d.outcome.assessment[i].actionJustificationShortDescription}</w:t>
+            </w:r>
+          </w:p>
+        </w:tc>
+      </w:tr>
+      <w:tr>
+        <w:trPr>
+          <w:trHeight w:val="300"/>
+        </w:trPr>
+        <w:tc>
+          <w:tcPr>
+            <w:tcW w:w="5392" w:type="dxa"/>
+            <w:tcBorders>
+              <w:top w:val="nil"/>
+              <w:left w:val="nil"/>
+              <w:bottom w:val="nil"/>
+              <w:right w:val="single" w:sz="6" w:space="0" w:color="7F7F7F" w:themeColor="text1" w:themeTint="80"/>
+            </w:tcBorders>
+            <w:tcMar>
+              <w:left w:w="105" w:type="dxa"/>
+              <w:right w:w="105" w:type="dxa"/>
+            </w:tcMar>
+          </w:tcPr>
+          <w:p>
+            <w:pPr>
+              <w:spacing w:after="0"/>
+              <w:rPr>
+                <w:sz w:val="20"/>
+                <w:szCs w:val="20"/>
+              </w:rPr>
+            </w:pPr>
+            <w:r>
+              <w:rPr>
+                <w:sz w:val="20"/>
+                <w:szCs w:val="20"/>
+              </w:rPr>
+              <w:t>Officer</w:t>
+            </w:r>
+            <w:r>
+              <w:rPr>
+                <w:b/>
+                <w:bCs/>
+                <w:sz w:val="20"/>
+                <w:szCs w:val="20"/>
+                <w:lang w:val="en-CA"/>
+              </w:rPr>
+              <w:t> </w:t>
+            </w:r>
+          </w:p>
+        </w:tc>
+        <w:tc>
+          <w:tcPr>
+            <w:tcW w:w="5392" w:type="dxa"/>
+            <w:tcBorders>
+              <w:top w:val="nil"/>
+              <w:left w:val="single" w:sz="6" w:space="0" w:color="7F7F7F" w:themeColor="text1" w:themeTint="80"/>
+              <w:bottom w:val="nil"/>
+              <w:right w:val="nil"/>
+            </w:tcBorders>
+            <w:tcMar>
+              <w:left w:w="105" w:type="dxa"/>
+              <w:right w:w="105" w:type="dxa"/>
+            </w:tcMar>
+          </w:tcPr>
+          <w:p>
+            <w:pPr>
+              <w:spacing w:after="0"/>
+              <w:rPr>
+                <w:sz w:val="20"/>
+                <w:szCs w:val="20"/>
+              </w:rPr>
+            </w:pPr>
+            <w:r>
+              <w:rPr>
+                <w:sz w:val="20"/>
+                <w:szCs w:val="20"/>
+                <w:lang w:val="en-CA"/>
+              </w:rPr>
+              <w:t>{d.outcome.assessment[i].assessmentActor}</w:t>
+            </w:r>
+          </w:p>
+        </w:tc>
+      </w:tr>
+      <w:tr>
+        <w:trPr>
+          <w:trHeight w:val="300"/>
+        </w:trPr>
+        <w:tc>
+          <w:tcPr>
+            <w:tcW w:w="5392" w:type="dxa"/>
+            <w:tcBorders>
+              <w:top w:val="nil"/>
+              <w:left w:val="nil"/>
+              <w:bottom w:val="nil"/>
+              <w:right w:val="single" w:sz="6" w:space="0" w:color="7F7F7F" w:themeColor="text1" w:themeTint="80"/>
+            </w:tcBorders>
+            <w:shd w:val="clear" w:color="auto" w:fill="F2F2F2" w:themeFill="background1" w:themeFillShade="F2"/>
+            <w:tcMar>
+              <w:left w:w="105" w:type="dxa"/>
+              <w:right w:w="105" w:type="dxa"/>
+            </w:tcMar>
+          </w:tcPr>
+          <w:p>
+            <w:pPr>
+              <w:spacing w:after="0"/>
+              <w:rPr>
+                <w:sz w:val="20"/>
+                <w:szCs w:val="20"/>
+              </w:rPr>
+            </w:pPr>
+            <w:r>
+              <w:rPr>
+                <w:sz w:val="20"/>
+                <w:szCs w:val="20"/>
+              </w:rPr>
+              <w:t>Assessment date</w:t>
+            </w:r>
+            <w:r>
+              <w:rPr>
+                <w:b/>
+                <w:bCs/>
+                <w:sz w:val="20"/>
+                <w:szCs w:val="20"/>
+                <w:lang w:val="en-CA"/>
+              </w:rPr>
+              <w:t> </w:t>
+            </w:r>
+          </w:p>
+        </w:tc>
+        <w:tc>
+          <w:tcPr>
+            <w:tcW w:w="5392" w:type="dxa"/>
+            <w:tcBorders>
+              <w:top w:val="nil"/>
+              <w:left w:val="single" w:sz="6" w:space="0" w:color="7F7F7F" w:themeColor="text1" w:themeTint="80"/>
+              <w:bottom w:val="nil"/>
+              <w:right w:val="nil"/>
+            </w:tcBorders>
+            <w:shd w:val="clear" w:color="auto" w:fill="F2F2F2" w:themeFill="background1" w:themeFillShade="F2"/>
+            <w:tcMar>
+              <w:left w:w="105" w:type="dxa"/>
+              <w:right w:w="105" w:type="dxa"/>
+            </w:tcMar>
+          </w:tcPr>
+          <w:p>
+            <w:pPr>
+              <w:spacing w:after="0"/>
+              <w:rPr>
+                <w:sz w:val="20"/>
+                <w:szCs w:val="20"/>
+              </w:rPr>
+            </w:pPr>
+            <w:r>
+              <w:rPr>
+                <w:sz w:val="20"/>
+                <w:szCs w:val="20"/>
+                <w:lang w:val="en-CA"/>
+              </w:rPr>
+              <w:t>{d.outcome.assessment[i].assessmentDate}</w:t>
+            </w:r>
+          </w:p>
+        </w:tc>
+      </w:tr>
+      <w:tr>
+        <w:trPr>
+          <w:trHeight w:val="300"/>
+        </w:trPr>
+        <w:tc>
+          <w:tcPr>
+            <w:tcW w:w="5392" w:type="dxa"/>
+            <w:tcBorders>
+              <w:top w:val="nil"/>
+              <w:left w:val="nil"/>
+              <w:bottom w:val="nil"/>
+              <w:right w:val="single" w:sz="6" w:space="0" w:color="7F7F7F" w:themeColor="text1" w:themeTint="80"/>
+            </w:tcBorders>
+            <w:tcMar>
+              <w:left w:w="105" w:type="dxa"/>
+              <w:right w:w="105" w:type="dxa"/>
+            </w:tcMar>
+          </w:tcPr>
+          <w:p>
+            <w:pPr>
+              <w:spacing w:after="0"/>
+              <w:rPr>
+                <w:sz w:val="20"/>
+                <w:szCs w:val="20"/>
+              </w:rPr>
+            </w:pPr>
+            <w:r>
+              <w:rPr>
+                <w:sz w:val="20"/>
+                <w:szCs w:val="20"/>
+              </w:rPr>
+              <w:t>Comments</w:t>
+            </w:r>
+            <w:r>
+              <w:rPr>
+                <w:b/>
+                <w:bCs/>
+                <w:sz w:val="20"/>
+                <w:szCs w:val="20"/>
+                <w:lang w:val="en-CA"/>
+              </w:rPr>
+              <w:t> </w:t>
+            </w:r>
+          </w:p>
+        </w:tc>
+        <w:tc>
+          <w:tcPr>
+            <w:tcW w:w="5392" w:type="dxa"/>
+            <w:tcBorders>
+              <w:top w:val="nil"/>
+              <w:left w:val="single" w:sz="6" w:space="0" w:color="7F7F7F" w:themeColor="text1" w:themeTint="80"/>
+              <w:bottom w:val="nil"/>
+              <w:right w:val="nil"/>
+            </w:tcBorders>
+            <w:tcMar>
+              <w:left w:w="105" w:type="dxa"/>
+              <w:right w:w="105" w:type="dxa"/>
+            </w:tcMar>
+          </w:tcPr>
+          <w:p>
+            <w:pPr>
+              <w:spacing w:after="0"/>
+              <w:rPr>
                 <w:sz w:val="20"/>
                 <w:szCs w:val="20"/>
               </w:rPr>
@@ -10493,18 +8203,10 @@
     </w:tbl>
     <w:p>
       <w:pPr>
-        <w:bidi w:val="0"/>
         <w:spacing w:after="0"/>
         <w:rPr>
-          <w:rFonts w:ascii="Segoe UI" w:hAnsi="Segoe UI" w:eastAsia="Segoe UI" w:cs="Segoe UI"/>
-          <w:b w:val="0"/>
-          <w:bCs w:val="0"/>
-          <w:i w:val="0"/>
-          <w:iCs w:val="0"/>
-          <w:caps w:val="0"/>
-          <w:smallCaps w:val="0"/>
-          <w:noProof w:val="0"/>
-          <w:color w:val="000000" w:themeColor="text1" w:themeTint="FF" w:themeShade="FF"/>
+          <w:rFonts w:ascii="Segoe UI" w:eastAsia="Segoe UI" w:hAnsi="Segoe UI" w:cs="Segoe UI"/>
+          <w:color w:val="000000" w:themeColor="text1"/>
           <w:sz w:val="20"/>
           <w:szCs w:val="20"/>
           <w:lang w:val="en-CA"/>
@@ -10512,15 +8214,8 @@
       </w:pPr>
       <w:r>
         <w:rPr>
-          <w:rFonts w:ascii="Segoe UI" w:hAnsi="Segoe UI" w:eastAsia="Segoe UI" w:cs="Segoe UI"/>
-          <w:b w:val="0"/>
-          <w:bCs w:val="0"/>
-          <w:i w:val="0"/>
-          <w:iCs w:val="0"/>
-          <w:caps w:val="0"/>
-          <w:smallCaps w:val="0"/>
-          <w:noProof w:val="0"/>
-          <w:color w:val="000000" w:themeColor="text1" w:themeTint="FF" w:themeShade="FF"/>
+          <w:rFonts w:ascii="Segoe UI" w:eastAsia="Segoe UI" w:hAnsi="Segoe UI" w:cs="Segoe UI"/>
+          <w:color w:val="000000" w:themeColor="text1"/>
           <w:sz w:val="20"/>
           <w:szCs w:val="20"/>
           <w:lang w:val="en-CA"/>
@@ -10529,32 +8224,19 @@
       </w:r>
       <w:r>
         <w:rPr>
-          <w:rFonts w:ascii="Segoe UI" w:hAnsi="Segoe UI" w:eastAsia="Segoe UI" w:cs="Segoe UI"/>
-          <w:b w:val="1"/>
-          <w:bCs w:val="1"/>
-          <w:i w:val="0"/>
-          <w:iCs w:val="0"/>
-          <w:caps w:val="0"/>
-          <w:smallCaps w:val="0"/>
-          <w:noProof w:val="0"/>
-          <w:color w:val="000000" w:themeColor="text1" w:themeTint="FF" w:themeShade="FF"/>
+          <w:rFonts w:ascii="Segoe UI" w:eastAsia="Segoe UI" w:hAnsi="Segoe UI" w:cs="Segoe UI"/>
+          <w:b/>
+          <w:bCs/>
+          <w:color w:val="000000" w:themeColor="text1"/>
           <w:sz w:val="20"/>
           <w:szCs w:val="20"/>
-          <w:lang w:val="en-US"/>
         </w:rPr>
         <w:t>}{</w:t>
       </w:r>
       <w:r>
         <w:rPr>
-          <w:rFonts w:ascii="Segoe UI" w:hAnsi="Segoe UI" w:eastAsia="Segoe UI" w:cs="Segoe UI"/>
-          <w:b w:val="0"/>
-          <w:bCs w:val="0"/>
-          <w:i w:val="0"/>
-          <w:iCs w:val="0"/>
-          <w:caps w:val="0"/>
-          <w:smallCaps w:val="0"/>
-          <w:noProof w:val="0"/>
-          <w:color w:val="000000" w:themeColor="text1" w:themeTint="FF" w:themeShade="FF"/>
+          <w:rFonts w:ascii="Segoe UI" w:eastAsia="Segoe UI" w:hAnsi="Segoe UI" w:cs="Segoe UI"/>
+          <w:color w:val="000000" w:themeColor="text1"/>
           <w:sz w:val="20"/>
           <w:szCs w:val="20"/>
           <w:lang w:val="en-CA"/>
@@ -10563,18 +8245,12 @@
       </w:r>
       <w:r>
         <w:rPr>
-          <w:rFonts w:ascii="Segoe UI" w:hAnsi="Segoe UI" w:eastAsia="Segoe UI" w:cs="Segoe UI"/>
-          <w:b w:val="1"/>
-          <w:bCs w:val="1"/>
-          <w:i w:val="0"/>
-          <w:iCs w:val="0"/>
-          <w:caps w:val="0"/>
-          <w:smallCaps w:val="0"/>
-          <w:noProof w:val="0"/>
-          <w:color w:val="000000" w:themeColor="text1" w:themeTint="FF" w:themeShade="FF"/>
+          <w:rFonts w:ascii="Segoe UI" w:eastAsia="Segoe UI" w:hAnsi="Segoe UI" w:cs="Segoe UI"/>
+          <w:b/>
+          <w:bCs/>
+          <w:color w:val="000000" w:themeColor="text1"/>
           <w:sz w:val="20"/>
           <w:szCs w:val="20"/>
-          <w:lang w:val="en-US"/>
         </w:rPr>
         <w:t>.order}</w:t>
       </w:r>
@@ -10938,7 +8614,6 @@
             </w:rPr>
             <w:t>Report printed on {</w:t>
           </w:r>
-          <w:proofErr w:type="spellStart"/>
           <w:r>
             <w:rPr>
               <w:rFonts w:ascii="BC Sans" w:eastAsia="BC Sans" w:hAnsi="BC Sans" w:cs="BC Sans"/>
@@ -10963,7 +8638,6 @@
             </w:rPr>
             <w:t>generatedOn</w:t>
           </w:r>
-          <w:proofErr w:type="spellEnd"/>
           <w:r>
             <w:rPr>
               <w:rFonts w:ascii="BC Sans" w:eastAsia="BC Sans" w:hAnsi="BC Sans" w:cs="BC Sans"/>
@@ -12478,12 +10152,21 @@
 </file>
 
 <file path=customXml/item1.xml><?xml version="1.0" encoding="utf-8"?>
-<?mso-contentType ?>
-<FormTemplates xmlns="http://schemas.microsoft.com/sharepoint/v3/contenttype/forms">
-  <Display>DocumentLibraryForm</Display>
-  <Edit>DocumentLibraryForm</Edit>
-  <New>DocumentLibraryForm</New>
-</FormTemplates>
+<p:properties xmlns:p="http://schemas.microsoft.com/office/2006/metadata/properties" xmlns:xsi="http://www.w3.org/2001/XMLSchema-instance" xmlns:pc="http://schemas.microsoft.com/office/infopath/2007/PartnerControls">
+  <documentManagement>
+    <TaxCatchAll xmlns="cbeac988-4fd5-47cf-ad03-89cc7678fa90" xsi:nil="true"/>
+    <lcf76f155ced4ddcb4097134ff3c332f xmlns="aa9c99c1-69c1-4b58-9df5-4d4796c46f8a">
+      <Terms xmlns="http://schemas.microsoft.com/office/infopath/2007/PartnerControls"/>
+    </lcf76f155ced4ddcb4097134ff3c332f>
+    <SharedWithUsers xmlns="cbeac988-4fd5-47cf-ad03-89cc7678fa90">
+      <UserInfo>
+        <DisplayName/>
+        <AccountId xsi:nil="true"/>
+        <AccountType/>
+      </UserInfo>
+    </SharedWithUsers>
+  </documentManagement>
+</p:properties>
 </file>
 
 <file path=customXml/item2.xml><?xml version="1.0" encoding="utf-8"?>
@@ -12722,27 +10405,21 @@
 </file>
 
 <file path=customXml/item3.xml><?xml version="1.0" encoding="utf-8"?>
-<p:properties xmlns:p="http://schemas.microsoft.com/office/2006/metadata/properties" xmlns:xsi="http://www.w3.org/2001/XMLSchema-instance" xmlns:pc="http://schemas.microsoft.com/office/infopath/2007/PartnerControls">
-  <documentManagement>
-    <TaxCatchAll xmlns="cbeac988-4fd5-47cf-ad03-89cc7678fa90" xsi:nil="true"/>
-    <lcf76f155ced4ddcb4097134ff3c332f xmlns="aa9c99c1-69c1-4b58-9df5-4d4796c46f8a">
-      <Terms xmlns="http://schemas.microsoft.com/office/infopath/2007/PartnerControls"/>
-    </lcf76f155ced4ddcb4097134ff3c332f>
-    <SharedWithUsers xmlns="cbeac988-4fd5-47cf-ad03-89cc7678fa90">
-      <UserInfo>
-        <DisplayName/>
-        <AccountId xsi:nil="true"/>
-        <AccountType/>
-      </UserInfo>
-    </SharedWithUsers>
-  </documentManagement>
-</p:properties>
+<?mso-contentType ?>
+<FormTemplates xmlns="http://schemas.microsoft.com/sharepoint/v3/contenttype/forms">
+  <Display>DocumentLibraryForm</Display>
+  <Edit>DocumentLibraryForm</Edit>
+  <New>DocumentLibraryForm</New>
+</FormTemplates>
 </file>
 
 <file path=customXml/itemProps1.xml><?xml version="1.0" encoding="utf-8"?>
-<ds:datastoreItem xmlns:ds="http://schemas.openxmlformats.org/officeDocument/2006/customXml" ds:itemID="{4BECF9F2-3A10-48CC-8D31-4F6E8664527E}">
+<ds:datastoreItem xmlns:ds="http://schemas.openxmlformats.org/officeDocument/2006/customXml" ds:itemID="{C6C5DCE0-D69C-4B6E-96D9-C69B23DE6D4A}">
   <ds:schemaRefs>
-    <ds:schemaRef ds:uri="http://schemas.microsoft.com/sharepoint/v3/contenttype/forms"/>
+    <ds:schemaRef ds:uri="http://schemas.microsoft.com/office/2006/metadata/properties"/>
+    <ds:schemaRef ds:uri="http://schemas.microsoft.com/office/infopath/2007/PartnerControls"/>
+    <ds:schemaRef ds:uri="cbeac988-4fd5-47cf-ad03-89cc7678fa90"/>
+    <ds:schemaRef ds:uri="aa9c99c1-69c1-4b58-9df5-4d4796c46f8a"/>
   </ds:schemaRefs>
 </ds:datastoreItem>
 </file>
@@ -12767,12 +10444,9 @@
 </file>
 
 <file path=customXml/itemProps3.xml><?xml version="1.0" encoding="utf-8"?>
-<ds:datastoreItem xmlns:ds="http://schemas.openxmlformats.org/officeDocument/2006/customXml" ds:itemID="{C6C5DCE0-D69C-4B6E-96D9-C69B23DE6D4A}">
+<ds:datastoreItem xmlns:ds="http://schemas.openxmlformats.org/officeDocument/2006/customXml" ds:itemID="{4BECF9F2-3A10-48CC-8D31-4F6E8664527E}">
   <ds:schemaRefs>
-    <ds:schemaRef ds:uri="http://schemas.microsoft.com/office/2006/metadata/properties"/>
-    <ds:schemaRef ds:uri="http://schemas.microsoft.com/office/infopath/2007/PartnerControls"/>
-    <ds:schemaRef ds:uri="cbeac988-4fd5-47cf-ad03-89cc7678fa90"/>
-    <ds:schemaRef ds:uri="aa9c99c1-69c1-4b58-9df5-4d4796c46f8a"/>
+    <ds:schemaRef ds:uri="http://schemas.microsoft.com/sharepoint/v3/contenttype/forms"/>
   </ds:schemaRefs>
 </ds:datastoreItem>
 </file>